--- a/api/src/backend/api/v1/report_templates/en/executive_report/executive_report-template.docx
+++ b/api/src/backend/api/v1/report_templates/en/executive_report/executive_report-template.docx
@@ -6,9 +6,9 @@
       <w:pPr>
         <w:jc w:val="center"/>
         <w:rPr>
-          <w:rFonts w:asciiTheme="majorHAnsi" w:eastAsia="DengXian" w:hAnsiTheme="majorHAnsi"/>
-          <w:sz w:val="72"/>
-          <w:szCs w:val="72"/>
+          <w:rFonts w:eastAsia="Century" w:ascii="Century" w:hAnsi="Century" w:cs="Century"/>
+          <w:sz w:val="21"/>
+          <w:szCs w:val="21"/>
           <w:lang w:eastAsia="zh-CN"/>
         </w:rPr>
       </w:pPr>
@@ -20,9 +20,9 @@
       <w:pPr>
         <w:jc w:val="center"/>
         <w:rPr>
-          <w:rFonts w:asciiTheme="majorHAnsi" w:eastAsia="DengXian" w:hAnsiTheme="majorHAnsi"/>
-          <w:sz w:val="72"/>
-          <w:szCs w:val="72"/>
+          <w:rFonts w:eastAsia="Century" w:ascii="Century" w:hAnsi="Century" w:cs="Century"/>
+          <w:sz w:val="21"/>
+          <w:szCs w:val="21"/>
           <w:lang w:eastAsia="zh-CN"/>
         </w:rPr>
       </w:pPr>
@@ -31,9 +31,9 @@
       <w:pPr>
         <w:jc w:val="center"/>
         <w:rPr>
-          <w:rFonts w:asciiTheme="majorHAnsi" w:eastAsia="DengXian" w:hAnsiTheme="majorHAnsi"/>
-          <w:sz w:val="72"/>
-          <w:szCs w:val="72"/>
+          <w:rFonts w:eastAsia="Century" w:ascii="Century" w:hAnsi="Century" w:cs="Century"/>
+          <w:sz w:val="21"/>
+          <w:szCs w:val="21"/>
           <w:lang w:eastAsia="zh-CN"/>
         </w:rPr>
       </w:pPr>
@@ -42,35 +42,35 @@
       <w:pPr>
         <w:jc w:val="center"/>
         <w:rPr>
-          <w:rFonts w:asciiTheme="majorHAnsi" w:hAnsiTheme="majorHAnsi"/>
-          <w:sz w:val="72"/>
-          <w:szCs w:val="72"/>
+          <w:rFonts w:ascii="Century" w:hAnsi="Century" w:eastAsia="Century" w:cs="Century"/>
+          <w:sz w:val="28"/>
+          <w:szCs w:val="28"/>
         </w:rPr>
       </w:pPr>
       <w:proofErr w:type="spellStart"/>
       <w:r>
         <w:rPr>
-          <w:rFonts w:asciiTheme="majorHAnsi" w:hAnsiTheme="majorHAnsi"/>
-          <w:sz w:val="72"/>
-          <w:szCs w:val="72"/>
+          <w:rFonts w:ascii="Century" w:hAnsi="Century" w:eastAsia="Century" w:cs="Century"/>
+          <w:sz w:val="28"/>
+          <w:szCs w:val="28"/>
           <w:lang w:eastAsia="zh-CN"/>
         </w:rPr>
         <w:t>Executive</w:t>
       </w:r>
       <w:r>
         <w:rPr>
-          <w:rFonts w:asciiTheme="majorHAnsi" w:eastAsiaTheme="majorEastAsia" w:hAnsiTheme="majorHAnsi" w:cstheme="majorBidi"/>
+          <w:rFonts w:ascii="Century" w:hAnsi="Century" w:eastAsia="Century" w:cs="Century"/>
           <w:color w:val="0F4761" w:themeColor="accent1" w:themeShade="BF"/>
-          <w:sz w:val="72"/>
-          <w:szCs w:val="72"/>
+          <w:sz w:val="28"/>
+          <w:szCs w:val="28"/>
         </w:rPr>
         <w:t>_</w:t>
       </w:r>
       <w:r>
         <w:rPr>
-          <w:rFonts w:asciiTheme="majorHAnsi" w:hAnsiTheme="majorHAnsi"/>
-          <w:sz w:val="72"/>
-          <w:szCs w:val="72"/>
+          <w:rFonts w:ascii="Century" w:hAnsi="Century" w:eastAsia="Century" w:cs="Century"/>
+          <w:sz w:val="28"/>
+          <w:szCs w:val="28"/>
         </w:rPr>
         <w:t>Report</w:t>
       </w:r>
@@ -81,10 +81,12 @@
         <w:pStyle w:val="FirstParagraph"/>
         <w:jc w:val="center"/>
         <w:rPr>
-          <w:rFonts w:eastAsia="DengXian"/>
+          <w:rFonts w:eastAsia="Century" w:ascii="Century" w:hAnsi="Century" w:cs="Century"/>
           <w:b/>
           <w:bCs/>
           <w:lang w:eastAsia="zh-CN"/>
+          <w:sz w:val="21"/>
+          <w:szCs w:val="21"/>
         </w:rPr>
       </w:pPr>
     </w:p>
@@ -93,10 +95,12 @@
         <w:pStyle w:val="FirstParagraph"/>
         <w:jc w:val="center"/>
         <w:rPr>
-          <w:rFonts w:eastAsia="DengXian"/>
+          <w:rFonts w:eastAsia="Century" w:ascii="Century" w:hAnsi="Century" w:cs="Century"/>
           <w:b/>
           <w:bCs/>
           <w:lang w:eastAsia="zh-CN"/>
+          <w:sz w:val="21"/>
+          <w:szCs w:val="21"/>
         </w:rPr>
       </w:pPr>
     </w:p>
@@ -105,11 +109,18 @@
         <w:pStyle w:val="FirstParagraph"/>
         <w:jc w:val="center"/>
         <w:rPr>
-          <w:rFonts w:eastAsia="DengXian"/>
+          <w:rFonts w:eastAsia="Century" w:ascii="Century" w:hAnsi="Century" w:cs="Century"/>
           <w:lang w:eastAsia="zh-CN"/>
+          <w:sz w:val="48"/>
+          <w:szCs w:val="48"/>
         </w:rPr>
       </w:pPr>
       <w:r>
+        <w:rPr>
+          <w:rFonts w:ascii="Century" w:hAnsi="Century" w:eastAsia="Century" w:cs="Century"/>
+          <w:sz w:val="48"/>
+          <w:szCs w:val="48"/>
+        </w:rPr>
         <w:t>Assessment Name: {{assessment_name}}</w:t>
       </w:r>
     </w:p>
@@ -118,11 +129,18 @@
         <w:pStyle w:val="a0"/>
         <w:jc w:val="center"/>
         <w:rPr>
-          <w:rFonts w:eastAsia="DengXian"/>
+          <w:rFonts w:eastAsia="Century" w:ascii="Century" w:hAnsi="Century" w:cs="Century"/>
           <w:lang w:eastAsia="zh-CN"/>
+          <w:sz w:val="28"/>
+          <w:szCs w:val="28"/>
         </w:rPr>
       </w:pPr>
       <w:r>
+        <w:rPr>
+          <w:rFonts w:ascii="Century" w:hAnsi="Century" w:eastAsia="Century" w:cs="Century"/>
+          <w:sz w:val="28"/>
+          <w:szCs w:val="28"/>
+        </w:rPr>
         <w:t>Cloud Provider: {{cloud_provider}}</w:t>
       </w:r>
     </w:p>
@@ -131,11 +149,18 @@
         <w:pStyle w:val="a0"/>
         <w:jc w:val="center"/>
         <w:rPr>
-          <w:rFonts w:eastAsia="DengXian"/>
+          <w:rFonts w:eastAsia="Century" w:ascii="Century" w:hAnsi="Century" w:cs="Century"/>
           <w:lang w:eastAsia="zh-CN"/>
+          <w:sz w:val="28"/>
+          <w:szCs w:val="28"/>
         </w:rPr>
       </w:pPr>
       <w:r>
+        <w:rPr>
+          <w:rFonts w:ascii="Century" w:hAnsi="Century" w:eastAsia="Century" w:cs="Century"/>
+          <w:sz w:val="28"/>
+          <w:szCs w:val="28"/>
+        </w:rPr>
         <w:t>Account ID: {{account_id}}</w:t>
       </w:r>
     </w:p>
@@ -144,25 +169,36 @@
         <w:pStyle w:val="a0"/>
         <w:jc w:val="center"/>
         <w:rPr>
-          <w:rFonts w:eastAsia="DengXian"/>
+          <w:rFonts w:eastAsia="Century" w:ascii="Century" w:hAnsi="Century" w:cs="Century"/>
           <w:lang w:eastAsia="zh-CN"/>
+          <w:sz w:val="24"/>
+          <w:szCs w:val="24"/>
         </w:rPr>
       </w:pPr>
       <w:r>
+        <w:rPr>
+          <w:rFonts w:ascii="Century" w:hAnsi="Century" w:eastAsia="Century" w:cs="Century"/>
+          <w:sz w:val="24"/>
+          <w:szCs w:val="24"/>
+        </w:rPr>
         <w:t>Assessment Date: {{assessment_date}}</w:t>
       </w:r>
     </w:p>
     <w:p>
       <w:pPr>
         <w:rPr>
-          <w:rFonts w:eastAsia="DengXian"/>
+          <w:rFonts w:eastAsia="Century" w:ascii="Century" w:hAnsi="Century" w:cs="Century"/>
           <w:lang w:eastAsia="zh-CN"/>
+          <w:sz w:val="21"/>
+          <w:szCs w:val="21"/>
         </w:rPr>
       </w:pPr>
       <w:r>
         <w:rPr>
-          <w:rFonts w:eastAsia="DengXian"/>
+          <w:rFonts w:eastAsia="Century" w:ascii="Century" w:hAnsi="Century" w:cs="Century"/>
           <w:lang w:eastAsia="zh-CN"/>
+          <w:sz w:val="21"/>
+          <w:szCs w:val="21"/>
         </w:rPr>
         <w:br w:type="page"/>
       </w:r>
@@ -173,13 +209,19 @@
       <w:pPr>
         <w:pStyle w:val="1"/>
         <w:spacing w:before="160" w:after="100" w:line="252" w:lineRule="auto"/>
+        <w:rPr>
+          <w:rFonts w:ascii="Century" w:hAnsi="Century" w:eastAsia="Century" w:cs="Century"/>
+          <w:sz w:val="48"/>
+          <w:szCs w:val="48"/>
+        </w:rPr>
       </w:pPr>
       <w:r>
         <w:rPr>
-          <w:rFonts w:ascii="Arial" w:hAnsi="Arial" w:eastAsia="PingFang SC"/>
+          <w:rFonts w:ascii="Century" w:hAnsi="Century" w:eastAsia="Century" w:cs="Century"/>
           <w:b/>
           <w:color w:val="0F4C5C"/>
-          <w:sz w:val="40"/>
+          <w:sz w:val="48"/>
+          <w:szCs w:val="48"/>
         </w:rPr>
         <w:t>Table of Contents</w:t>
       </w:r>
@@ -191,13 +233,19 @@
         </w:tabs>
         <w:spacing w:after="40"/>
         <w:ind w:left="0"/>
+        <w:rPr>
+          <w:rFonts w:ascii="Century" w:hAnsi="Century" w:eastAsia="Century" w:cs="Century"/>
+          <w:sz w:val="24"/>
+          <w:szCs w:val="24"/>
+        </w:rPr>
       </w:pPr>
       <w:r>
         <w:rPr>
-          <w:rFonts w:ascii="Arial" w:hAnsi="Arial"/>
+          <w:rFonts w:ascii="Century" w:hAnsi="Century" w:eastAsia="Century" w:cs="Century"/>
           <w:b/>
           <w:color w:val="0F4C5C"/>
-          <w:sz w:val="21"/>
+          <w:sz w:val="24"/>
+          <w:szCs w:val="24"/>
         </w:rPr>
         <w:t>1. Executive Summary</w:t>
         <w:tab/>
@@ -211,12 +259,18 @@
         </w:tabs>
         <w:spacing w:after="40"/>
         <w:ind w:left="255"/>
+        <w:rPr>
+          <w:rFonts w:ascii="Century" w:hAnsi="Century" w:eastAsia="Century" w:cs="Century"/>
+          <w:sz w:val="20"/>
+          <w:szCs w:val="20"/>
+        </w:rPr>
       </w:pPr>
       <w:r>
         <w:rPr>
-          <w:rFonts w:ascii="Arial" w:hAnsi="Arial"/>
+          <w:rFonts w:ascii="Century" w:hAnsi="Century" w:eastAsia="Century" w:cs="Century"/>
           <w:b w:val="0"/>
-          <w:sz w:val="19"/>
+          <w:sz w:val="20"/>
+          <w:szCs w:val="20"/>
         </w:rPr>
         <w:t>1.1 Assessment Overview</w:t>
         <w:tab/>
@@ -230,12 +284,18 @@
         </w:tabs>
         <w:spacing w:after="40"/>
         <w:ind w:left="255"/>
+        <w:rPr>
+          <w:rFonts w:ascii="Century" w:hAnsi="Century" w:eastAsia="Century" w:cs="Century"/>
+          <w:sz w:val="20"/>
+          <w:szCs w:val="20"/>
+        </w:rPr>
       </w:pPr>
       <w:r>
         <w:rPr>
-          <w:rFonts w:ascii="Arial" w:hAnsi="Arial"/>
+          <w:rFonts w:ascii="Century" w:hAnsi="Century" w:eastAsia="Century" w:cs="Century"/>
           <w:b w:val="0"/>
-          <w:sz w:val="19"/>
+          <w:sz w:val="20"/>
+          <w:szCs w:val="20"/>
         </w:rPr>
         <w:t>1.2 Risk Summary</w:t>
         <w:tab/>
@@ -249,12 +309,18 @@
         </w:tabs>
         <w:spacing w:after="40"/>
         <w:ind w:left="255"/>
+        <w:rPr>
+          <w:rFonts w:ascii="Century" w:hAnsi="Century" w:eastAsia="Century" w:cs="Century"/>
+          <w:sz w:val="20"/>
+          <w:szCs w:val="20"/>
+        </w:rPr>
       </w:pPr>
       <w:r>
         <w:rPr>
-          <w:rFonts w:ascii="Arial" w:hAnsi="Arial"/>
+          <w:rFonts w:ascii="Century" w:hAnsi="Century" w:eastAsia="Century" w:cs="Century"/>
           <w:b w:val="0"/>
-          <w:sz w:val="19"/>
+          <w:sz w:val="20"/>
+          <w:szCs w:val="20"/>
         </w:rPr>
         <w:t>1.3 Key Findings</w:t>
         <w:tab/>
@@ -268,12 +334,18 @@
         </w:tabs>
         <w:spacing w:after="40"/>
         <w:ind w:left="255"/>
+        <w:rPr>
+          <w:rFonts w:ascii="Century" w:hAnsi="Century" w:eastAsia="Century" w:cs="Century"/>
+          <w:sz w:val="20"/>
+          <w:szCs w:val="20"/>
+        </w:rPr>
       </w:pPr>
       <w:r>
         <w:rPr>
-          <w:rFonts w:ascii="Arial" w:hAnsi="Arial"/>
+          <w:rFonts w:ascii="Century" w:hAnsi="Century" w:eastAsia="Century" w:cs="Century"/>
           <w:b w:val="0"/>
-          <w:sz w:val="19"/>
+          <w:sz w:val="20"/>
+          <w:szCs w:val="20"/>
         </w:rPr>
         <w:t>1.4 Top Risk Categories</w:t>
         <w:tab/>
@@ -287,13 +359,19 @@
         </w:tabs>
         <w:spacing w:after="40"/>
         <w:ind w:left="0"/>
+        <w:rPr>
+          <w:rFonts w:ascii="Century" w:hAnsi="Century" w:eastAsia="Century" w:cs="Century"/>
+          <w:sz w:val="24"/>
+          <w:szCs w:val="24"/>
+        </w:rPr>
       </w:pPr>
       <w:r>
         <w:rPr>
-          <w:rFonts w:ascii="Arial" w:hAnsi="Arial"/>
+          <w:rFonts w:ascii="Century" w:hAnsi="Century" w:eastAsia="Century" w:cs="Century"/>
           <w:b/>
           <w:color w:val="0F4C5C"/>
-          <w:sz w:val="21"/>
+          <w:sz w:val="24"/>
+          <w:szCs w:val="24"/>
         </w:rPr>
         <w:t>2. Asset Overview</w:t>
         <w:tab/>
@@ -307,12 +385,18 @@
         </w:tabs>
         <w:spacing w:after="40"/>
         <w:ind w:left="255"/>
+        <w:rPr>
+          <w:rFonts w:ascii="Century" w:hAnsi="Century" w:eastAsia="Century" w:cs="Century"/>
+          <w:sz w:val="20"/>
+          <w:szCs w:val="20"/>
+        </w:rPr>
       </w:pPr>
       <w:r>
         <w:rPr>
-          <w:rFonts w:ascii="Arial" w:hAnsi="Arial"/>
+          <w:rFonts w:ascii="Century" w:hAnsi="Century" w:eastAsia="Century" w:cs="Century"/>
           <w:b w:val="0"/>
-          <w:sz w:val="19"/>
+          <w:sz w:val="20"/>
+          <w:szCs w:val="20"/>
         </w:rPr>
         <w:t>2.1 Cloud Asset Summary</w:t>
         <w:tab/>
@@ -326,12 +410,18 @@
         </w:tabs>
         <w:spacing w:after="40"/>
         <w:ind w:left="255"/>
+        <w:rPr>
+          <w:rFonts w:ascii="Century" w:hAnsi="Century" w:eastAsia="Century" w:cs="Century"/>
+          <w:sz w:val="20"/>
+          <w:szCs w:val="20"/>
+        </w:rPr>
       </w:pPr>
       <w:r>
         <w:rPr>
-          <w:rFonts w:ascii="Arial" w:hAnsi="Arial"/>
+          <w:rFonts w:ascii="Century" w:hAnsi="Century" w:eastAsia="Century" w:cs="Century"/>
           <w:b w:val="0"/>
-          <w:sz w:val="19"/>
+          <w:sz w:val="20"/>
+          <w:szCs w:val="20"/>
         </w:rPr>
         <w:t>2.2 Resource Distribution by Region</w:t>
         <w:tab/>
@@ -345,13 +435,19 @@
         </w:tabs>
         <w:spacing w:after="40"/>
         <w:ind w:left="0"/>
+        <w:rPr>
+          <w:rFonts w:ascii="Century" w:hAnsi="Century" w:eastAsia="Century" w:cs="Century"/>
+          <w:sz w:val="24"/>
+          <w:szCs w:val="24"/>
+        </w:rPr>
       </w:pPr>
       <w:r>
         <w:rPr>
-          <w:rFonts w:ascii="Arial" w:hAnsi="Arial"/>
+          <w:rFonts w:ascii="Century" w:hAnsi="Century" w:eastAsia="Century" w:cs="Century"/>
           <w:b/>
           <w:color w:val="0F4C5C"/>
-          <w:sz w:val="21"/>
+          <w:sz w:val="24"/>
+          <w:szCs w:val="24"/>
         </w:rPr>
         <w:t>3. Findings Overview</w:t>
         <w:tab/>
@@ -365,12 +461,18 @@
         </w:tabs>
         <w:spacing w:after="40"/>
         <w:ind w:left="255"/>
+        <w:rPr>
+          <w:rFonts w:ascii="Century" w:hAnsi="Century" w:eastAsia="Century" w:cs="Century"/>
+          <w:sz w:val="20"/>
+          <w:szCs w:val="20"/>
+        </w:rPr>
       </w:pPr>
       <w:r>
         <w:rPr>
-          <w:rFonts w:ascii="Arial" w:hAnsi="Arial"/>
+          <w:rFonts w:ascii="Century" w:hAnsi="Century" w:eastAsia="Century" w:cs="Century"/>
           <w:b w:val="0"/>
-          <w:sz w:val="19"/>
+          <w:sz w:val="20"/>
+          <w:szCs w:val="20"/>
         </w:rPr>
         <w:t>3.1 Findings by Service</w:t>
         <w:tab/>
@@ -384,12 +486,18 @@
         </w:tabs>
         <w:spacing w:after="40"/>
         <w:ind w:left="255"/>
+        <w:rPr>
+          <w:rFonts w:ascii="Century" w:hAnsi="Century" w:eastAsia="Century" w:cs="Century"/>
+          <w:sz w:val="20"/>
+          <w:szCs w:val="20"/>
+        </w:rPr>
       </w:pPr>
       <w:r>
         <w:rPr>
-          <w:rFonts w:ascii="Arial" w:hAnsi="Arial"/>
+          <w:rFonts w:ascii="Century" w:hAnsi="Century" w:eastAsia="Century" w:cs="Century"/>
           <w:b w:val="0"/>
-          <w:sz w:val="19"/>
+          <w:sz w:val="20"/>
+          <w:szCs w:val="20"/>
         </w:rPr>
         <w:t>3.2 Findings by Category</w:t>
         <w:tab/>
@@ -403,13 +511,19 @@
         </w:tabs>
         <w:spacing w:after="40"/>
         <w:ind w:left="0"/>
+        <w:rPr>
+          <w:rFonts w:ascii="Century" w:hAnsi="Century" w:eastAsia="Century" w:cs="Century"/>
+          <w:sz w:val="24"/>
+          <w:szCs w:val="24"/>
+        </w:rPr>
       </w:pPr>
       <w:r>
         <w:rPr>
-          <w:rFonts w:ascii="Arial" w:hAnsi="Arial"/>
+          <w:rFonts w:ascii="Century" w:hAnsi="Century" w:eastAsia="Century" w:cs="Century"/>
           <w:b/>
           <w:color w:val="0F4C5C"/>
-          <w:sz w:val="21"/>
+          <w:sz w:val="24"/>
+          <w:szCs w:val="24"/>
         </w:rPr>
         <w:t>4. Remediation Priorities</w:t>
         <w:tab/>
@@ -423,12 +537,18 @@
         </w:tabs>
         <w:spacing w:after="40"/>
         <w:ind w:left="255"/>
+        <w:rPr>
+          <w:rFonts w:ascii="Century" w:hAnsi="Century" w:eastAsia="Century" w:cs="Century"/>
+          <w:sz w:val="20"/>
+          <w:szCs w:val="20"/>
+        </w:rPr>
       </w:pPr>
       <w:r>
         <w:rPr>
-          <w:rFonts w:ascii="Arial" w:hAnsi="Arial"/>
+          <w:rFonts w:ascii="Century" w:hAnsi="Century" w:eastAsia="Century" w:cs="Century"/>
           <w:b w:val="0"/>
-          <w:sz w:val="19"/>
+          <w:sz w:val="20"/>
+          <w:szCs w:val="20"/>
         </w:rPr>
         <w:t>4.1 Priority 1 (Immediate Action Required)</w:t>
         <w:tab/>
@@ -442,12 +562,18 @@
         </w:tabs>
         <w:spacing w:after="40"/>
         <w:ind w:left="255"/>
+        <w:rPr>
+          <w:rFonts w:ascii="Century" w:hAnsi="Century" w:eastAsia="Century" w:cs="Century"/>
+          <w:sz w:val="20"/>
+          <w:szCs w:val="20"/>
+        </w:rPr>
       </w:pPr>
       <w:r>
         <w:rPr>
-          <w:rFonts w:ascii="Arial" w:hAnsi="Arial"/>
+          <w:rFonts w:ascii="Century" w:hAnsi="Century" w:eastAsia="Century" w:cs="Century"/>
           <w:b w:val="0"/>
-          <w:sz w:val="19"/>
+          <w:sz w:val="20"/>
+          <w:szCs w:val="20"/>
         </w:rPr>
         <w:t>4.2 Priority 2 (Remediation Recommended)</w:t>
         <w:tab/>
@@ -461,12 +587,18 @@
         </w:tabs>
         <w:spacing w:after="40"/>
         <w:ind w:left="255"/>
+        <w:rPr>
+          <w:rFonts w:ascii="Century" w:hAnsi="Century" w:eastAsia="Century" w:cs="Century"/>
+          <w:sz w:val="20"/>
+          <w:szCs w:val="20"/>
+        </w:rPr>
       </w:pPr>
       <w:r>
         <w:rPr>
-          <w:rFonts w:ascii="Arial" w:hAnsi="Arial"/>
+          <w:rFonts w:ascii="Century" w:hAnsi="Century" w:eastAsia="Century" w:cs="Century"/>
           <w:b w:val="0"/>
-          <w:sz w:val="19"/>
+          <w:sz w:val="20"/>
+          <w:szCs w:val="20"/>
         </w:rPr>
         <w:t>4.3 Priority 3 (Continuous Improvement)</w:t>
         <w:tab/>
@@ -480,13 +612,19 @@
         </w:tabs>
         <w:spacing w:after="40"/>
         <w:ind w:left="0"/>
+        <w:rPr>
+          <w:rFonts w:ascii="Century" w:hAnsi="Century" w:eastAsia="Century" w:cs="Century"/>
+          <w:sz w:val="24"/>
+          <w:szCs w:val="24"/>
+        </w:rPr>
       </w:pPr>
       <w:r>
         <w:rPr>
-          <w:rFonts w:ascii="Arial" w:hAnsi="Arial"/>
+          <w:rFonts w:ascii="Century" w:hAnsi="Century" w:eastAsia="Century" w:cs="Century"/>
           <w:b/>
           <w:color w:val="0F4C5C"/>
-          <w:sz w:val="21"/>
+          <w:sz w:val="24"/>
+          <w:szCs w:val="24"/>
         </w:rPr>
         <w:t>5. Recommendations</w:t>
         <w:tab/>
@@ -500,13 +638,19 @@
         </w:tabs>
         <w:spacing w:after="40"/>
         <w:ind w:left="0"/>
+        <w:rPr>
+          <w:rFonts w:ascii="Century" w:hAnsi="Century" w:eastAsia="Century" w:cs="Century"/>
+          <w:sz w:val="24"/>
+          <w:szCs w:val="24"/>
+        </w:rPr>
       </w:pPr>
       <w:r>
         <w:rPr>
-          <w:rFonts w:ascii="Arial" w:hAnsi="Arial"/>
+          <w:rFonts w:ascii="Century" w:hAnsi="Century" w:eastAsia="Century" w:cs="Century"/>
           <w:b/>
           <w:color w:val="0F4C5C"/>
-          <w:sz w:val="21"/>
+          <w:sz w:val="24"/>
+          <w:szCs w:val="24"/>
         </w:rPr>
         <w:t>Appendix A. Assessment Methodology</w:t>
         <w:tab/>
@@ -520,13 +664,19 @@
         </w:tabs>
         <w:spacing w:after="40"/>
         <w:ind w:left="0"/>
+        <w:rPr>
+          <w:rFonts w:ascii="Century" w:hAnsi="Century" w:eastAsia="Century" w:cs="Century"/>
+          <w:sz w:val="24"/>
+          <w:szCs w:val="24"/>
+        </w:rPr>
       </w:pPr>
       <w:r>
         <w:rPr>
-          <w:rFonts w:ascii="Arial" w:hAnsi="Arial"/>
+          <w:rFonts w:ascii="Century" w:hAnsi="Century" w:eastAsia="Century" w:cs="Century"/>
           <w:b/>
           <w:color w:val="0F4C5C"/>
-          <w:sz w:val="21"/>
+          <w:sz w:val="24"/>
+          <w:szCs w:val="24"/>
         </w:rPr>
         <w:t>Appendix B. Severity Definitions</w:t>
         <w:tab/>
@@ -540,13 +690,19 @@
         </w:tabs>
         <w:spacing w:after="40"/>
         <w:ind w:left="0"/>
+        <w:rPr>
+          <w:rFonts w:ascii="Century" w:hAnsi="Century" w:eastAsia="Century" w:cs="Century"/>
+          <w:sz w:val="24"/>
+          <w:szCs w:val="24"/>
+        </w:rPr>
       </w:pPr>
       <w:r>
         <w:rPr>
-          <w:rFonts w:ascii="Arial" w:hAnsi="Arial"/>
+          <w:rFonts w:ascii="Century" w:hAnsi="Century" w:eastAsia="Century" w:cs="Century"/>
           <w:b/>
           <w:color w:val="0F4C5C"/>
-          <w:sz w:val="21"/>
+          <w:sz w:val="24"/>
+          <w:szCs w:val="24"/>
         </w:rPr>
         <w:t>Appendix C. Disclaimer</w:t>
         <w:tab/>
@@ -554,7 +710,19 @@
       </w:r>
     </w:p>
     <w:p>
+      <w:pPr>
+        <w:rPr>
+          <w:rFonts w:ascii="Century" w:hAnsi="Century" w:eastAsia="Century" w:cs="Century"/>
+          <w:sz w:val="21"/>
+          <w:szCs w:val="21"/>
+        </w:rPr>
+      </w:pPr>
       <w:r>
+        <w:rPr>
+          <w:rFonts w:ascii="Century" w:hAnsi="Century" w:eastAsia="Century" w:cs="Century"/>
+          <w:sz w:val="21"/>
+          <w:szCs w:val="21"/>
+        </w:rPr>
         <w:br w:type="page"/>
       </w:r>
     </w:p>
@@ -562,16 +730,22 @@
       <w:pPr>
         <w:pStyle w:val="1"/>
         <w:spacing w:before="160" w:after="100" w:line="252" w:lineRule="auto"/>
+        <w:rPr>
+          <w:rFonts w:ascii="Century" w:hAnsi="Century" w:eastAsia="Century" w:cs="Century"/>
+          <w:sz w:val="36"/>
+          <w:szCs w:val="36"/>
+        </w:rPr>
       </w:pPr>
       <w:bookmarkStart w:id="4" w:name="executive-summary"/>
       <w:bookmarkStart w:id="5" w:name="_Toc232007636"/>
       <w:bookmarkEnd w:id="2"/>
       <w:r>
         <w:rPr>
-          <w:rFonts w:ascii="Arial" w:hAnsi="Arial" w:eastAsia="PingFang SC"/>
+          <w:rFonts w:ascii="Century" w:hAnsi="Century" w:eastAsia="Century" w:cs="Century"/>
           <w:b/>
           <w:color w:val="0F4C5C"/>
-          <w:sz w:val="40"/>
+          <w:sz w:val="36"/>
+          <w:szCs w:val="36"/>
         </w:rPr>
         <w:lastRenderedPageBreak/>
         <w:t>1. Executive Summary</w:t>
@@ -582,15 +756,21 @@
       <w:pPr>
         <w:pStyle w:val="2"/>
         <w:spacing w:before="160" w:after="100" w:line="252" w:lineRule="auto"/>
+        <w:rPr>
+          <w:rFonts w:ascii="Century" w:hAnsi="Century" w:eastAsia="Century" w:cs="Century"/>
+          <w:sz w:val="28"/>
+          <w:szCs w:val="28"/>
+        </w:rPr>
       </w:pPr>
       <w:bookmarkStart w:id="6" w:name="assessment-overview"/>
       <w:bookmarkStart w:id="7" w:name="_Toc232007637"/>
       <w:r>
         <w:rPr>
-          <w:rFonts w:ascii="Arial" w:hAnsi="Arial" w:eastAsia="PingFang SC"/>
+          <w:rFonts w:ascii="Century" w:hAnsi="Century" w:eastAsia="Century" w:cs="Century"/>
           <w:b/>
           <w:color w:val="0F4C5C"/>
-          <w:sz w:val="30"/>
+          <w:sz w:val="28"/>
+          <w:szCs w:val="28"/>
         </w:rPr>
         <w:t>1.1 Assessment Overview</w:t>
       </w:r>
@@ -602,13 +782,19 @@
         <w:spacing w:before="120" w:after="120"/>
         <w:ind w:left="0" w:firstLine="0"/>
         <w:jc w:val="center"/>
+        <w:rPr>
+          <w:rFonts w:ascii="Century" w:hAnsi="Century" w:eastAsia="Century" w:cs="Century"/>
+          <w:sz w:val="21"/>
+          <w:szCs w:val="21"/>
+        </w:rPr>
       </w:pPr>
       <w:r>
         <w:rPr>
-          <w:rFonts w:ascii="Arial" w:hAnsi="Arial"/>
+          <w:rFonts w:ascii="Century" w:hAnsi="Century" w:eastAsia="Century" w:cs="Century"/>
           <w:b/>
           <w:bCs/>
           <w:sz w:val="21"/>
+          <w:szCs w:val="21"/>
         </w:rPr>
         <w:t>Table 1-1 Assessment Information</w:t>
       </w:r>
@@ -658,13 +844,19 @@
             <w:pPr>
               <w:pStyle w:val="Compact"/>
               <w:spacing w:before="0" w:after="0" w:line="252" w:lineRule="auto"/>
+              <w:rPr>
+                <w:rFonts w:ascii="Century" w:hAnsi="Century" w:eastAsia="Century" w:cs="Century"/>
+                <w:sz w:val="21"/>
+                <w:szCs w:val="21"/>
+              </w:rPr>
             </w:pPr>
             <w:r>
               <w:rPr>
-                <w:rFonts w:ascii="Arial" w:hAnsi="Arial"/>
+                <w:rFonts w:ascii="Century" w:hAnsi="Century" w:eastAsia="Century" w:cs="Century"/>
                 <w:b/>
                 <w:color w:val="FFFFFF"/>
-                <w:sz w:val="18"/>
+                <w:sz w:val="21"/>
+                <w:szCs w:val="21"/>
               </w:rPr>
               <w:t>Item</w:t>
             </w:r>
@@ -689,13 +881,19 @@
             <w:pPr>
               <w:pStyle w:val="Compact"/>
               <w:spacing w:before="0" w:after="0" w:line="252" w:lineRule="auto"/>
+              <w:rPr>
+                <w:rFonts w:ascii="Century" w:hAnsi="Century" w:eastAsia="Century" w:cs="Century"/>
+                <w:sz w:val="21"/>
+                <w:szCs w:val="21"/>
+              </w:rPr>
             </w:pPr>
             <w:r>
               <w:rPr>
-                <w:rFonts w:ascii="Arial" w:hAnsi="Arial"/>
+                <w:rFonts w:ascii="Century" w:hAnsi="Century" w:eastAsia="Century" w:cs="Century"/>
                 <w:b/>
                 <w:color w:val="FFFFFF"/>
-                <w:sz w:val="18"/>
+                <w:sz w:val="21"/>
+                <w:szCs w:val="21"/>
               </w:rPr>
               <w:t>Value</w:t>
             </w:r>
@@ -718,11 +916,17 @@
             <w:pPr>
               <w:pStyle w:val="Compact"/>
               <w:spacing w:before="0" w:after="0" w:line="252" w:lineRule="auto"/>
+              <w:rPr>
+                <w:rFonts w:ascii="Century" w:hAnsi="Century" w:eastAsia="Century" w:cs="Century"/>
+                <w:sz w:val="21"/>
+                <w:szCs w:val="21"/>
+              </w:rPr>
             </w:pPr>
             <w:r>
               <w:rPr>
-                <w:rFonts w:ascii="Arial" w:hAnsi="Arial"/>
-                <w:sz w:val="18"/>
+                <w:rFonts w:ascii="Century" w:hAnsi="Century" w:eastAsia="Century" w:cs="Century"/>
+                <w:sz w:val="21"/>
+                <w:szCs w:val="21"/>
               </w:rPr>
               <w:t>Assessment Name</w:t>
             </w:r>
@@ -743,11 +947,17 @@
             <w:pPr>
               <w:pStyle w:val="Compact"/>
               <w:spacing w:before="0" w:after="0" w:line="252" w:lineRule="auto"/>
+              <w:rPr>
+                <w:rFonts w:ascii="Century" w:hAnsi="Century" w:eastAsia="Century" w:cs="Century"/>
+                <w:sz w:val="21"/>
+                <w:szCs w:val="21"/>
+              </w:rPr>
             </w:pPr>
             <w:r>
               <w:rPr>
-                <w:rFonts w:ascii="Arial" w:hAnsi="Arial"/>
-                <w:sz w:val="18"/>
+                <w:rFonts w:ascii="Century" w:hAnsi="Century" w:eastAsia="Century" w:cs="Century"/>
+                <w:sz w:val="21"/>
+                <w:szCs w:val="21"/>
               </w:rPr>
               <w:t>Production AWS Security Assessment</w:t>
             </w:r>
@@ -770,11 +980,17 @@
             <w:pPr>
               <w:pStyle w:val="Compact"/>
               <w:spacing w:before="0" w:after="0" w:line="252" w:lineRule="auto"/>
+              <w:rPr>
+                <w:rFonts w:ascii="Century" w:hAnsi="Century" w:eastAsia="Century" w:cs="Century"/>
+                <w:sz w:val="21"/>
+                <w:szCs w:val="21"/>
+              </w:rPr>
             </w:pPr>
             <w:r>
               <w:rPr>
-                <w:rFonts w:ascii="Arial" w:hAnsi="Arial"/>
-                <w:sz w:val="18"/>
+                <w:rFonts w:ascii="Century" w:hAnsi="Century" w:eastAsia="Century" w:cs="Century"/>
+                <w:sz w:val="21"/>
+                <w:szCs w:val="21"/>
               </w:rPr>
               <w:t>Cloud Provider</w:t>
             </w:r>
@@ -795,11 +1011,17 @@
             <w:pPr>
               <w:pStyle w:val="Compact"/>
               <w:spacing w:before="0" w:after="0" w:line="252" w:lineRule="auto"/>
+              <w:rPr>
+                <w:rFonts w:ascii="Century" w:hAnsi="Century" w:eastAsia="Century" w:cs="Century"/>
+                <w:sz w:val="21"/>
+                <w:szCs w:val="21"/>
+              </w:rPr>
             </w:pPr>
             <w:r>
               <w:rPr>
-                <w:rFonts w:ascii="Arial" w:hAnsi="Arial"/>
-                <w:sz w:val="18"/>
+                <w:rFonts w:ascii="Century" w:hAnsi="Century" w:eastAsia="Century" w:cs="Century"/>
+                <w:sz w:val="21"/>
+                <w:szCs w:val="21"/>
               </w:rPr>
               <w:t>AWS</w:t>
             </w:r>
@@ -822,11 +1044,17 @@
             <w:pPr>
               <w:pStyle w:val="Compact"/>
               <w:spacing w:before="0" w:after="0" w:line="252" w:lineRule="auto"/>
+              <w:rPr>
+                <w:rFonts w:ascii="Century" w:hAnsi="Century" w:eastAsia="Century" w:cs="Century"/>
+                <w:sz w:val="21"/>
+                <w:szCs w:val="21"/>
+              </w:rPr>
             </w:pPr>
             <w:r>
               <w:rPr>
-                <w:rFonts w:ascii="Arial" w:hAnsi="Arial"/>
-                <w:sz w:val="18"/>
+                <w:rFonts w:ascii="Century" w:hAnsi="Century" w:eastAsia="Century" w:cs="Century"/>
+                <w:sz w:val="21"/>
+                <w:szCs w:val="21"/>
               </w:rPr>
               <w:t>Account ID</w:t>
             </w:r>
@@ -847,11 +1075,17 @@
             <w:pPr>
               <w:pStyle w:val="Compact"/>
               <w:spacing w:before="0" w:after="0" w:line="252" w:lineRule="auto"/>
+              <w:rPr>
+                <w:rFonts w:ascii="Century" w:hAnsi="Century" w:eastAsia="Century" w:cs="Century"/>
+                <w:sz w:val="21"/>
+                <w:szCs w:val="21"/>
+              </w:rPr>
             </w:pPr>
             <w:r>
               <w:rPr>
-                <w:rFonts w:ascii="Arial" w:hAnsi="Arial"/>
-                <w:sz w:val="18"/>
+                <w:rFonts w:ascii="Century" w:hAnsi="Century" w:eastAsia="Century" w:cs="Century"/>
+                <w:sz w:val="21"/>
+                <w:szCs w:val="21"/>
               </w:rPr>
               <w:t>603620210055</w:t>
             </w:r>
@@ -874,11 +1108,17 @@
             <w:pPr>
               <w:pStyle w:val="Compact"/>
               <w:spacing w:before="0" w:after="0" w:line="252" w:lineRule="auto"/>
+              <w:rPr>
+                <w:rFonts w:ascii="Century" w:hAnsi="Century" w:eastAsia="Century" w:cs="Century"/>
+                <w:sz w:val="21"/>
+                <w:szCs w:val="21"/>
+              </w:rPr>
             </w:pPr>
             <w:r>
               <w:rPr>
-                <w:rFonts w:ascii="Arial" w:hAnsi="Arial"/>
-                <w:sz w:val="18"/>
+                <w:rFonts w:ascii="Century" w:hAnsi="Century" w:eastAsia="Century" w:cs="Century"/>
+                <w:sz w:val="21"/>
+                <w:szCs w:val="21"/>
               </w:rPr>
               <w:t>Assessment Date</w:t>
             </w:r>
@@ -899,11 +1139,17 @@
             <w:pPr>
               <w:pStyle w:val="Compact"/>
               <w:spacing w:before="0" w:after="0" w:line="252" w:lineRule="auto"/>
+              <w:rPr>
+                <w:rFonts w:ascii="Century" w:hAnsi="Century" w:eastAsia="Century" w:cs="Century"/>
+                <w:sz w:val="21"/>
+                <w:szCs w:val="21"/>
+              </w:rPr>
             </w:pPr>
             <w:r>
               <w:rPr>
-                <w:rFonts w:ascii="Arial" w:hAnsi="Arial"/>
-                <w:sz w:val="18"/>
+                <w:rFonts w:ascii="Century" w:hAnsi="Century" w:eastAsia="Century" w:cs="Century"/>
+                <w:sz w:val="21"/>
+                <w:szCs w:val="21"/>
               </w:rPr>
               <w:t>2026-06-10</w:t>
             </w:r>
@@ -926,11 +1172,17 @@
             <w:pPr>
               <w:pStyle w:val="Compact"/>
               <w:spacing w:before="0" w:after="0" w:line="252" w:lineRule="auto"/>
+              <w:rPr>
+                <w:rFonts w:ascii="Century" w:hAnsi="Century" w:eastAsia="Century" w:cs="Century"/>
+                <w:sz w:val="21"/>
+                <w:szCs w:val="21"/>
+              </w:rPr>
             </w:pPr>
             <w:r>
               <w:rPr>
-                <w:rFonts w:ascii="Arial" w:hAnsi="Arial"/>
-                <w:sz w:val="18"/>
+                <w:rFonts w:ascii="Century" w:hAnsi="Century" w:eastAsia="Century" w:cs="Century"/>
+                <w:sz w:val="21"/>
+                <w:szCs w:val="21"/>
               </w:rPr>
               <w:t>Assessment Scope</w:t>
             </w:r>
@@ -951,11 +1203,17 @@
             <w:pPr>
               <w:pStyle w:val="Compact"/>
               <w:spacing w:before="0" w:after="0" w:line="252" w:lineRule="auto"/>
+              <w:rPr>
+                <w:rFonts w:ascii="Century" w:hAnsi="Century" w:eastAsia="Century" w:cs="Century"/>
+                <w:sz w:val="21"/>
+                <w:szCs w:val="21"/>
+              </w:rPr>
             </w:pPr>
             <w:r>
               <w:rPr>
-                <w:rFonts w:ascii="Arial" w:hAnsi="Arial"/>
-                <w:sz w:val="18"/>
+                <w:rFonts w:ascii="Century" w:hAnsi="Century" w:eastAsia="Century" w:cs="Century"/>
+                <w:sz w:val="21"/>
+                <w:szCs w:val="21"/>
               </w:rPr>
               <w:t>AWS Production Environment</w:t>
             </w:r>
@@ -963,18 +1221,32 @@
         </w:tc>
       </w:tr>
     </w:tbl>
-    <w:p/>
+    <w:p>
+      <w:pPr>
+        <w:rPr>
+          <w:rFonts w:ascii="Century" w:hAnsi="Century" w:eastAsia="Century" w:cs="Century"/>
+          <w:sz w:val="21"/>
+          <w:szCs w:val="21"/>
+        </w:rPr>
+      </w:pPr>
+    </w:p>
     <w:p>
       <w:pPr>
         <w:pStyle w:val="2"/>
         <w:spacing w:before="160" w:after="100" w:line="252" w:lineRule="auto"/>
+        <w:rPr>
+          <w:rFonts w:ascii="Century" w:hAnsi="Century" w:eastAsia="Century" w:cs="Century"/>
+          <w:sz w:val="28"/>
+          <w:szCs w:val="28"/>
+        </w:rPr>
       </w:pPr>
       <w:r>
         <w:rPr>
-          <w:rFonts w:ascii="Arial" w:hAnsi="Arial" w:eastAsia="PingFang SC"/>
+          <w:rFonts w:ascii="Century" w:hAnsi="Century" w:eastAsia="Century" w:cs="Century"/>
           <w:b/>
           <w:color w:val="0F4C5C"/>
-          <w:sz w:val="30"/>
+          <w:sz w:val="28"/>
+          <w:szCs w:val="28"/>
         </w:rPr>
         <w:t>1.2 Risk Summary</w:t>
       </w:r>
@@ -985,12 +1257,18 @@
         <w:spacing w:before="120" w:after="120"/>
         <w:ind w:left="0" w:firstLine="0"/>
         <w:jc w:val="center"/>
+        <w:rPr>
+          <w:rFonts w:ascii="Century" w:hAnsi="Century" w:eastAsia="Century" w:cs="Century"/>
+          <w:sz w:val="21"/>
+          <w:szCs w:val="21"/>
+        </w:rPr>
       </w:pPr>
       <w:r>
         <w:rPr>
-          <w:rFonts w:ascii="Arial" w:hAnsi="Arial"/>
+          <w:rFonts w:ascii="Century" w:hAnsi="Century" w:eastAsia="Century" w:cs="Century"/>
           <w:b/>
           <w:sz w:val="21"/>
+          <w:szCs w:val="21"/>
         </w:rPr>
         <w:t>Table 1-2 Findings Summary</w:t>
       </w:r>
@@ -1035,13 +1313,19 @@
             <w:pPr>
               <w:pStyle w:val="Compact"/>
               <w:spacing w:before="0" w:after="0" w:line="252" w:lineRule="auto"/>
+              <w:rPr>
+                <w:rFonts w:ascii="Century" w:hAnsi="Century" w:eastAsia="Century" w:cs="Century"/>
+                <w:sz w:val="21"/>
+                <w:szCs w:val="21"/>
+              </w:rPr>
             </w:pPr>
             <w:r>
               <w:rPr>
-                <w:rFonts w:ascii="Arial" w:hAnsi="Arial"/>
+                <w:rFonts w:ascii="Century" w:hAnsi="Century" w:eastAsia="Century" w:cs="Century"/>
                 <w:b/>
                 <w:color w:val="FFFFFF"/>
-                <w:sz w:val="18"/>
+                <w:sz w:val="21"/>
+                <w:szCs w:val="21"/>
               </w:rPr>
               <w:t>Severity</w:t>
             </w:r>
@@ -1069,13 +1353,19 @@
             <w:pPr>
               <w:pStyle w:val="Compact"/>
               <w:spacing w:before="0" w:after="0" w:line="252" w:lineRule="auto"/>
+              <w:rPr>
+                <w:rFonts w:ascii="Century" w:hAnsi="Century" w:eastAsia="Century" w:cs="Century"/>
+                <w:sz w:val="21"/>
+                <w:szCs w:val="21"/>
+              </w:rPr>
             </w:pPr>
             <w:r>
               <w:rPr>
-                <w:rFonts w:ascii="Arial" w:hAnsi="Arial"/>
+                <w:rFonts w:ascii="Century" w:hAnsi="Century" w:eastAsia="Century" w:cs="Century"/>
                 <w:b/>
                 <w:color w:val="FFFFFF"/>
-                <w:sz w:val="18"/>
+                <w:sz w:val="21"/>
+                <w:szCs w:val="21"/>
               </w:rPr>
               <w:t>Count</w:t>
             </w:r>
@@ -1104,13 +1394,19 @@
             <w:pPr>
               <w:pStyle w:val="Compact"/>
               <w:spacing w:before="0" w:after="0" w:line="252" w:lineRule="auto"/>
+              <w:rPr>
+                <w:rFonts w:ascii="Century" w:hAnsi="Century" w:eastAsia="Century" w:cs="Century"/>
+                <w:sz w:val="21"/>
+                <w:szCs w:val="21"/>
+              </w:rPr>
             </w:pPr>
             <w:r>
               <w:rPr>
-                <w:rFonts w:ascii="Arial" w:hAnsi="Arial"/>
+                <w:rFonts w:ascii="Century" w:hAnsi="Century" w:eastAsia="Century" w:cs="Century"/>
                 <w:b/>
                 <w:color w:val="990000"/>
-                <w:sz w:val="18"/>
+                <w:sz w:val="21"/>
+                <w:szCs w:val="21"/>
               </w:rPr>
               <w:t>Critical</w:t>
             </w:r>
@@ -1138,15 +1434,18 @@
               <w:pStyle w:val="Compact"/>
               <w:spacing w:before="0" w:after="0" w:line="252" w:lineRule="auto"/>
               <w:rPr>
-                <w:rFonts w:eastAsia="DengXian"/>
+                <w:rFonts w:eastAsia="Century" w:ascii="Century" w:hAnsi="Century" w:cs="Century"/>
                 <w:lang w:eastAsia="zh-CN"/>
+                <w:sz w:val="21"/>
+                <w:szCs w:val="21"/>
               </w:rPr>
             </w:pPr>
             <w:r>
               <w:rPr>
-                <w:rFonts w:eastAsia="DengXian" w:hint="eastAsia" w:ascii="Arial" w:hAnsi="Arial"/>
-                <w:sz w:val="18"/>
+                <w:rFonts w:eastAsia="Century" w:hint="eastAsia" w:ascii="Century" w:hAnsi="Century" w:cs="Century"/>
+                <w:sz w:val="21"/>
                 <w:lang w:eastAsia="zh-CN"/>
+                <w:szCs w:val="21"/>
               </w:rPr>
               <w:t>0</w:t>
             </w:r>
@@ -1175,13 +1474,19 @@
             <w:pPr>
               <w:pStyle w:val="Compact"/>
               <w:spacing w:before="0" w:after="0" w:line="252" w:lineRule="auto"/>
+              <w:rPr>
+                <w:rFonts w:ascii="Century" w:hAnsi="Century" w:eastAsia="Century" w:cs="Century"/>
+                <w:sz w:val="21"/>
+                <w:szCs w:val="21"/>
+              </w:rPr>
             </w:pPr>
             <w:r>
               <w:rPr>
-                <w:rFonts w:ascii="Arial" w:hAnsi="Arial"/>
+                <w:rFonts w:ascii="Century" w:hAnsi="Century" w:eastAsia="Century" w:cs="Century"/>
                 <w:b/>
                 <w:color w:val="C65911"/>
-                <w:sz w:val="18"/>
+                <w:sz w:val="21"/>
+                <w:szCs w:val="21"/>
               </w:rPr>
               <w:t>High</w:t>
             </w:r>
@@ -1209,15 +1514,18 @@
               <w:pStyle w:val="Compact"/>
               <w:spacing w:before="0" w:after="0" w:line="252" w:lineRule="auto"/>
               <w:rPr>
-                <w:rFonts w:eastAsia="DengXian"/>
+                <w:rFonts w:eastAsia="Century" w:ascii="Century" w:hAnsi="Century" w:cs="Century"/>
                 <w:lang w:eastAsia="zh-CN"/>
+                <w:sz w:val="21"/>
+                <w:szCs w:val="21"/>
               </w:rPr>
             </w:pPr>
             <w:r>
               <w:rPr>
-                <w:rFonts w:eastAsia="DengXian" w:hint="eastAsia" w:ascii="Arial" w:hAnsi="Arial"/>
-                <w:sz w:val="18"/>
+                <w:rFonts w:eastAsia="Century" w:hint="eastAsia" w:ascii="Century" w:hAnsi="Century" w:cs="Century"/>
+                <w:sz w:val="21"/>
                 <w:lang w:eastAsia="zh-CN"/>
+                <w:szCs w:val="21"/>
               </w:rPr>
               <w:t>2</w:t>
             </w:r>
@@ -1246,13 +1554,19 @@
             <w:pPr>
               <w:pStyle w:val="Compact"/>
               <w:spacing w:before="0" w:after="0" w:line="252" w:lineRule="auto"/>
+              <w:rPr>
+                <w:rFonts w:ascii="Century" w:hAnsi="Century" w:eastAsia="Century" w:cs="Century"/>
+                <w:sz w:val="21"/>
+                <w:szCs w:val="21"/>
+              </w:rPr>
             </w:pPr>
             <w:r>
               <w:rPr>
-                <w:rFonts w:ascii="Arial" w:hAnsi="Arial"/>
+                <w:rFonts w:ascii="Century" w:hAnsi="Century" w:eastAsia="Century" w:cs="Century"/>
                 <w:b/>
                 <w:color w:val="9C6500"/>
-                <w:sz w:val="18"/>
+                <w:sz w:val="21"/>
+                <w:szCs w:val="21"/>
               </w:rPr>
               <w:t>Medium</w:t>
             </w:r>
@@ -1280,15 +1594,18 @@
               <w:pStyle w:val="Compact"/>
               <w:spacing w:before="0" w:after="0" w:line="252" w:lineRule="auto"/>
               <w:rPr>
-                <w:rFonts w:eastAsia="DengXian"/>
+                <w:rFonts w:eastAsia="Century" w:ascii="Century" w:hAnsi="Century" w:cs="Century"/>
                 <w:lang w:eastAsia="zh-CN"/>
+                <w:sz w:val="21"/>
+                <w:szCs w:val="21"/>
               </w:rPr>
             </w:pPr>
             <w:r>
               <w:rPr>
-                <w:rFonts w:eastAsia="DengXian" w:hint="eastAsia" w:ascii="Arial" w:hAnsi="Arial"/>
-                <w:sz w:val="18"/>
+                <w:rFonts w:eastAsia="Century" w:hint="eastAsia" w:ascii="Century" w:hAnsi="Century" w:cs="Century"/>
+                <w:sz w:val="21"/>
                 <w:lang w:eastAsia="zh-CN"/>
+                <w:szCs w:val="21"/>
               </w:rPr>
               <w:t>0</w:t>
             </w:r>
@@ -1317,13 +1634,19 @@
             <w:pPr>
               <w:pStyle w:val="Compact"/>
               <w:spacing w:before="0" w:after="0" w:line="252" w:lineRule="auto"/>
+              <w:rPr>
+                <w:rFonts w:ascii="Century" w:hAnsi="Century" w:eastAsia="Century" w:cs="Century"/>
+                <w:sz w:val="21"/>
+                <w:szCs w:val="21"/>
+              </w:rPr>
             </w:pPr>
             <w:r>
               <w:rPr>
-                <w:rFonts w:ascii="Arial" w:hAnsi="Arial"/>
+                <w:rFonts w:ascii="Century" w:hAnsi="Century" w:eastAsia="Century" w:cs="Century"/>
                 <w:b/>
                 <w:color w:val="375E1D"/>
-                <w:sz w:val="18"/>
+                <w:sz w:val="21"/>
+                <w:szCs w:val="21"/>
               </w:rPr>
               <w:t>Low</w:t>
             </w:r>
@@ -1351,15 +1674,18 @@
               <w:pStyle w:val="Compact"/>
               <w:spacing w:before="0" w:after="0" w:line="252" w:lineRule="auto"/>
               <w:rPr>
-                <w:rFonts w:eastAsia="DengXian"/>
+                <w:rFonts w:eastAsia="Century" w:ascii="Century" w:hAnsi="Century" w:cs="Century"/>
                 <w:lang w:eastAsia="zh-CN"/>
+                <w:sz w:val="21"/>
+                <w:szCs w:val="21"/>
               </w:rPr>
             </w:pPr>
             <w:r>
               <w:rPr>
-                <w:rFonts w:eastAsia="DengXian" w:hint="eastAsia" w:ascii="Arial" w:hAnsi="Arial"/>
-                <w:sz w:val="18"/>
+                <w:rFonts w:eastAsia="Century" w:hint="eastAsia" w:ascii="Century" w:hAnsi="Century" w:cs="Century"/>
+                <w:sz w:val="21"/>
                 <w:lang w:eastAsia="zh-CN"/>
+                <w:szCs w:val="21"/>
               </w:rPr>
               <w:t>0</w:t>
             </w:r>
@@ -1388,13 +1714,19 @@
             <w:pPr>
               <w:pStyle w:val="Compact"/>
               <w:spacing w:before="0" w:after="0" w:line="252" w:lineRule="auto"/>
+              <w:rPr>
+                <w:rFonts w:ascii="Century" w:hAnsi="Century" w:eastAsia="Century" w:cs="Century"/>
+                <w:sz w:val="21"/>
+                <w:szCs w:val="21"/>
+              </w:rPr>
             </w:pPr>
             <w:r>
               <w:rPr>
-                <w:rFonts w:ascii="Arial" w:hAnsi="Arial"/>
+                <w:rFonts w:ascii="Century" w:hAnsi="Century" w:eastAsia="Century" w:cs="Century"/>
                 <w:b/>
                 <w:color w:val="1F4E79"/>
-                <w:sz w:val="18"/>
+                <w:sz w:val="21"/>
+                <w:szCs w:val="21"/>
               </w:rPr>
               <w:t>Informational</w:t>
             </w:r>
@@ -1422,15 +1754,18 @@
               <w:pStyle w:val="Compact"/>
               <w:spacing w:before="0" w:after="0" w:line="252" w:lineRule="auto"/>
               <w:rPr>
-                <w:rFonts w:eastAsia="DengXian"/>
+                <w:rFonts w:eastAsia="Century" w:ascii="Century" w:hAnsi="Century" w:cs="Century"/>
                 <w:lang w:eastAsia="zh-CN"/>
+                <w:sz w:val="21"/>
+                <w:szCs w:val="21"/>
               </w:rPr>
             </w:pPr>
             <w:r>
               <w:rPr>
-                <w:rFonts w:eastAsia="DengXian" w:hint="eastAsia" w:ascii="Arial" w:hAnsi="Arial"/>
-                <w:sz w:val="18"/>
+                <w:rFonts w:eastAsia="Century" w:hint="eastAsia" w:ascii="Century" w:hAnsi="Century" w:cs="Century"/>
+                <w:sz w:val="21"/>
                 <w:lang w:eastAsia="zh-CN"/>
+                <w:szCs w:val="21"/>
               </w:rPr>
               <w:t>0</w:t>
             </w:r>
@@ -1444,12 +1779,18 @@
         <w:spacing w:before="120" w:after="120"/>
         <w:ind w:left="0" w:firstLine="0"/>
         <w:jc w:val="center"/>
+        <w:rPr>
+          <w:rFonts w:ascii="Century" w:hAnsi="Century" w:eastAsia="Century" w:cs="Century"/>
+          <w:sz w:val="21"/>
+          <w:szCs w:val="21"/>
+        </w:rPr>
       </w:pPr>
       <w:r>
         <w:rPr>
-          <w:rFonts w:ascii="Arial" w:hAnsi="Arial"/>
+          <w:rFonts w:ascii="Century" w:hAnsi="Century" w:eastAsia="Century" w:cs="Century"/>
           <w:b/>
           <w:sz w:val="21"/>
+          <w:szCs w:val="21"/>
         </w:rPr>
         <w:t>Figure 1-1 Risk Distribution</w:t>
       </w:r>
@@ -1457,10 +1798,18 @@
     <w:p>
       <w:pPr>
         <w:jc w:val="center"/>
+        <w:rPr>
+          <w:rFonts w:ascii="Century" w:hAnsi="Century" w:eastAsia="Century" w:cs="Century"/>
+          <w:sz w:val="21"/>
+          <w:szCs w:val="21"/>
+        </w:rPr>
       </w:pPr>
       <w:r>
         <w:rPr>
+          <w:rFonts w:ascii="Century" w:hAnsi="Century" w:eastAsia="Century" w:cs="Century"/>
           <w:noProof/>
+          <w:sz w:val="21"/>
+          <w:szCs w:val="21"/>
         </w:rPr>
         <w:drawing>
           <wp:inline distT="0" distB="0" distL="0" distR="0" wp14:anchorId="46922FFF" wp14:editId="1F882A65">
@@ -1481,13 +1830,19 @@
       <w:pPr>
         <w:pStyle w:val="2"/>
         <w:spacing w:before="160" w:after="100" w:line="252" w:lineRule="auto"/>
+        <w:rPr>
+          <w:rFonts w:ascii="Century" w:hAnsi="Century" w:eastAsia="Century" w:cs="Century"/>
+          <w:sz w:val="28"/>
+          <w:szCs w:val="28"/>
+        </w:rPr>
       </w:pPr>
       <w:r>
         <w:rPr>
-          <w:rFonts w:ascii="Arial" w:hAnsi="Arial" w:eastAsia="PingFang SC"/>
+          <w:rFonts w:ascii="Century" w:hAnsi="Century" w:eastAsia="Century" w:cs="Century"/>
           <w:b/>
           <w:color w:val="0F4C5C"/>
-          <w:sz w:val="30"/>
+          <w:sz w:val="28"/>
+          <w:szCs w:val="28"/>
         </w:rPr>
         <w:t>1.3 Key Findings</w:t>
       </w:r>
@@ -1496,13 +1851,19 @@
       <w:pPr>
         <w:pStyle w:val="3"/>
         <w:spacing w:before="160" w:after="100" w:line="252" w:lineRule="auto"/>
+        <w:rPr>
+          <w:rFonts w:ascii="Century" w:hAnsi="Century" w:eastAsia="Century" w:cs="Century"/>
+          <w:sz w:val="24"/>
+          <w:szCs w:val="24"/>
+        </w:rPr>
       </w:pPr>
       <w:r>
         <w:rPr>
-          <w:rFonts w:ascii="Arial" w:hAnsi="Arial" w:eastAsia="PingFang SC"/>
+          <w:rFonts w:ascii="Century" w:hAnsi="Century" w:eastAsia="Century" w:cs="Century"/>
           <w:b/>
           <w:color w:val="0F4C5C"/>
           <w:sz w:val="24"/>
+          <w:szCs w:val="24"/>
         </w:rPr>
         <w:t>1.3.1 Critical Risks</w:t>
       </w:r>
@@ -1513,12 +1874,18 @@
         <w:spacing w:before="120" w:after="120"/>
         <w:ind w:left="0" w:firstLine="0"/>
         <w:jc w:val="center"/>
+        <w:rPr>
+          <w:rFonts w:ascii="Century" w:hAnsi="Century" w:eastAsia="Century" w:cs="Century"/>
+          <w:sz w:val="21"/>
+          <w:szCs w:val="21"/>
+        </w:rPr>
       </w:pPr>
       <w:r>
         <w:rPr>
-          <w:rFonts w:ascii="Arial" w:hAnsi="Arial"/>
+          <w:rFonts w:ascii="Century" w:hAnsi="Century" w:eastAsia="Century" w:cs="Century"/>
           <w:b/>
           <w:sz w:val="21"/>
+          <w:szCs w:val="21"/>
         </w:rPr>
         <w:t>Table 1-3 Critical Findings</w:t>
       </w:r>
@@ -1569,13 +1936,19 @@
             <w:pPr>
               <w:pStyle w:val="Compact"/>
               <w:spacing w:before="0" w:after="0" w:line="252" w:lineRule="auto"/>
+              <w:rPr>
+                <w:rFonts w:ascii="Century" w:hAnsi="Century" w:eastAsia="Century" w:cs="Century"/>
+                <w:sz w:val="21"/>
+                <w:szCs w:val="21"/>
+              </w:rPr>
             </w:pPr>
             <w:r>
               <w:rPr>
-                <w:rFonts w:ascii="Arial" w:hAnsi="Arial"/>
+                <w:rFonts w:ascii="Century" w:hAnsi="Century" w:eastAsia="Century" w:cs="Century"/>
                 <w:b/>
                 <w:color w:val="FFFFFF"/>
-                <w:sz w:val="18"/>
+                <w:sz w:val="21"/>
+                <w:szCs w:val="21"/>
               </w:rPr>
               <w:t>Finding</w:t>
             </w:r>
@@ -1600,13 +1973,19 @@
             <w:pPr>
               <w:pStyle w:val="Compact"/>
               <w:spacing w:before="0" w:after="0" w:line="252" w:lineRule="auto"/>
+              <w:rPr>
+                <w:rFonts w:ascii="Century" w:hAnsi="Century" w:eastAsia="Century" w:cs="Century"/>
+                <w:sz w:val="21"/>
+                <w:szCs w:val="21"/>
+              </w:rPr>
             </w:pPr>
             <w:r>
               <w:rPr>
-                <w:rFonts w:ascii="Arial" w:hAnsi="Arial"/>
+                <w:rFonts w:ascii="Century" w:hAnsi="Century" w:eastAsia="Century" w:cs="Century"/>
                 <w:b/>
                 <w:color w:val="FFFFFF"/>
-                <w:sz w:val="18"/>
+                <w:sz w:val="21"/>
+                <w:szCs w:val="21"/>
               </w:rPr>
               <w:t>Affected Assets</w:t>
             </w:r>
@@ -1631,13 +2010,19 @@
             <w:pPr>
               <w:pStyle w:val="Compact"/>
               <w:spacing w:before="0" w:after="0" w:line="252" w:lineRule="auto"/>
+              <w:rPr>
+                <w:rFonts w:ascii="Century" w:hAnsi="Century" w:eastAsia="Century" w:cs="Century"/>
+                <w:sz w:val="21"/>
+                <w:szCs w:val="21"/>
+              </w:rPr>
             </w:pPr>
             <w:r>
               <w:rPr>
-                <w:rFonts w:ascii="Arial" w:hAnsi="Arial"/>
+                <w:rFonts w:ascii="Century" w:hAnsi="Century" w:eastAsia="Century" w:cs="Century"/>
                 <w:b/>
                 <w:color w:val="FFFFFF"/>
-                <w:sz w:val="18"/>
+                <w:sz w:val="21"/>
+                <w:szCs w:val="21"/>
               </w:rPr>
               <w:t>Business Impact</w:t>
             </w:r>
@@ -1661,8 +2046,10 @@
               <w:pStyle w:val="Compact"/>
               <w:spacing w:before="0" w:after="0" w:line="252" w:lineRule="auto"/>
               <w:rPr>
-                <w:rFonts w:eastAsia="DengXian"/>
+                <w:rFonts w:eastAsia="Century" w:ascii="Century" w:hAnsi="Century" w:cs="Century"/>
                 <w:lang w:eastAsia="zh-CN"/>
+                <w:sz w:val="21"/>
+                <w:szCs w:val="21"/>
               </w:rPr>
             </w:pPr>
           </w:p>
@@ -1683,8 +2070,10 @@
               <w:pStyle w:val="Compact"/>
               <w:spacing w:before="0" w:after="0" w:line="252" w:lineRule="auto"/>
               <w:rPr>
-                <w:rFonts w:eastAsia="DengXian"/>
+                <w:rFonts w:eastAsia="Century" w:ascii="Century" w:hAnsi="Century" w:cs="Century"/>
                 <w:lang w:eastAsia="zh-CN"/>
+                <w:sz w:val="21"/>
+                <w:szCs w:val="21"/>
               </w:rPr>
             </w:pPr>
           </w:p>
@@ -1705,26 +2094,42 @@
               <w:pStyle w:val="Compact"/>
               <w:spacing w:before="0" w:after="0" w:line="252" w:lineRule="auto"/>
               <w:rPr>
-                <w:rFonts w:eastAsia="DengXian"/>
+                <w:rFonts w:eastAsia="Century" w:ascii="Century" w:hAnsi="Century" w:cs="Century"/>
                 <w:lang w:eastAsia="zh-CN"/>
+                <w:sz w:val="21"/>
+                <w:szCs w:val="21"/>
               </w:rPr>
             </w:pPr>
           </w:p>
         </w:tc>
       </w:tr>
     </w:tbl>
-    <w:p/>
+    <w:p>
+      <w:pPr>
+        <w:rPr>
+          <w:rFonts w:ascii="Century" w:hAnsi="Century" w:eastAsia="Century" w:cs="Century"/>
+          <w:sz w:val="21"/>
+          <w:szCs w:val="21"/>
+        </w:rPr>
+      </w:pPr>
+    </w:p>
     <w:p>
       <w:pPr>
         <w:pStyle w:val="3"/>
         <w:spacing w:before="160" w:after="100" w:line="252" w:lineRule="auto"/>
+        <w:rPr>
+          <w:rFonts w:ascii="Century" w:hAnsi="Century" w:eastAsia="Century" w:cs="Century"/>
+          <w:sz w:val="24"/>
+          <w:szCs w:val="24"/>
+        </w:rPr>
       </w:pPr>
       <w:r>
         <w:rPr>
-          <w:rFonts w:ascii="Arial" w:hAnsi="Arial" w:eastAsia="PingFang SC"/>
+          <w:rFonts w:ascii="Century" w:hAnsi="Century" w:eastAsia="Century" w:cs="Century"/>
           <w:b/>
           <w:color w:val="0F4C5C"/>
           <w:sz w:val="24"/>
+          <w:szCs w:val="24"/>
         </w:rPr>
         <w:t>1.3.2 High Risks</w:t>
       </w:r>
@@ -1735,12 +2140,18 @@
         <w:spacing w:before="120" w:after="120"/>
         <w:ind w:left="0" w:firstLine="0"/>
         <w:jc w:val="center"/>
+        <w:rPr>
+          <w:rFonts w:ascii="Century" w:hAnsi="Century" w:eastAsia="Century" w:cs="Century"/>
+          <w:sz w:val="21"/>
+          <w:szCs w:val="21"/>
+        </w:rPr>
       </w:pPr>
       <w:r>
         <w:rPr>
-          <w:rFonts w:ascii="Arial" w:hAnsi="Arial"/>
+          <w:rFonts w:ascii="Century" w:hAnsi="Century" w:eastAsia="Century" w:cs="Century"/>
           <w:b/>
           <w:sz w:val="21"/>
+          <w:szCs w:val="21"/>
         </w:rPr>
         <w:t>Table 1-4 High Findings</w:t>
       </w:r>
@@ -1791,13 +2202,19 @@
             <w:pPr>
               <w:pStyle w:val="Compact"/>
               <w:spacing w:before="0" w:after="0" w:line="252" w:lineRule="auto"/>
+              <w:rPr>
+                <w:rFonts w:ascii="Century" w:hAnsi="Century" w:eastAsia="Century" w:cs="Century"/>
+                <w:sz w:val="21"/>
+                <w:szCs w:val="21"/>
+              </w:rPr>
             </w:pPr>
             <w:r>
               <w:rPr>
-                <w:rFonts w:ascii="Arial" w:hAnsi="Arial"/>
+                <w:rFonts w:ascii="Century" w:hAnsi="Century" w:eastAsia="Century" w:cs="Century"/>
                 <w:b/>
                 <w:color w:val="FFFFFF"/>
-                <w:sz w:val="18"/>
+                <w:sz w:val="21"/>
+                <w:szCs w:val="21"/>
               </w:rPr>
               <w:t>Finding</w:t>
             </w:r>
@@ -1822,13 +2239,19 @@
             <w:pPr>
               <w:pStyle w:val="Compact"/>
               <w:spacing w:before="0" w:after="0" w:line="252" w:lineRule="auto"/>
+              <w:rPr>
+                <w:rFonts w:ascii="Century" w:hAnsi="Century" w:eastAsia="Century" w:cs="Century"/>
+                <w:sz w:val="21"/>
+                <w:szCs w:val="21"/>
+              </w:rPr>
             </w:pPr>
             <w:r>
               <w:rPr>
-                <w:rFonts w:ascii="Arial" w:hAnsi="Arial"/>
+                <w:rFonts w:ascii="Century" w:hAnsi="Century" w:eastAsia="Century" w:cs="Century"/>
                 <w:b/>
                 <w:color w:val="FFFFFF"/>
-                <w:sz w:val="18"/>
+                <w:sz w:val="21"/>
+                <w:szCs w:val="21"/>
               </w:rPr>
               <w:t>Affected Assets</w:t>
             </w:r>
@@ -1853,13 +2276,19 @@
             <w:pPr>
               <w:pStyle w:val="Compact"/>
               <w:spacing w:before="0" w:after="0" w:line="252" w:lineRule="auto"/>
+              <w:rPr>
+                <w:rFonts w:ascii="Century" w:hAnsi="Century" w:eastAsia="Century" w:cs="Century"/>
+                <w:sz w:val="21"/>
+                <w:szCs w:val="21"/>
+              </w:rPr>
             </w:pPr>
             <w:r>
               <w:rPr>
-                <w:rFonts w:ascii="Arial" w:hAnsi="Arial"/>
+                <w:rFonts w:ascii="Century" w:hAnsi="Century" w:eastAsia="Century" w:cs="Century"/>
                 <w:b/>
                 <w:color w:val="FFFFFF"/>
-                <w:sz w:val="18"/>
+                <w:sz w:val="21"/>
+                <w:szCs w:val="21"/>
               </w:rPr>
               <w:t>Business Impact</w:t>
             </w:r>
@@ -1882,11 +2311,17 @@
             <w:pPr>
               <w:pStyle w:val="Compact"/>
               <w:spacing w:before="0" w:after="0" w:line="252" w:lineRule="auto"/>
+              <w:rPr>
+                <w:rFonts w:ascii="Century" w:hAnsi="Century" w:eastAsia="Century" w:cs="Century"/>
+                <w:sz w:val="21"/>
+                <w:szCs w:val="21"/>
+              </w:rPr>
             </w:pPr>
             <w:r>
               <w:rPr>
-                <w:rFonts w:ascii="Arial" w:hAnsi="Arial"/>
-                <w:sz w:val="18"/>
+                <w:rFonts w:ascii="Century" w:hAnsi="Century" w:eastAsia="Century" w:cs="Century"/>
+                <w:sz w:val="21"/>
+                <w:szCs w:val="21"/>
               </w:rPr>
               <w:t>CloudTrail Multi-Region Logging Disabled</w:t>
             </w:r>
@@ -1907,11 +2342,17 @@
             <w:pPr>
               <w:pStyle w:val="Compact"/>
               <w:spacing w:before="0" w:after="0" w:line="252" w:lineRule="auto"/>
+              <w:rPr>
+                <w:rFonts w:ascii="Century" w:hAnsi="Century" w:eastAsia="Century" w:cs="Century"/>
+                <w:sz w:val="21"/>
+                <w:szCs w:val="21"/>
+              </w:rPr>
             </w:pPr>
             <w:r>
               <w:rPr>
-                <w:rFonts w:ascii="Arial" w:hAnsi="Arial"/>
-                <w:sz w:val="18"/>
+                <w:rFonts w:ascii="Century" w:hAnsi="Century" w:eastAsia="Century" w:cs="Century"/>
+                <w:sz w:val="21"/>
+                <w:szCs w:val="21"/>
               </w:rPr>
               <w:t>AWS Account</w:t>
             </w:r>
@@ -1932,11 +2373,17 @@
             <w:pPr>
               <w:pStyle w:val="Compact"/>
               <w:spacing w:before="0" w:after="0" w:line="252" w:lineRule="auto"/>
+              <w:rPr>
+                <w:rFonts w:ascii="Century" w:hAnsi="Century" w:eastAsia="Century" w:cs="Century"/>
+                <w:sz w:val="21"/>
+                <w:szCs w:val="21"/>
+              </w:rPr>
             </w:pPr>
             <w:r>
               <w:rPr>
-                <w:rFonts w:ascii="Arial" w:hAnsi="Arial"/>
-                <w:sz w:val="18"/>
+                <w:rFonts w:ascii="Century" w:hAnsi="Century" w:eastAsia="Century" w:cs="Century"/>
+                <w:sz w:val="21"/>
+                <w:szCs w:val="21"/>
               </w:rPr>
               <w:t>Visibility Gap, Delayed Incident Response</w:t>
             </w:r>
@@ -1959,11 +2406,17 @@
             <w:pPr>
               <w:pStyle w:val="Compact"/>
               <w:spacing w:before="0" w:after="0" w:line="252" w:lineRule="auto"/>
+              <w:rPr>
+                <w:rFonts w:ascii="Century" w:hAnsi="Century" w:eastAsia="Century" w:cs="Century"/>
+                <w:sz w:val="21"/>
+                <w:szCs w:val="21"/>
+              </w:rPr>
             </w:pPr>
             <w:r>
               <w:rPr>
-                <w:rFonts w:ascii="Arial" w:hAnsi="Arial"/>
-                <w:sz w:val="18"/>
+                <w:rFonts w:ascii="Century" w:hAnsi="Century" w:eastAsia="Century" w:cs="Century"/>
+                <w:sz w:val="21"/>
+                <w:szCs w:val="21"/>
               </w:rPr>
               <w:t>IAM User Console Access Without MFA</w:t>
             </w:r>
@@ -1984,11 +2437,17 @@
             <w:pPr>
               <w:pStyle w:val="Compact"/>
               <w:spacing w:before="0" w:after="0" w:line="252" w:lineRule="auto"/>
+              <w:rPr>
+                <w:rFonts w:ascii="Century" w:hAnsi="Century" w:eastAsia="Century" w:cs="Century"/>
+                <w:sz w:val="21"/>
+                <w:szCs w:val="21"/>
+              </w:rPr>
             </w:pPr>
             <w:r>
               <w:rPr>
-                <w:rFonts w:ascii="Arial" w:hAnsi="Arial"/>
-                <w:sz w:val="18"/>
+                <w:rFonts w:ascii="Century" w:hAnsi="Century" w:eastAsia="Century" w:cs="Century"/>
+                <w:sz w:val="21"/>
+                <w:szCs w:val="21"/>
               </w:rPr>
               <w:t>IAM User (test1)</w:t>
             </w:r>
@@ -2009,11 +2468,17 @@
             <w:pPr>
               <w:pStyle w:val="Compact"/>
               <w:spacing w:before="0" w:after="0" w:line="252" w:lineRule="auto"/>
+              <w:rPr>
+                <w:rFonts w:ascii="Century" w:hAnsi="Century" w:eastAsia="Century" w:cs="Century"/>
+                <w:sz w:val="21"/>
+                <w:szCs w:val="21"/>
+              </w:rPr>
             </w:pPr>
             <w:r>
               <w:rPr>
-                <w:rFonts w:ascii="Arial" w:hAnsi="Arial"/>
-                <w:sz w:val="18"/>
+                <w:rFonts w:ascii="Century" w:hAnsi="Century" w:eastAsia="Century" w:cs="Century"/>
+                <w:sz w:val="21"/>
+                <w:szCs w:val="21"/>
               </w:rPr>
               <w:t>Unauthorized Access, Account Compromise</w:t>
             </w:r>
@@ -2021,18 +2486,32 @@
         </w:tc>
       </w:tr>
     </w:tbl>
-    <w:p/>
+    <w:p>
+      <w:pPr>
+        <w:rPr>
+          <w:rFonts w:ascii="Century" w:hAnsi="Century" w:eastAsia="Century" w:cs="Century"/>
+          <w:sz w:val="21"/>
+          <w:szCs w:val="21"/>
+        </w:rPr>
+      </w:pPr>
+    </w:p>
     <w:p>
       <w:pPr>
         <w:pStyle w:val="2"/>
         <w:spacing w:before="160" w:after="100" w:line="252" w:lineRule="auto"/>
+        <w:rPr>
+          <w:rFonts w:ascii="Century" w:hAnsi="Century" w:eastAsia="Century" w:cs="Century"/>
+          <w:sz w:val="28"/>
+          <w:szCs w:val="28"/>
+        </w:rPr>
       </w:pPr>
       <w:r>
         <w:rPr>
-          <w:rFonts w:ascii="Arial" w:hAnsi="Arial" w:eastAsia="PingFang SC"/>
+          <w:rFonts w:ascii="Century" w:hAnsi="Century" w:eastAsia="Century" w:cs="Century"/>
           <w:b/>
           <w:color w:val="0F4C5C"/>
-          <w:sz w:val="30"/>
+          <w:sz w:val="28"/>
+          <w:szCs w:val="28"/>
         </w:rPr>
         <w:t>1.4 Top Risk Categories</w:t>
       </w:r>
@@ -2043,12 +2522,18 @@
         <w:spacing w:before="120" w:after="120"/>
         <w:ind w:left="0" w:firstLine="0"/>
         <w:jc w:val="center"/>
+        <w:rPr>
+          <w:rFonts w:ascii="Century" w:hAnsi="Century" w:eastAsia="Century" w:cs="Century"/>
+          <w:sz w:val="21"/>
+          <w:szCs w:val="21"/>
+        </w:rPr>
       </w:pPr>
       <w:r>
         <w:rPr>
-          <w:rFonts w:ascii="Arial" w:hAnsi="Arial"/>
+          <w:rFonts w:ascii="Century" w:hAnsi="Century" w:eastAsia="Century" w:cs="Century"/>
           <w:b/>
           <w:sz w:val="21"/>
+          <w:szCs w:val="21"/>
         </w:rPr>
         <w:t>Table 1-5 Risk Categories</w:t>
       </w:r>
@@ -2098,13 +2583,19 @@
             <w:pPr>
               <w:pStyle w:val="Compact"/>
               <w:spacing w:before="0" w:after="0" w:line="252" w:lineRule="auto"/>
+              <w:rPr>
+                <w:rFonts w:ascii="Century" w:hAnsi="Century" w:eastAsia="Century" w:cs="Century"/>
+                <w:sz w:val="21"/>
+                <w:szCs w:val="21"/>
+              </w:rPr>
             </w:pPr>
             <w:r>
               <w:rPr>
-                <w:rFonts w:ascii="Arial" w:hAnsi="Arial"/>
+                <w:rFonts w:ascii="Century" w:hAnsi="Century" w:eastAsia="Century" w:cs="Century"/>
                 <w:b/>
                 <w:color w:val="FFFFFF"/>
-                <w:sz w:val="18"/>
+                <w:sz w:val="21"/>
+                <w:szCs w:val="21"/>
               </w:rPr>
               <w:t>Category</w:t>
             </w:r>
@@ -2129,13 +2620,19 @@
             <w:pPr>
               <w:pStyle w:val="Compact"/>
               <w:spacing w:before="0" w:after="0" w:line="252" w:lineRule="auto"/>
+              <w:rPr>
+                <w:rFonts w:ascii="Century" w:hAnsi="Century" w:eastAsia="Century" w:cs="Century"/>
+                <w:sz w:val="21"/>
+                <w:szCs w:val="21"/>
+              </w:rPr>
             </w:pPr>
             <w:r>
               <w:rPr>
-                <w:rFonts w:ascii="Arial" w:hAnsi="Arial"/>
+                <w:rFonts w:ascii="Century" w:hAnsi="Century" w:eastAsia="Century" w:cs="Century"/>
                 <w:b/>
                 <w:color w:val="FFFFFF"/>
-                <w:sz w:val="18"/>
+                <w:sz w:val="21"/>
+                <w:szCs w:val="21"/>
               </w:rPr>
               <w:t>Findings</w:t>
             </w:r>
@@ -2158,11 +2655,17 @@
             <w:pPr>
               <w:pStyle w:val="Compact"/>
               <w:spacing w:before="0" w:after="0" w:line="252" w:lineRule="auto"/>
+              <w:rPr>
+                <w:rFonts w:ascii="Century" w:hAnsi="Century" w:eastAsia="Century" w:cs="Century"/>
+                <w:sz w:val="21"/>
+                <w:szCs w:val="21"/>
+              </w:rPr>
             </w:pPr>
             <w:r>
               <w:rPr>
-                <w:rFonts w:ascii="Arial" w:hAnsi="Arial"/>
-                <w:sz w:val="18"/>
+                <w:rFonts w:ascii="Century" w:hAnsi="Century" w:eastAsia="Century" w:cs="Century"/>
+                <w:sz w:val="21"/>
+                <w:szCs w:val="21"/>
               </w:rPr>
               <w:t>IAM</w:t>
             </w:r>
@@ -2184,15 +2687,18 @@
               <w:pStyle w:val="Compact"/>
               <w:spacing w:before="0" w:after="0" w:line="252" w:lineRule="auto"/>
               <w:rPr>
-                <w:rFonts w:eastAsia="DengXian"/>
+                <w:rFonts w:eastAsia="Century" w:ascii="Century" w:hAnsi="Century" w:cs="Century"/>
                 <w:lang w:eastAsia="zh-CN"/>
+                <w:sz w:val="21"/>
+                <w:szCs w:val="21"/>
               </w:rPr>
             </w:pPr>
             <w:r>
               <w:rPr>
-                <w:rFonts w:eastAsia="DengXian" w:hint="eastAsia" w:ascii="Arial" w:hAnsi="Arial"/>
-                <w:sz w:val="18"/>
+                <w:rFonts w:eastAsia="Century" w:hint="eastAsia" w:ascii="Century" w:hAnsi="Century" w:cs="Century"/>
+                <w:sz w:val="21"/>
                 <w:lang w:eastAsia="zh-CN"/>
+                <w:szCs w:val="21"/>
               </w:rPr>
               <w:t>1</w:t>
             </w:r>
@@ -2215,11 +2721,17 @@
             <w:pPr>
               <w:pStyle w:val="Compact"/>
               <w:spacing w:before="0" w:after="0" w:line="252" w:lineRule="auto"/>
+              <w:rPr>
+                <w:rFonts w:ascii="Century" w:hAnsi="Century" w:eastAsia="Century" w:cs="Century"/>
+                <w:sz w:val="21"/>
+                <w:szCs w:val="21"/>
+              </w:rPr>
             </w:pPr>
             <w:r>
               <w:rPr>
-                <w:rFonts w:ascii="Arial" w:hAnsi="Arial"/>
-                <w:sz w:val="18"/>
+                <w:rFonts w:ascii="Century" w:hAnsi="Century" w:eastAsia="Century" w:cs="Century"/>
+                <w:sz w:val="21"/>
+                <w:szCs w:val="21"/>
               </w:rPr>
               <w:t>Storage</w:t>
             </w:r>
@@ -2241,15 +2753,18 @@
               <w:pStyle w:val="Compact"/>
               <w:spacing w:before="0" w:after="0" w:line="252" w:lineRule="auto"/>
               <w:rPr>
-                <w:rFonts w:eastAsia="DengXian"/>
+                <w:rFonts w:eastAsia="Century" w:ascii="Century" w:hAnsi="Century" w:cs="Century"/>
                 <w:lang w:eastAsia="zh-CN"/>
+                <w:sz w:val="21"/>
+                <w:szCs w:val="21"/>
               </w:rPr>
             </w:pPr>
             <w:r>
               <w:rPr>
-                <w:rFonts w:eastAsia="DengXian" w:hint="eastAsia" w:ascii="Arial" w:hAnsi="Arial"/>
-                <w:sz w:val="18"/>
+                <w:rFonts w:eastAsia="Century" w:hint="eastAsia" w:ascii="Century" w:hAnsi="Century" w:cs="Century"/>
+                <w:sz w:val="21"/>
                 <w:lang w:eastAsia="zh-CN"/>
+                <w:szCs w:val="21"/>
               </w:rPr>
               <w:t>0</w:t>
             </w:r>
@@ -2272,11 +2787,17 @@
             <w:pPr>
               <w:pStyle w:val="Compact"/>
               <w:spacing w:before="0" w:after="0" w:line="252" w:lineRule="auto"/>
+              <w:rPr>
+                <w:rFonts w:ascii="Century" w:hAnsi="Century" w:eastAsia="Century" w:cs="Century"/>
+                <w:sz w:val="21"/>
+                <w:szCs w:val="21"/>
+              </w:rPr>
             </w:pPr>
             <w:r>
               <w:rPr>
-                <w:rFonts w:ascii="Arial" w:hAnsi="Arial"/>
-                <w:sz w:val="18"/>
+                <w:rFonts w:ascii="Century" w:hAnsi="Century" w:eastAsia="Century" w:cs="Century"/>
+                <w:sz w:val="21"/>
+                <w:szCs w:val="21"/>
               </w:rPr>
               <w:t>Network</w:t>
             </w:r>
@@ -2298,15 +2819,18 @@
               <w:pStyle w:val="Compact"/>
               <w:spacing w:before="0" w:after="0" w:line="252" w:lineRule="auto"/>
               <w:rPr>
-                <w:rFonts w:eastAsia="DengXian"/>
+                <w:rFonts w:eastAsia="Century" w:ascii="Century" w:hAnsi="Century" w:cs="Century"/>
                 <w:lang w:eastAsia="zh-CN"/>
+                <w:sz w:val="21"/>
+                <w:szCs w:val="21"/>
               </w:rPr>
             </w:pPr>
             <w:r>
               <w:rPr>
-                <w:rFonts w:eastAsia="DengXian" w:hint="eastAsia" w:ascii="Arial" w:hAnsi="Arial"/>
-                <w:sz w:val="18"/>
+                <w:rFonts w:eastAsia="Century" w:hint="eastAsia" w:ascii="Century" w:hAnsi="Century" w:cs="Century"/>
+                <w:sz w:val="21"/>
                 <w:lang w:eastAsia="zh-CN"/>
+                <w:szCs w:val="21"/>
               </w:rPr>
               <w:t>0</w:t>
             </w:r>
@@ -2329,11 +2853,17 @@
             <w:pPr>
               <w:pStyle w:val="Compact"/>
               <w:spacing w:before="0" w:after="0" w:line="252" w:lineRule="auto"/>
+              <w:rPr>
+                <w:rFonts w:ascii="Century" w:hAnsi="Century" w:eastAsia="Century" w:cs="Century"/>
+                <w:sz w:val="21"/>
+                <w:szCs w:val="21"/>
+              </w:rPr>
             </w:pPr>
             <w:r>
               <w:rPr>
-                <w:rFonts w:ascii="Arial" w:hAnsi="Arial"/>
-                <w:sz w:val="18"/>
+                <w:rFonts w:ascii="Century" w:hAnsi="Century" w:eastAsia="Century" w:cs="Century"/>
+                <w:sz w:val="21"/>
+                <w:szCs w:val="21"/>
               </w:rPr>
               <w:t>Logging</w:t>
             </w:r>
@@ -2355,15 +2885,18 @@
               <w:pStyle w:val="Compact"/>
               <w:spacing w:before="0" w:after="0" w:line="252" w:lineRule="auto"/>
               <w:rPr>
-                <w:rFonts w:eastAsia="DengXian"/>
+                <w:rFonts w:eastAsia="Century" w:ascii="Century" w:hAnsi="Century" w:cs="Century"/>
                 <w:lang w:eastAsia="zh-CN"/>
+                <w:sz w:val="21"/>
+                <w:szCs w:val="21"/>
               </w:rPr>
             </w:pPr>
             <w:r>
               <w:rPr>
-                <w:rFonts w:eastAsia="DengXian" w:hint="eastAsia" w:ascii="Arial" w:hAnsi="Arial"/>
-                <w:sz w:val="18"/>
+                <w:rFonts w:eastAsia="Century" w:hint="eastAsia" w:ascii="Century" w:hAnsi="Century" w:cs="Century"/>
+                <w:sz w:val="21"/>
                 <w:lang w:eastAsia="zh-CN"/>
+                <w:szCs w:val="21"/>
               </w:rPr>
               <w:t>1</w:t>
             </w:r>
@@ -2386,11 +2919,17 @@
             <w:pPr>
               <w:pStyle w:val="Compact"/>
               <w:spacing w:before="0" w:after="0" w:line="252" w:lineRule="auto"/>
+              <w:rPr>
+                <w:rFonts w:ascii="Century" w:hAnsi="Century" w:eastAsia="Century" w:cs="Century"/>
+                <w:sz w:val="21"/>
+                <w:szCs w:val="21"/>
+              </w:rPr>
             </w:pPr>
             <w:r>
               <w:rPr>
-                <w:rFonts w:ascii="Arial" w:hAnsi="Arial"/>
-                <w:sz w:val="18"/>
+                <w:rFonts w:ascii="Century" w:hAnsi="Century" w:eastAsia="Century" w:cs="Century"/>
+                <w:sz w:val="21"/>
+                <w:szCs w:val="21"/>
               </w:rPr>
               <w:t>Compute</w:t>
             </w:r>
@@ -2412,15 +2951,18 @@
               <w:pStyle w:val="Compact"/>
               <w:spacing w:before="0" w:after="0" w:line="252" w:lineRule="auto"/>
               <w:rPr>
-                <w:rFonts w:eastAsia="DengXian"/>
+                <w:rFonts w:eastAsia="Century" w:ascii="Century" w:hAnsi="Century" w:cs="Century"/>
                 <w:lang w:eastAsia="zh-CN"/>
+                <w:sz w:val="21"/>
+                <w:szCs w:val="21"/>
               </w:rPr>
             </w:pPr>
             <w:r>
               <w:rPr>
-                <w:rFonts w:eastAsia="DengXian" w:hint="eastAsia" w:ascii="Arial" w:hAnsi="Arial"/>
-                <w:sz w:val="18"/>
+                <w:rFonts w:eastAsia="Century" w:hint="eastAsia" w:ascii="Century" w:hAnsi="Century" w:cs="Century"/>
+                <w:sz w:val="21"/>
                 <w:lang w:eastAsia="zh-CN"/>
+                <w:szCs w:val="21"/>
               </w:rPr>
               <w:t>0</w:t>
             </w:r>
@@ -2436,16 +2978,18 @@
         <w:jc w:val="center"/>
         <w:rPr>
           <w:rStyle w:val="VerbatimChar"/>
-          <w:rFonts w:asciiTheme="minorHAnsi" w:eastAsia="DengXian" w:hAnsiTheme="minorHAnsi"/>
-          <w:sz w:val="24"/>
+          <w:rFonts w:eastAsia="Century" w:ascii="Century" w:hAnsi="Century" w:cs="Century"/>
+          <w:sz w:val="21"/>
           <w:lang w:eastAsia="zh-CN"/>
+          <w:szCs w:val="21"/>
         </w:rPr>
       </w:pPr>
       <w:r>
         <w:rPr>
-          <w:rFonts w:ascii="Arial" w:hAnsi="Arial"/>
+          <w:rFonts w:ascii="Century" w:hAnsi="Century" w:eastAsia="Century" w:cs="Century"/>
           <w:b/>
           <w:sz w:val="21"/>
+          <w:szCs w:val="21"/>
         </w:rPr>
         <w:t>Figure 1-2 Risk Categories</w:t>
       </w:r>
@@ -2455,15 +2999,19 @@
         <w:pStyle w:val="SourceCode"/>
         <w:jc w:val="center"/>
         <w:rPr>
-          <w:rFonts w:eastAsia="DengXian"/>
+          <w:rFonts w:eastAsia="Century" w:ascii="Century" w:hAnsi="Century" w:cs="Century"/>
           <w:lang w:eastAsia="zh-CN"/>
+          <w:sz w:val="21"/>
+          <w:szCs w:val="21"/>
         </w:rPr>
       </w:pPr>
       <w:r>
         <w:rPr>
-          <w:rFonts w:eastAsia="DengXian" w:hint="eastAsia"/>
+          <w:rFonts w:eastAsia="Century" w:hint="eastAsia" w:ascii="Century" w:hAnsi="Century" w:cs="Century"/>
           <w:noProof/>
           <w:lang w:eastAsia="zh-CN"/>
+          <w:sz w:val="21"/>
+          <w:szCs w:val="21"/>
         </w:rPr>
         <w:lastRenderedPageBreak/>
         <w:drawing>
@@ -2485,13 +3033,19 @@
       <w:pPr>
         <w:pStyle w:val="1"/>
         <w:spacing w:before="160" w:after="100" w:line="252" w:lineRule="auto"/>
+        <w:rPr>
+          <w:rFonts w:ascii="Century" w:hAnsi="Century" w:eastAsia="Century" w:cs="Century"/>
+          <w:sz w:val="36"/>
+          <w:szCs w:val="36"/>
+        </w:rPr>
       </w:pPr>
       <w:r>
         <w:rPr>
-          <w:rFonts w:ascii="Arial" w:hAnsi="Arial" w:eastAsia="PingFang SC"/>
+          <w:rFonts w:ascii="Century" w:hAnsi="Century" w:eastAsia="Century" w:cs="Century"/>
           <w:b/>
           <w:color w:val="0F4C5C"/>
-          <w:sz w:val="40"/>
+          <w:sz w:val="36"/>
+          <w:szCs w:val="36"/>
         </w:rPr>
         <w:t>2. Asset Overview</w:t>
       </w:r>
@@ -2500,13 +3054,19 @@
       <w:pPr>
         <w:pStyle w:val="2"/>
         <w:spacing w:before="160" w:after="100" w:line="252" w:lineRule="auto"/>
+        <w:rPr>
+          <w:rFonts w:ascii="Century" w:hAnsi="Century" w:eastAsia="Century" w:cs="Century"/>
+          <w:sz w:val="28"/>
+          <w:szCs w:val="28"/>
+        </w:rPr>
       </w:pPr>
       <w:r>
         <w:rPr>
-          <w:rFonts w:ascii="Arial" w:hAnsi="Arial" w:eastAsia="PingFang SC"/>
+          <w:rFonts w:ascii="Century" w:hAnsi="Century" w:eastAsia="Century" w:cs="Century"/>
           <w:b/>
           <w:color w:val="0F4C5C"/>
-          <w:sz w:val="30"/>
+          <w:sz w:val="28"/>
+          <w:szCs w:val="28"/>
         </w:rPr>
         <w:t>2.1 Cloud Asset Summary</w:t>
       </w:r>
@@ -2517,12 +3077,18 @@
         <w:spacing w:before="120" w:after="120"/>
         <w:ind w:left="0" w:firstLine="0"/>
         <w:jc w:val="center"/>
+        <w:rPr>
+          <w:rFonts w:ascii="Century" w:hAnsi="Century" w:eastAsia="Century" w:cs="Century"/>
+          <w:sz w:val="21"/>
+          <w:szCs w:val="21"/>
+        </w:rPr>
       </w:pPr>
       <w:r>
         <w:rPr>
-          <w:rFonts w:ascii="Arial" w:hAnsi="Arial"/>
+          <w:rFonts w:ascii="Century" w:hAnsi="Century" w:eastAsia="Century" w:cs="Century"/>
           <w:b/>
           <w:sz w:val="21"/>
+          <w:szCs w:val="21"/>
         </w:rPr>
         <w:t>Table 2-1 Asset Inventory</w:t>
       </w:r>
@@ -2572,13 +3138,19 @@
             <w:pPr>
               <w:pStyle w:val="Compact"/>
               <w:spacing w:before="0" w:after="0" w:line="252" w:lineRule="auto"/>
+              <w:rPr>
+                <w:rFonts w:ascii="Century" w:hAnsi="Century" w:eastAsia="Century" w:cs="Century"/>
+                <w:sz w:val="21"/>
+                <w:szCs w:val="21"/>
+              </w:rPr>
             </w:pPr>
             <w:r>
               <w:rPr>
-                <w:rFonts w:ascii="Arial" w:hAnsi="Arial"/>
+                <w:rFonts w:ascii="Century" w:hAnsi="Century" w:eastAsia="Century" w:cs="Century"/>
                 <w:b/>
                 <w:color w:val="FFFFFF"/>
-                <w:sz w:val="18"/>
+                <w:sz w:val="21"/>
+                <w:szCs w:val="21"/>
               </w:rPr>
               <w:t>Resource Type</w:t>
             </w:r>
@@ -2603,13 +3175,19 @@
             <w:pPr>
               <w:pStyle w:val="Compact"/>
               <w:spacing w:before="0" w:after="0" w:line="252" w:lineRule="auto"/>
+              <w:rPr>
+                <w:rFonts w:ascii="Century" w:hAnsi="Century" w:eastAsia="Century" w:cs="Century"/>
+                <w:sz w:val="21"/>
+                <w:szCs w:val="21"/>
+              </w:rPr>
             </w:pPr>
             <w:r>
               <w:rPr>
-                <w:rFonts w:ascii="Arial" w:hAnsi="Arial"/>
+                <w:rFonts w:ascii="Century" w:hAnsi="Century" w:eastAsia="Century" w:cs="Century"/>
                 <w:b/>
                 <w:color w:val="FFFFFF"/>
-                <w:sz w:val="18"/>
+                <w:sz w:val="21"/>
+                <w:szCs w:val="21"/>
               </w:rPr>
               <w:t>Count</w:t>
             </w:r>
@@ -2632,11 +3210,17 @@
             <w:pPr>
               <w:pStyle w:val="Compact"/>
               <w:spacing w:before="0" w:after="0" w:line="252" w:lineRule="auto"/>
+              <w:rPr>
+                <w:rFonts w:ascii="Century" w:hAnsi="Century" w:eastAsia="Century" w:cs="Century"/>
+                <w:sz w:val="21"/>
+                <w:szCs w:val="21"/>
+              </w:rPr>
             </w:pPr>
             <w:r>
               <w:rPr>
-                <w:rFonts w:ascii="Arial" w:hAnsi="Arial"/>
-                <w:sz w:val="18"/>
+                <w:rFonts w:ascii="Century" w:hAnsi="Century" w:eastAsia="Century" w:cs="Century"/>
+                <w:sz w:val="21"/>
+                <w:szCs w:val="21"/>
               </w:rPr>
               <w:t>IAM Users</w:t>
             </w:r>
@@ -2658,15 +3242,18 @@
               <w:pStyle w:val="Compact"/>
               <w:spacing w:before="0" w:after="0" w:line="252" w:lineRule="auto"/>
               <w:rPr>
-                <w:rFonts w:eastAsia="DengXian"/>
+                <w:rFonts w:eastAsia="Century" w:ascii="Century" w:hAnsi="Century" w:cs="Century"/>
                 <w:lang w:eastAsia="zh-CN"/>
+                <w:sz w:val="21"/>
+                <w:szCs w:val="21"/>
               </w:rPr>
             </w:pPr>
             <w:r>
               <w:rPr>
-                <w:rFonts w:eastAsia="DengXian" w:hint="eastAsia" w:ascii="Arial" w:hAnsi="Arial"/>
-                <w:sz w:val="18"/>
+                <w:rFonts w:eastAsia="Century" w:hint="eastAsia" w:ascii="Century" w:hAnsi="Century" w:cs="Century"/>
+                <w:sz w:val="21"/>
                 <w:lang w:eastAsia="zh-CN"/>
+                <w:szCs w:val="21"/>
               </w:rPr>
               <w:t>1</w:t>
             </w:r>
@@ -2689,11 +3276,17 @@
             <w:pPr>
               <w:pStyle w:val="Compact"/>
               <w:spacing w:before="0" w:after="0" w:line="252" w:lineRule="auto"/>
+              <w:rPr>
+                <w:rFonts w:ascii="Century" w:hAnsi="Century" w:eastAsia="Century" w:cs="Century"/>
+                <w:sz w:val="21"/>
+                <w:szCs w:val="21"/>
+              </w:rPr>
             </w:pPr>
             <w:r>
               <w:rPr>
-                <w:rFonts w:ascii="Arial" w:hAnsi="Arial"/>
-                <w:sz w:val="18"/>
+                <w:rFonts w:ascii="Century" w:hAnsi="Century" w:eastAsia="Century" w:cs="Century"/>
+                <w:sz w:val="21"/>
+                <w:szCs w:val="21"/>
               </w:rPr>
               <w:t>IAM Roles</w:t>
             </w:r>
@@ -2715,15 +3308,18 @@
               <w:pStyle w:val="Compact"/>
               <w:spacing w:before="0" w:after="0" w:line="252" w:lineRule="auto"/>
               <w:rPr>
-                <w:rFonts w:eastAsia="DengXian"/>
+                <w:rFonts w:eastAsia="Century" w:ascii="Century" w:hAnsi="Century" w:cs="Century"/>
                 <w:lang w:eastAsia="zh-CN"/>
+                <w:sz w:val="21"/>
+                <w:szCs w:val="21"/>
               </w:rPr>
             </w:pPr>
             <w:r>
               <w:rPr>
-                <w:rFonts w:eastAsia="DengXian" w:hint="eastAsia" w:ascii="Arial" w:hAnsi="Arial"/>
-                <w:sz w:val="18"/>
+                <w:rFonts w:eastAsia="Century" w:hint="eastAsia" w:ascii="Century" w:hAnsi="Century" w:cs="Century"/>
+                <w:sz w:val="21"/>
                 <w:lang w:eastAsia="zh-CN"/>
+                <w:szCs w:val="21"/>
               </w:rPr>
               <w:t>1</w:t>
             </w:r>
@@ -2746,11 +3342,17 @@
             <w:pPr>
               <w:pStyle w:val="Compact"/>
               <w:spacing w:before="0" w:after="0" w:line="252" w:lineRule="auto"/>
+              <w:rPr>
+                <w:rFonts w:ascii="Century" w:hAnsi="Century" w:eastAsia="Century" w:cs="Century"/>
+                <w:sz w:val="21"/>
+                <w:szCs w:val="21"/>
+              </w:rPr>
             </w:pPr>
             <w:r>
               <w:rPr>
-                <w:rFonts w:ascii="Arial" w:hAnsi="Arial"/>
-                <w:sz w:val="18"/>
+                <w:rFonts w:ascii="Century" w:hAnsi="Century" w:eastAsia="Century" w:cs="Century"/>
+                <w:sz w:val="21"/>
+                <w:szCs w:val="21"/>
               </w:rPr>
               <w:t>S3 Buckets</w:t>
             </w:r>
@@ -2772,15 +3374,18 @@
               <w:pStyle w:val="Compact"/>
               <w:spacing w:before="0" w:after="0" w:line="252" w:lineRule="auto"/>
               <w:rPr>
-                <w:rFonts w:eastAsia="DengXian"/>
+                <w:rFonts w:eastAsia="Century" w:ascii="Century" w:hAnsi="Century" w:cs="Century"/>
                 <w:lang w:eastAsia="zh-CN"/>
+                <w:sz w:val="21"/>
+                <w:szCs w:val="21"/>
               </w:rPr>
             </w:pPr>
             <w:r>
               <w:rPr>
-                <w:rFonts w:eastAsia="DengXian" w:hint="eastAsia" w:ascii="Arial" w:hAnsi="Arial"/>
-                <w:sz w:val="18"/>
+                <w:rFonts w:eastAsia="Century" w:hint="eastAsia" w:ascii="Century" w:hAnsi="Century" w:cs="Century"/>
+                <w:sz w:val="21"/>
                 <w:lang w:eastAsia="zh-CN"/>
+                <w:szCs w:val="21"/>
               </w:rPr>
               <w:t>1</w:t>
             </w:r>
@@ -2803,11 +3408,17 @@
             <w:pPr>
               <w:pStyle w:val="Compact"/>
               <w:spacing w:before="0" w:after="0" w:line="252" w:lineRule="auto"/>
+              <w:rPr>
+                <w:rFonts w:ascii="Century" w:hAnsi="Century" w:eastAsia="Century" w:cs="Century"/>
+                <w:sz w:val="21"/>
+                <w:szCs w:val="21"/>
+              </w:rPr>
             </w:pPr>
             <w:r>
               <w:rPr>
-                <w:rFonts w:ascii="Arial" w:hAnsi="Arial"/>
-                <w:sz w:val="18"/>
+                <w:rFonts w:ascii="Century" w:hAnsi="Century" w:eastAsia="Century" w:cs="Century"/>
+                <w:sz w:val="21"/>
+                <w:szCs w:val="21"/>
               </w:rPr>
               <w:t>EC2 Instances</w:t>
             </w:r>
@@ -2829,15 +3440,18 @@
               <w:pStyle w:val="Compact"/>
               <w:spacing w:before="0" w:after="0" w:line="252" w:lineRule="auto"/>
               <w:rPr>
-                <w:rFonts w:eastAsia="DengXian"/>
+                <w:rFonts w:eastAsia="Century" w:ascii="Century" w:hAnsi="Century" w:cs="Century"/>
                 <w:lang w:eastAsia="zh-CN"/>
+                <w:sz w:val="21"/>
+                <w:szCs w:val="21"/>
               </w:rPr>
             </w:pPr>
             <w:r>
               <w:rPr>
-                <w:rFonts w:eastAsia="DengXian" w:hint="eastAsia" w:ascii="Arial" w:hAnsi="Arial"/>
-                <w:sz w:val="18"/>
+                <w:rFonts w:eastAsia="Century" w:hint="eastAsia" w:ascii="Century" w:hAnsi="Century" w:cs="Century"/>
+                <w:sz w:val="21"/>
                 <w:lang w:eastAsia="zh-CN"/>
+                <w:szCs w:val="21"/>
               </w:rPr>
               <w:t>1</w:t>
             </w:r>
@@ -2860,11 +3474,17 @@
             <w:pPr>
               <w:pStyle w:val="Compact"/>
               <w:spacing w:before="0" w:after="0" w:line="252" w:lineRule="auto"/>
+              <w:rPr>
+                <w:rFonts w:ascii="Century" w:hAnsi="Century" w:eastAsia="Century" w:cs="Century"/>
+                <w:sz w:val="21"/>
+                <w:szCs w:val="21"/>
+              </w:rPr>
             </w:pPr>
             <w:r>
               <w:rPr>
-                <w:rFonts w:ascii="Arial" w:hAnsi="Arial"/>
-                <w:sz w:val="18"/>
+                <w:rFonts w:ascii="Century" w:hAnsi="Century" w:eastAsia="Century" w:cs="Century"/>
+                <w:sz w:val="21"/>
+                <w:szCs w:val="21"/>
               </w:rPr>
               <w:t>RDS Instances</w:t>
             </w:r>
@@ -2886,15 +3506,18 @@
               <w:pStyle w:val="Compact"/>
               <w:spacing w:before="0" w:after="0" w:line="252" w:lineRule="auto"/>
               <w:rPr>
-                <w:rFonts w:eastAsia="DengXian"/>
+                <w:rFonts w:eastAsia="Century" w:ascii="Century" w:hAnsi="Century" w:cs="Century"/>
                 <w:lang w:eastAsia="zh-CN"/>
+                <w:sz w:val="21"/>
+                <w:szCs w:val="21"/>
               </w:rPr>
             </w:pPr>
             <w:r>
               <w:rPr>
-                <w:rFonts w:eastAsia="DengXian" w:hint="eastAsia" w:ascii="Arial" w:hAnsi="Arial"/>
-                <w:sz w:val="18"/>
+                <w:rFonts w:eastAsia="Century" w:hint="eastAsia" w:ascii="Century" w:hAnsi="Century" w:cs="Century"/>
+                <w:sz w:val="21"/>
                 <w:lang w:eastAsia="zh-CN"/>
+                <w:szCs w:val="21"/>
               </w:rPr>
               <w:t>0</w:t>
             </w:r>
@@ -2917,11 +3540,17 @@
             <w:pPr>
               <w:pStyle w:val="Compact"/>
               <w:spacing w:before="0" w:after="0" w:line="252" w:lineRule="auto"/>
+              <w:rPr>
+                <w:rFonts w:ascii="Century" w:hAnsi="Century" w:eastAsia="Century" w:cs="Century"/>
+                <w:sz w:val="21"/>
+                <w:szCs w:val="21"/>
+              </w:rPr>
             </w:pPr>
             <w:r>
               <w:rPr>
-                <w:rFonts w:ascii="Arial" w:hAnsi="Arial"/>
-                <w:sz w:val="18"/>
+                <w:rFonts w:ascii="Century" w:hAnsi="Century" w:eastAsia="Century" w:cs="Century"/>
+                <w:sz w:val="21"/>
+                <w:szCs w:val="21"/>
               </w:rPr>
               <w:t>Lambda Functions</w:t>
             </w:r>
@@ -2943,15 +3572,18 @@
               <w:pStyle w:val="Compact"/>
               <w:spacing w:before="0" w:after="0" w:line="252" w:lineRule="auto"/>
               <w:rPr>
-                <w:rFonts w:eastAsia="DengXian"/>
+                <w:rFonts w:eastAsia="Century" w:ascii="Century" w:hAnsi="Century" w:cs="Century"/>
                 <w:lang w:eastAsia="zh-CN"/>
+                <w:sz w:val="21"/>
+                <w:szCs w:val="21"/>
               </w:rPr>
             </w:pPr>
             <w:r>
               <w:rPr>
-                <w:rFonts w:eastAsia="DengXian" w:hint="eastAsia" w:ascii="Arial" w:hAnsi="Arial"/>
-                <w:sz w:val="18"/>
+                <w:rFonts w:eastAsia="Century" w:hint="eastAsia" w:ascii="Century" w:hAnsi="Century" w:cs="Century"/>
+                <w:sz w:val="21"/>
                 <w:lang w:eastAsia="zh-CN"/>
+                <w:szCs w:val="21"/>
               </w:rPr>
               <w:t>0</w:t>
             </w:r>
@@ -2974,11 +3606,17 @@
             <w:pPr>
               <w:pStyle w:val="Compact"/>
               <w:spacing w:before="0" w:after="0" w:line="252" w:lineRule="auto"/>
+              <w:rPr>
+                <w:rFonts w:ascii="Century" w:hAnsi="Century" w:eastAsia="Century" w:cs="Century"/>
+                <w:sz w:val="21"/>
+                <w:szCs w:val="21"/>
+              </w:rPr>
             </w:pPr>
             <w:r>
               <w:rPr>
-                <w:rFonts w:ascii="Arial" w:hAnsi="Arial"/>
-                <w:sz w:val="18"/>
+                <w:rFonts w:ascii="Century" w:hAnsi="Century" w:eastAsia="Century" w:cs="Century"/>
+                <w:sz w:val="21"/>
+                <w:szCs w:val="21"/>
               </w:rPr>
               <w:t>Security Groups</w:t>
             </w:r>
@@ -3000,15 +3638,18 @@
               <w:pStyle w:val="Compact"/>
               <w:spacing w:before="0" w:after="0" w:line="252" w:lineRule="auto"/>
               <w:rPr>
-                <w:rFonts w:eastAsia="DengXian"/>
+                <w:rFonts w:eastAsia="Century" w:ascii="Century" w:hAnsi="Century" w:cs="Century"/>
                 <w:lang w:eastAsia="zh-CN"/>
+                <w:sz w:val="21"/>
+                <w:szCs w:val="21"/>
               </w:rPr>
             </w:pPr>
             <w:r>
               <w:rPr>
-                <w:rFonts w:eastAsia="DengXian" w:hint="eastAsia" w:ascii="Arial" w:hAnsi="Arial"/>
-                <w:sz w:val="18"/>
+                <w:rFonts w:eastAsia="Century" w:hint="eastAsia" w:ascii="Century" w:hAnsi="Century" w:cs="Century"/>
+                <w:sz w:val="21"/>
                 <w:lang w:eastAsia="zh-CN"/>
+                <w:szCs w:val="21"/>
               </w:rPr>
               <w:t>1</w:t>
             </w:r>
@@ -3023,15 +3664,18 @@
         <w:ind w:left="0" w:firstLine="0"/>
         <w:jc w:val="center"/>
         <w:rPr>
-          <w:rFonts w:eastAsia="DengXian"/>
+          <w:rFonts w:eastAsia="Century" w:ascii="Century" w:hAnsi="Century" w:cs="Century"/>
           <w:lang w:eastAsia="zh-CN"/>
+          <w:sz w:val="21"/>
+          <w:szCs w:val="21"/>
         </w:rPr>
       </w:pPr>
       <w:r>
         <w:rPr>
-          <w:rFonts w:ascii="Arial" w:hAnsi="Arial"/>
+          <w:rFonts w:ascii="Century" w:hAnsi="Century" w:eastAsia="Century" w:cs="Century"/>
           <w:b/>
           <w:sz w:val="21"/>
+          <w:szCs w:val="21"/>
         </w:rPr>
         <w:t>Figure 2-1 Asset Distribution</w:t>
       </w:r>
@@ -3039,10 +3683,18 @@
     <w:p>
       <w:pPr>
         <w:jc w:val="center"/>
+        <w:rPr>
+          <w:rFonts w:ascii="Century" w:hAnsi="Century" w:eastAsia="Century" w:cs="Century"/>
+          <w:sz w:val="21"/>
+          <w:szCs w:val="21"/>
+        </w:rPr>
       </w:pPr>
       <w:r>
         <w:rPr>
+          <w:rFonts w:ascii="Century" w:hAnsi="Century" w:eastAsia="Century" w:cs="Century"/>
           <w:noProof/>
+          <w:sz w:val="21"/>
+          <w:szCs w:val="21"/>
         </w:rPr>
         <w:drawing>
           <wp:inline distT="0" distB="0" distL="0" distR="0" wp14:anchorId="78F4C4D2" wp14:editId="3CC726C4">
@@ -3063,13 +3715,19 @@
       <w:pPr>
         <w:pStyle w:val="2"/>
         <w:spacing w:before="160" w:after="100" w:line="252" w:lineRule="auto"/>
+        <w:rPr>
+          <w:rFonts w:ascii="Century" w:hAnsi="Century" w:eastAsia="Century" w:cs="Century"/>
+          <w:sz w:val="28"/>
+          <w:szCs w:val="28"/>
+        </w:rPr>
       </w:pPr>
       <w:r>
         <w:rPr>
-          <w:rFonts w:ascii="Arial" w:hAnsi="Arial" w:eastAsia="PingFang SC"/>
+          <w:rFonts w:ascii="Century" w:hAnsi="Century" w:eastAsia="Century" w:cs="Century"/>
           <w:b/>
           <w:color w:val="0F4C5C"/>
-          <w:sz w:val="30"/>
+          <w:sz w:val="28"/>
+          <w:szCs w:val="28"/>
         </w:rPr>
         <w:t>2.2 Resource Distribution by Region</w:t>
       </w:r>
@@ -3080,12 +3738,18 @@
         <w:spacing w:before="120" w:after="120"/>
         <w:ind w:left="0" w:firstLine="0"/>
         <w:jc w:val="center"/>
+        <w:rPr>
+          <w:rFonts w:ascii="Century" w:hAnsi="Century" w:eastAsia="Century" w:cs="Century"/>
+          <w:sz w:val="21"/>
+          <w:szCs w:val="21"/>
+        </w:rPr>
       </w:pPr>
       <w:r>
         <w:rPr>
-          <w:rFonts w:ascii="Arial" w:hAnsi="Arial"/>
+          <w:rFonts w:ascii="Century" w:hAnsi="Century" w:eastAsia="Century" w:cs="Century"/>
           <w:b/>
           <w:sz w:val="21"/>
+          <w:szCs w:val="21"/>
         </w:rPr>
         <w:t>Table 2-2 Regional Distribution</w:t>
       </w:r>
@@ -3135,13 +3799,19 @@
             <w:pPr>
               <w:pStyle w:val="Compact"/>
               <w:spacing w:before="0" w:after="0" w:line="252" w:lineRule="auto"/>
+              <w:rPr>
+                <w:rFonts w:ascii="Century" w:hAnsi="Century" w:eastAsia="Century" w:cs="Century"/>
+                <w:sz w:val="21"/>
+                <w:szCs w:val="21"/>
+              </w:rPr>
             </w:pPr>
             <w:r>
               <w:rPr>
-                <w:rFonts w:ascii="Arial" w:hAnsi="Arial"/>
+                <w:rFonts w:ascii="Century" w:hAnsi="Century" w:eastAsia="Century" w:cs="Century"/>
                 <w:b/>
                 <w:color w:val="FFFFFF"/>
-                <w:sz w:val="18"/>
+                <w:sz w:val="21"/>
+                <w:szCs w:val="21"/>
               </w:rPr>
               <w:t>Region</w:t>
             </w:r>
@@ -3166,13 +3836,19 @@
             <w:pPr>
               <w:pStyle w:val="Compact"/>
               <w:spacing w:before="0" w:after="0" w:line="252" w:lineRule="auto"/>
+              <w:rPr>
+                <w:rFonts w:ascii="Century" w:hAnsi="Century" w:eastAsia="Century" w:cs="Century"/>
+                <w:sz w:val="21"/>
+                <w:szCs w:val="21"/>
+              </w:rPr>
             </w:pPr>
             <w:r>
               <w:rPr>
-                <w:rFonts w:ascii="Arial" w:hAnsi="Arial"/>
+                <w:rFonts w:ascii="Century" w:hAnsi="Century" w:eastAsia="Century" w:cs="Century"/>
                 <w:b/>
                 <w:color w:val="FFFFFF"/>
-                <w:sz w:val="18"/>
+                <w:sz w:val="21"/>
+                <w:szCs w:val="21"/>
               </w:rPr>
               <w:t>Resource Count</w:t>
             </w:r>
@@ -3195,11 +3871,17 @@
             <w:pPr>
               <w:pStyle w:val="Compact"/>
               <w:spacing w:before="0" w:after="0" w:line="252" w:lineRule="auto"/>
+              <w:rPr>
+                <w:rFonts w:ascii="Century" w:hAnsi="Century" w:eastAsia="Century" w:cs="Century"/>
+                <w:sz w:val="21"/>
+                <w:szCs w:val="21"/>
+              </w:rPr>
             </w:pPr>
             <w:r>
               <w:rPr>
-                <w:rFonts w:ascii="Arial" w:hAnsi="Arial"/>
-                <w:sz w:val="18"/>
+                <w:rFonts w:ascii="Century" w:hAnsi="Century" w:eastAsia="Century" w:cs="Century"/>
+                <w:sz w:val="21"/>
+                <w:szCs w:val="21"/>
               </w:rPr>
               <w:lastRenderedPageBreak/>
               <w:t>ap-northeast-1</w:t>
@@ -3222,15 +3904,18 @@
               <w:pStyle w:val="Compact"/>
               <w:spacing w:before="0" w:after="0" w:line="252" w:lineRule="auto"/>
               <w:rPr>
-                <w:rFonts w:eastAsia="DengXian"/>
+                <w:rFonts w:eastAsia="Century" w:ascii="Century" w:hAnsi="Century" w:cs="Century"/>
                 <w:lang w:eastAsia="zh-CN"/>
+                <w:sz w:val="21"/>
+                <w:szCs w:val="21"/>
               </w:rPr>
             </w:pPr>
             <w:r>
               <w:rPr>
-                <w:rFonts w:eastAsia="DengXian" w:hint="eastAsia" w:ascii="Arial" w:hAnsi="Arial"/>
-                <w:sz w:val="18"/>
+                <w:rFonts w:eastAsia="Century" w:hint="eastAsia" w:ascii="Century" w:hAnsi="Century" w:cs="Century"/>
+                <w:sz w:val="21"/>
                 <w:lang w:eastAsia="zh-CN"/>
+                <w:szCs w:val="21"/>
               </w:rPr>
               <w:t>2</w:t>
             </w:r>
@@ -3245,15 +3930,18 @@
         <w:ind w:left="0" w:firstLine="0"/>
         <w:jc w:val="center"/>
         <w:rPr>
-          <w:rFonts w:eastAsia="DengXian"/>
+          <w:rFonts w:eastAsia="Century" w:ascii="Century" w:hAnsi="Century" w:cs="Century"/>
           <w:lang w:eastAsia="zh-CN"/>
+          <w:sz w:val="21"/>
+          <w:szCs w:val="21"/>
         </w:rPr>
       </w:pPr>
       <w:r>
         <w:rPr>
-          <w:rFonts w:ascii="Arial" w:hAnsi="Arial"/>
+          <w:rFonts w:ascii="Century" w:hAnsi="Century" w:eastAsia="Century" w:cs="Century"/>
           <w:b/>
           <w:sz w:val="21"/>
+          <w:szCs w:val="21"/>
         </w:rPr>
         <w:t>Figure 2-2 Resource Distribution by Region</w:t>
       </w:r>
@@ -3261,10 +3949,18 @@
     <w:p>
       <w:pPr>
         <w:jc w:val="center"/>
+        <w:rPr>
+          <w:rFonts w:ascii="Century" w:hAnsi="Century" w:eastAsia="Century" w:cs="Century"/>
+          <w:sz w:val="21"/>
+          <w:szCs w:val="21"/>
+        </w:rPr>
       </w:pPr>
       <w:r>
         <w:rPr>
+          <w:rFonts w:ascii="Century" w:hAnsi="Century" w:eastAsia="Century" w:cs="Century"/>
           <w:noProof/>
+          <w:sz w:val="21"/>
+          <w:szCs w:val="21"/>
         </w:rPr>
         <w:drawing>
           <wp:inline distT="0" distB="0" distL="0" distR="0" wp14:anchorId="7947D275" wp14:editId="68FA462C">
@@ -3285,13 +3981,19 @@
       <w:pPr>
         <w:pStyle w:val="1"/>
         <w:spacing w:before="160" w:after="100" w:line="252" w:lineRule="auto"/>
+        <w:rPr>
+          <w:rFonts w:ascii="Century" w:hAnsi="Century" w:eastAsia="Century" w:cs="Century"/>
+          <w:sz w:val="36"/>
+          <w:szCs w:val="36"/>
+        </w:rPr>
       </w:pPr>
       <w:r>
         <w:rPr>
-          <w:rFonts w:ascii="Arial" w:hAnsi="Arial" w:eastAsia="PingFang SC"/>
+          <w:rFonts w:ascii="Century" w:hAnsi="Century" w:eastAsia="Century" w:cs="Century"/>
           <w:b/>
           <w:color w:val="0F4C5C"/>
-          <w:sz w:val="40"/>
+          <w:sz w:val="36"/>
+          <w:szCs w:val="36"/>
         </w:rPr>
         <w:t>3. Findings Overview</w:t>
       </w:r>
@@ -3300,13 +4002,19 @@
       <w:pPr>
         <w:pStyle w:val="2"/>
         <w:spacing w:before="160" w:after="100" w:line="252" w:lineRule="auto"/>
+        <w:rPr>
+          <w:rFonts w:ascii="Century" w:hAnsi="Century" w:eastAsia="Century" w:cs="Century"/>
+          <w:sz w:val="28"/>
+          <w:szCs w:val="28"/>
+        </w:rPr>
       </w:pPr>
       <w:r>
         <w:rPr>
-          <w:rFonts w:ascii="Arial" w:hAnsi="Arial" w:eastAsia="PingFang SC"/>
+          <w:rFonts w:ascii="Century" w:hAnsi="Century" w:eastAsia="Century" w:cs="Century"/>
           <w:b/>
           <w:color w:val="0F4C5C"/>
-          <w:sz w:val="30"/>
+          <w:sz w:val="28"/>
+          <w:szCs w:val="28"/>
         </w:rPr>
         <w:t>3.1 Findings by Service</w:t>
       </w:r>
@@ -3317,12 +4025,18 @@
         <w:spacing w:before="120" w:after="120"/>
         <w:ind w:left="0" w:firstLine="0"/>
         <w:jc w:val="center"/>
+        <w:rPr>
+          <w:rFonts w:ascii="Century" w:hAnsi="Century" w:eastAsia="Century" w:cs="Century"/>
+          <w:sz w:val="21"/>
+          <w:szCs w:val="21"/>
+        </w:rPr>
       </w:pPr>
       <w:r>
         <w:rPr>
-          <w:rFonts w:ascii="Arial" w:hAnsi="Arial"/>
+          <w:rFonts w:ascii="Century" w:hAnsi="Century" w:eastAsia="Century" w:cs="Century"/>
           <w:b/>
           <w:sz w:val="21"/>
+          <w:szCs w:val="21"/>
         </w:rPr>
         <w:t>Table 3-1 Findings by Service</w:t>
       </w:r>
@@ -3375,13 +4089,19 @@
             <w:pPr>
               <w:pStyle w:val="Compact"/>
               <w:spacing w:before="0" w:after="0" w:line="252" w:lineRule="auto"/>
+              <w:rPr>
+                <w:rFonts w:ascii="Century" w:hAnsi="Century" w:eastAsia="Century" w:cs="Century"/>
+                <w:sz w:val="21"/>
+                <w:szCs w:val="21"/>
+              </w:rPr>
             </w:pPr>
             <w:r>
               <w:rPr>
-                <w:rFonts w:ascii="Arial" w:hAnsi="Arial"/>
+                <w:rFonts w:ascii="Century" w:hAnsi="Century" w:eastAsia="Century" w:cs="Century"/>
                 <w:b/>
                 <w:color w:val="FFFFFF"/>
-                <w:sz w:val="18"/>
+                <w:sz w:val="21"/>
+                <w:szCs w:val="21"/>
               </w:rPr>
               <w:t>Service</w:t>
             </w:r>
@@ -3406,13 +4126,19 @@
             <w:pPr>
               <w:pStyle w:val="Compact"/>
               <w:spacing w:before="0" w:after="0" w:line="252" w:lineRule="auto"/>
+              <w:rPr>
+                <w:rFonts w:ascii="Century" w:hAnsi="Century" w:eastAsia="Century" w:cs="Century"/>
+                <w:sz w:val="21"/>
+                <w:szCs w:val="21"/>
+              </w:rPr>
             </w:pPr>
             <w:r>
               <w:rPr>
-                <w:rFonts w:ascii="Arial" w:hAnsi="Arial"/>
+                <w:rFonts w:ascii="Century" w:hAnsi="Century" w:eastAsia="Century" w:cs="Century"/>
                 <w:b/>
                 <w:color w:val="FFFFFF"/>
-                <w:sz w:val="18"/>
+                <w:sz w:val="21"/>
+                <w:szCs w:val="21"/>
               </w:rPr>
               <w:t>Critical</w:t>
             </w:r>
@@ -3437,13 +4163,19 @@
             <w:pPr>
               <w:pStyle w:val="Compact"/>
               <w:spacing w:before="0" w:after="0" w:line="252" w:lineRule="auto"/>
+              <w:rPr>
+                <w:rFonts w:ascii="Century" w:hAnsi="Century" w:eastAsia="Century" w:cs="Century"/>
+                <w:sz w:val="21"/>
+                <w:szCs w:val="21"/>
+              </w:rPr>
             </w:pPr>
             <w:r>
               <w:rPr>
-                <w:rFonts w:ascii="Arial" w:hAnsi="Arial"/>
+                <w:rFonts w:ascii="Century" w:hAnsi="Century" w:eastAsia="Century" w:cs="Century"/>
                 <w:b/>
                 <w:color w:val="FFFFFF"/>
-                <w:sz w:val="18"/>
+                <w:sz w:val="21"/>
+                <w:szCs w:val="21"/>
               </w:rPr>
               <w:t>High</w:t>
             </w:r>
@@ -3468,13 +4200,19 @@
             <w:pPr>
               <w:pStyle w:val="Compact"/>
               <w:spacing w:before="0" w:after="0" w:line="252" w:lineRule="auto"/>
+              <w:rPr>
+                <w:rFonts w:ascii="Century" w:hAnsi="Century" w:eastAsia="Century" w:cs="Century"/>
+                <w:sz w:val="21"/>
+                <w:szCs w:val="21"/>
+              </w:rPr>
             </w:pPr>
             <w:r>
               <w:rPr>
-                <w:rFonts w:ascii="Arial" w:hAnsi="Arial"/>
+                <w:rFonts w:ascii="Century" w:hAnsi="Century" w:eastAsia="Century" w:cs="Century"/>
                 <w:b/>
                 <w:color w:val="FFFFFF"/>
-                <w:sz w:val="18"/>
+                <w:sz w:val="21"/>
+                <w:szCs w:val="21"/>
               </w:rPr>
               <w:t>Medium</w:t>
             </w:r>
@@ -3499,13 +4237,19 @@
             <w:pPr>
               <w:pStyle w:val="Compact"/>
               <w:spacing w:before="0" w:after="0" w:line="252" w:lineRule="auto"/>
+              <w:rPr>
+                <w:rFonts w:ascii="Century" w:hAnsi="Century" w:eastAsia="Century" w:cs="Century"/>
+                <w:sz w:val="21"/>
+                <w:szCs w:val="21"/>
+              </w:rPr>
             </w:pPr>
             <w:r>
               <w:rPr>
-                <w:rFonts w:ascii="Arial" w:hAnsi="Arial"/>
+                <w:rFonts w:ascii="Century" w:hAnsi="Century" w:eastAsia="Century" w:cs="Century"/>
                 <w:b/>
                 <w:color w:val="FFFFFF"/>
-                <w:sz w:val="18"/>
+                <w:sz w:val="21"/>
+                <w:szCs w:val="21"/>
               </w:rPr>
               <w:t>Low</w:t>
             </w:r>
@@ -3528,11 +4272,17 @@
             <w:pPr>
               <w:pStyle w:val="Compact"/>
               <w:spacing w:before="0" w:after="0" w:line="252" w:lineRule="auto"/>
+              <w:rPr>
+                <w:rFonts w:ascii="Century" w:hAnsi="Century" w:eastAsia="Century" w:cs="Century"/>
+                <w:sz w:val="21"/>
+                <w:szCs w:val="21"/>
+              </w:rPr>
             </w:pPr>
             <w:r>
               <w:rPr>
-                <w:rFonts w:ascii="Arial" w:hAnsi="Arial"/>
-                <w:sz w:val="18"/>
+                <w:rFonts w:ascii="Century" w:hAnsi="Century" w:eastAsia="Century" w:cs="Century"/>
+                <w:sz w:val="21"/>
+                <w:szCs w:val="21"/>
               </w:rPr>
               <w:t>IAM</w:t>
             </w:r>
@@ -3554,15 +4304,18 @@
               <w:pStyle w:val="Compact"/>
               <w:spacing w:before="0" w:after="0" w:line="252" w:lineRule="auto"/>
               <w:rPr>
-                <w:rFonts w:eastAsia="DengXian"/>
+                <w:rFonts w:eastAsia="Century" w:ascii="Century" w:hAnsi="Century" w:cs="Century"/>
                 <w:lang w:eastAsia="zh-CN"/>
+                <w:sz w:val="21"/>
+                <w:szCs w:val="21"/>
               </w:rPr>
             </w:pPr>
             <w:r>
               <w:rPr>
-                <w:rFonts w:eastAsia="DengXian" w:hint="eastAsia" w:ascii="Arial" w:hAnsi="Arial"/>
-                <w:sz w:val="18"/>
+                <w:rFonts w:eastAsia="Century" w:hint="eastAsia" w:ascii="Century" w:hAnsi="Century" w:cs="Century"/>
+                <w:sz w:val="21"/>
                 <w:lang w:eastAsia="zh-CN"/>
+                <w:szCs w:val="21"/>
               </w:rPr>
               <w:t>0</w:t>
             </w:r>
@@ -3584,15 +4337,18 @@
               <w:pStyle w:val="Compact"/>
               <w:spacing w:before="0" w:after="0" w:line="252" w:lineRule="auto"/>
               <w:rPr>
-                <w:rFonts w:eastAsia="DengXian"/>
+                <w:rFonts w:eastAsia="Century" w:ascii="Century" w:hAnsi="Century" w:cs="Century"/>
                 <w:lang w:eastAsia="zh-CN"/>
+                <w:sz w:val="21"/>
+                <w:szCs w:val="21"/>
               </w:rPr>
             </w:pPr>
             <w:r>
               <w:rPr>
-                <w:rFonts w:eastAsia="DengXian" w:hint="eastAsia" w:ascii="Arial" w:hAnsi="Arial"/>
-                <w:sz w:val="18"/>
+                <w:rFonts w:eastAsia="Century" w:hint="eastAsia" w:ascii="Century" w:hAnsi="Century" w:cs="Century"/>
+                <w:sz w:val="21"/>
                 <w:lang w:eastAsia="zh-CN"/>
+                <w:szCs w:val="21"/>
               </w:rPr>
               <w:t>1</w:t>
             </w:r>
@@ -3614,15 +4370,18 @@
               <w:pStyle w:val="Compact"/>
               <w:spacing w:before="0" w:after="0" w:line="252" w:lineRule="auto"/>
               <w:rPr>
-                <w:rFonts w:eastAsia="DengXian"/>
+                <w:rFonts w:eastAsia="Century" w:ascii="Century" w:hAnsi="Century" w:cs="Century"/>
                 <w:lang w:eastAsia="zh-CN"/>
+                <w:sz w:val="21"/>
+                <w:szCs w:val="21"/>
               </w:rPr>
             </w:pPr>
             <w:r>
               <w:rPr>
-                <w:rFonts w:eastAsia="DengXian" w:hint="eastAsia" w:ascii="Arial" w:hAnsi="Arial"/>
-                <w:sz w:val="18"/>
+                <w:rFonts w:eastAsia="Century" w:hint="eastAsia" w:ascii="Century" w:hAnsi="Century" w:cs="Century"/>
+                <w:sz w:val="21"/>
                 <w:lang w:eastAsia="zh-CN"/>
+                <w:szCs w:val="21"/>
               </w:rPr>
               <w:t>0</w:t>
             </w:r>
@@ -3644,15 +4403,18 @@
               <w:pStyle w:val="Compact"/>
               <w:spacing w:before="0" w:after="0" w:line="252" w:lineRule="auto"/>
               <w:rPr>
-                <w:rFonts w:eastAsia="DengXian"/>
+                <w:rFonts w:eastAsia="Century" w:ascii="Century" w:hAnsi="Century" w:cs="Century"/>
                 <w:lang w:eastAsia="zh-CN"/>
+                <w:sz w:val="21"/>
+                <w:szCs w:val="21"/>
               </w:rPr>
             </w:pPr>
             <w:r>
               <w:rPr>
-                <w:rFonts w:eastAsia="DengXian" w:hint="eastAsia" w:ascii="Arial" w:hAnsi="Arial"/>
-                <w:sz w:val="18"/>
+                <w:rFonts w:eastAsia="Century" w:hint="eastAsia" w:ascii="Century" w:hAnsi="Century" w:cs="Century"/>
+                <w:sz w:val="21"/>
                 <w:lang w:eastAsia="zh-CN"/>
+                <w:szCs w:val="21"/>
               </w:rPr>
               <w:t>0</w:t>
             </w:r>
@@ -3676,15 +4438,18 @@
               <w:pStyle w:val="Compact"/>
               <w:spacing w:before="0" w:after="0" w:line="252" w:lineRule="auto"/>
               <w:rPr>
-                <w:rFonts w:eastAsia="DengXian"/>
+                <w:rFonts w:eastAsia="Century" w:ascii="Century" w:hAnsi="Century" w:cs="Century"/>
                 <w:lang w:eastAsia="zh-CN"/>
+                <w:sz w:val="21"/>
+                <w:szCs w:val="21"/>
               </w:rPr>
             </w:pPr>
             <w:r>
               <w:rPr>
-                <w:rFonts w:eastAsia="DengXian" w:hint="eastAsia" w:ascii="Arial" w:hAnsi="Arial"/>
-                <w:sz w:val="18"/>
+                <w:rFonts w:eastAsia="Century" w:hint="eastAsia" w:ascii="Century" w:hAnsi="Century" w:cs="Century"/>
+                <w:sz w:val="21"/>
                 <w:lang w:eastAsia="zh-CN"/>
+                <w:szCs w:val="21"/>
               </w:rPr>
               <w:t>CloudTrail</w:t>
             </w:r>
@@ -3706,15 +4471,18 @@
               <w:pStyle w:val="Compact"/>
               <w:spacing w:before="0" w:after="0" w:line="252" w:lineRule="auto"/>
               <w:rPr>
-                <w:rFonts w:eastAsia="DengXian"/>
+                <w:rFonts w:eastAsia="Century" w:ascii="Century" w:hAnsi="Century" w:cs="Century"/>
                 <w:lang w:eastAsia="zh-CN"/>
+                <w:sz w:val="21"/>
+                <w:szCs w:val="21"/>
               </w:rPr>
             </w:pPr>
             <w:r>
               <w:rPr>
-                <w:rFonts w:eastAsia="DengXian" w:hint="eastAsia" w:ascii="Arial" w:hAnsi="Arial"/>
-                <w:sz w:val="18"/>
+                <w:rFonts w:eastAsia="Century" w:hint="eastAsia" w:ascii="Century" w:hAnsi="Century" w:cs="Century"/>
+                <w:sz w:val="21"/>
                 <w:lang w:eastAsia="zh-CN"/>
+                <w:szCs w:val="21"/>
               </w:rPr>
               <w:t>0</w:t>
             </w:r>
@@ -3736,15 +4504,18 @@
               <w:pStyle w:val="Compact"/>
               <w:spacing w:before="0" w:after="0" w:line="252" w:lineRule="auto"/>
               <w:rPr>
-                <w:rFonts w:eastAsia="DengXian"/>
+                <w:rFonts w:eastAsia="Century" w:ascii="Century" w:hAnsi="Century" w:cs="Century"/>
                 <w:lang w:eastAsia="zh-CN"/>
+                <w:sz w:val="21"/>
+                <w:szCs w:val="21"/>
               </w:rPr>
             </w:pPr>
             <w:r>
               <w:rPr>
-                <w:rFonts w:eastAsia="DengXian" w:hint="eastAsia" w:ascii="Arial" w:hAnsi="Arial"/>
-                <w:sz w:val="18"/>
+                <w:rFonts w:eastAsia="Century" w:hint="eastAsia" w:ascii="Century" w:hAnsi="Century" w:cs="Century"/>
+                <w:sz w:val="21"/>
                 <w:lang w:eastAsia="zh-CN"/>
+                <w:szCs w:val="21"/>
               </w:rPr>
               <w:t>1</w:t>
             </w:r>
@@ -3766,15 +4537,18 @@
               <w:pStyle w:val="Compact"/>
               <w:spacing w:before="0" w:after="0" w:line="252" w:lineRule="auto"/>
               <w:rPr>
-                <w:rFonts w:eastAsia="DengXian"/>
+                <w:rFonts w:eastAsia="Century" w:ascii="Century" w:hAnsi="Century" w:cs="Century"/>
                 <w:lang w:eastAsia="zh-CN"/>
+                <w:sz w:val="21"/>
+                <w:szCs w:val="21"/>
               </w:rPr>
             </w:pPr>
             <w:r>
               <w:rPr>
-                <w:rFonts w:eastAsia="DengXian" w:hint="eastAsia" w:ascii="Arial" w:hAnsi="Arial"/>
-                <w:sz w:val="18"/>
+                <w:rFonts w:eastAsia="Century" w:hint="eastAsia" w:ascii="Century" w:hAnsi="Century" w:cs="Century"/>
+                <w:sz w:val="21"/>
                 <w:lang w:eastAsia="zh-CN"/>
+                <w:szCs w:val="21"/>
               </w:rPr>
               <w:t>0</w:t>
             </w:r>
@@ -3796,15 +4570,18 @@
               <w:pStyle w:val="Compact"/>
               <w:spacing w:before="0" w:after="0" w:line="252" w:lineRule="auto"/>
               <w:rPr>
-                <w:rFonts w:eastAsia="DengXian"/>
+                <w:rFonts w:eastAsia="Century" w:ascii="Century" w:hAnsi="Century" w:cs="Century"/>
                 <w:lang w:eastAsia="zh-CN"/>
+                <w:sz w:val="21"/>
+                <w:szCs w:val="21"/>
               </w:rPr>
             </w:pPr>
             <w:r>
               <w:rPr>
-                <w:rFonts w:eastAsia="DengXian" w:hint="eastAsia" w:ascii="Arial" w:hAnsi="Arial"/>
-                <w:sz w:val="18"/>
+                <w:rFonts w:eastAsia="Century" w:hint="eastAsia" w:ascii="Century" w:hAnsi="Century" w:cs="Century"/>
+                <w:sz w:val="21"/>
                 <w:lang w:eastAsia="zh-CN"/>
+                <w:szCs w:val="21"/>
               </w:rPr>
               <w:t>0</w:t>
             </w:r>
@@ -3819,15 +4596,18 @@
         <w:ind w:left="0" w:firstLine="0"/>
         <w:jc w:val="center"/>
         <w:rPr>
-          <w:rFonts w:eastAsia="DengXian"/>
+          <w:rFonts w:eastAsia="Century" w:ascii="Century" w:hAnsi="Century" w:cs="Century"/>
           <w:lang w:eastAsia="zh-CN"/>
+          <w:sz w:val="21"/>
+          <w:szCs w:val="21"/>
         </w:rPr>
       </w:pPr>
       <w:r>
         <w:rPr>
-          <w:rFonts w:ascii="Arial" w:hAnsi="Arial"/>
+          <w:rFonts w:ascii="Century" w:hAnsi="Century" w:eastAsia="Century" w:cs="Century"/>
           <w:b/>
           <w:sz w:val="21"/>
+          <w:szCs w:val="21"/>
         </w:rPr>
         <w:t>Figure 3-1 Findings by Service</w:t>
       </w:r>
@@ -3835,10 +4615,18 @@
     <w:p>
       <w:pPr>
         <w:jc w:val="center"/>
+        <w:rPr>
+          <w:rFonts w:ascii="Century" w:hAnsi="Century" w:eastAsia="Century" w:cs="Century"/>
+          <w:sz w:val="21"/>
+          <w:szCs w:val="21"/>
+        </w:rPr>
       </w:pPr>
       <w:r>
         <w:rPr>
+          <w:rFonts w:ascii="Century" w:hAnsi="Century" w:eastAsia="Century" w:cs="Century"/>
           <w:noProof/>
+          <w:sz w:val="21"/>
+          <w:szCs w:val="21"/>
         </w:rPr>
         <w:drawing>
           <wp:inline distT="0" distB="0" distL="0" distR="0" wp14:anchorId="57D36B5D" wp14:editId="13BB19B8">
@@ -3859,13 +4647,19 @@
       <w:pPr>
         <w:pStyle w:val="2"/>
         <w:spacing w:before="160" w:after="100" w:line="252" w:lineRule="auto"/>
+        <w:rPr>
+          <w:rFonts w:ascii="Century" w:hAnsi="Century" w:eastAsia="Century" w:cs="Century"/>
+          <w:sz w:val="28"/>
+          <w:szCs w:val="28"/>
+        </w:rPr>
       </w:pPr>
       <w:r>
         <w:rPr>
-          <w:rFonts w:ascii="Arial" w:hAnsi="Arial" w:eastAsia="PingFang SC"/>
+          <w:rFonts w:ascii="Century" w:hAnsi="Century" w:eastAsia="Century" w:cs="Century"/>
           <w:b/>
           <w:color w:val="0F4C5C"/>
-          <w:sz w:val="30"/>
+          <w:sz w:val="28"/>
+          <w:szCs w:val="28"/>
         </w:rPr>
         <w:t>3.2 Findings by Category</w:t>
       </w:r>
@@ -3876,12 +4670,18 @@
         <w:spacing w:before="120" w:after="120"/>
         <w:ind w:left="0" w:firstLine="0"/>
         <w:jc w:val="center"/>
+        <w:rPr>
+          <w:rFonts w:ascii="Century" w:hAnsi="Century" w:eastAsia="Century" w:cs="Century"/>
+          <w:sz w:val="21"/>
+          <w:szCs w:val="21"/>
+        </w:rPr>
       </w:pPr>
       <w:r>
         <w:rPr>
-          <w:rFonts w:ascii="Arial" w:hAnsi="Arial"/>
+          <w:rFonts w:ascii="Century" w:hAnsi="Century" w:eastAsia="Century" w:cs="Century"/>
           <w:b/>
           <w:sz w:val="21"/>
+          <w:szCs w:val="21"/>
         </w:rPr>
         <w:t>Table 3-2 Findings by Category</w:t>
       </w:r>
@@ -3931,13 +4731,19 @@
             <w:pPr>
               <w:pStyle w:val="Compact"/>
               <w:spacing w:before="0" w:after="0" w:line="252" w:lineRule="auto"/>
+              <w:rPr>
+                <w:rFonts w:ascii="Century" w:hAnsi="Century" w:eastAsia="Century" w:cs="Century"/>
+                <w:sz w:val="21"/>
+                <w:szCs w:val="21"/>
+              </w:rPr>
             </w:pPr>
             <w:r>
               <w:rPr>
-                <w:rFonts w:ascii="Arial" w:hAnsi="Arial"/>
+                <w:rFonts w:ascii="Century" w:hAnsi="Century" w:eastAsia="Century" w:cs="Century"/>
                 <w:b/>
                 <w:color w:val="FFFFFF"/>
-                <w:sz w:val="18"/>
+                <w:sz w:val="21"/>
+                <w:szCs w:val="21"/>
               </w:rPr>
               <w:t>Category</w:t>
             </w:r>
@@ -3962,13 +4768,19 @@
             <w:pPr>
               <w:pStyle w:val="Compact"/>
               <w:spacing w:before="0" w:after="0" w:line="252" w:lineRule="auto"/>
+              <w:rPr>
+                <w:rFonts w:ascii="Century" w:hAnsi="Century" w:eastAsia="Century" w:cs="Century"/>
+                <w:sz w:val="21"/>
+                <w:szCs w:val="21"/>
+              </w:rPr>
             </w:pPr>
             <w:r>
               <w:rPr>
-                <w:rFonts w:ascii="Arial" w:hAnsi="Arial"/>
+                <w:rFonts w:ascii="Century" w:hAnsi="Century" w:eastAsia="Century" w:cs="Century"/>
                 <w:b/>
                 <w:color w:val="FFFFFF"/>
-                <w:sz w:val="18"/>
+                <w:sz w:val="21"/>
+                <w:szCs w:val="21"/>
               </w:rPr>
               <w:t>Findings</w:t>
             </w:r>
@@ -3991,11 +4803,17 @@
             <w:pPr>
               <w:pStyle w:val="Compact"/>
               <w:spacing w:before="0" w:after="0" w:line="252" w:lineRule="auto"/>
+              <w:rPr>
+                <w:rFonts w:ascii="Century" w:hAnsi="Century" w:eastAsia="Century" w:cs="Century"/>
+                <w:sz w:val="21"/>
+                <w:szCs w:val="21"/>
+              </w:rPr>
             </w:pPr>
             <w:r>
               <w:rPr>
-                <w:rFonts w:ascii="Arial" w:hAnsi="Arial"/>
-                <w:sz w:val="18"/>
+                <w:rFonts w:ascii="Century" w:hAnsi="Century" w:eastAsia="Century" w:cs="Century"/>
+                <w:sz w:val="21"/>
+                <w:szCs w:val="21"/>
               </w:rPr>
               <w:t>IAM</w:t>
             </w:r>
@@ -4017,15 +4835,18 @@
               <w:pStyle w:val="Compact"/>
               <w:spacing w:before="0" w:after="0" w:line="252" w:lineRule="auto"/>
               <w:rPr>
-                <w:rFonts w:eastAsia="DengXian"/>
+                <w:rFonts w:eastAsia="Century" w:ascii="Century" w:hAnsi="Century" w:cs="Century"/>
                 <w:lang w:eastAsia="zh-CN"/>
+                <w:sz w:val="21"/>
+                <w:szCs w:val="21"/>
               </w:rPr>
             </w:pPr>
             <w:r>
               <w:rPr>
-                <w:rFonts w:eastAsia="DengXian" w:hint="eastAsia" w:ascii="Arial" w:hAnsi="Arial"/>
-                <w:sz w:val="18"/>
+                <w:rFonts w:eastAsia="Century" w:hint="eastAsia" w:ascii="Century" w:hAnsi="Century" w:cs="Century"/>
+                <w:sz w:val="21"/>
                 <w:lang w:eastAsia="zh-CN"/>
+                <w:szCs w:val="21"/>
               </w:rPr>
               <w:t>1</w:t>
             </w:r>
@@ -4049,15 +4870,18 @@
               <w:pStyle w:val="Compact"/>
               <w:spacing w:before="0" w:after="0" w:line="252" w:lineRule="auto"/>
               <w:rPr>
-                <w:rFonts w:eastAsia="DengXian"/>
+                <w:rFonts w:eastAsia="Century" w:ascii="Century" w:hAnsi="Century" w:cs="Century"/>
                 <w:lang w:eastAsia="zh-CN"/>
+                <w:sz w:val="21"/>
+                <w:szCs w:val="21"/>
               </w:rPr>
             </w:pPr>
             <w:r>
               <w:rPr>
-                <w:rFonts w:eastAsia="DengXian" w:hint="eastAsia" w:ascii="Arial" w:hAnsi="Arial"/>
-                <w:sz w:val="18"/>
+                <w:rFonts w:eastAsia="Century" w:hint="eastAsia" w:ascii="Century" w:hAnsi="Century" w:cs="Century"/>
+                <w:sz w:val="21"/>
                 <w:lang w:eastAsia="zh-CN"/>
+                <w:szCs w:val="21"/>
               </w:rPr>
               <w:t>Logging</w:t>
             </w:r>
@@ -4079,15 +4903,18 @@
               <w:pStyle w:val="Compact"/>
               <w:spacing w:before="0" w:after="0" w:line="252" w:lineRule="auto"/>
               <w:rPr>
-                <w:rFonts w:eastAsia="DengXian"/>
+                <w:rFonts w:eastAsia="Century" w:ascii="Century" w:hAnsi="Century" w:cs="Century"/>
                 <w:lang w:eastAsia="zh-CN"/>
+                <w:sz w:val="21"/>
+                <w:szCs w:val="21"/>
               </w:rPr>
             </w:pPr>
             <w:r>
               <w:rPr>
-                <w:rFonts w:eastAsia="DengXian" w:hint="eastAsia" w:ascii="Arial" w:hAnsi="Arial"/>
-                <w:sz w:val="18"/>
+                <w:rFonts w:eastAsia="Century" w:hint="eastAsia" w:ascii="Century" w:hAnsi="Century" w:cs="Century"/>
+                <w:sz w:val="21"/>
                 <w:lang w:eastAsia="zh-CN"/>
+                <w:szCs w:val="21"/>
               </w:rPr>
               <w:t>1</w:t>
             </w:r>
@@ -4101,12 +4928,18 @@
         <w:spacing w:before="120" w:after="120"/>
         <w:ind w:left="0" w:firstLine="0"/>
         <w:jc w:val="center"/>
+        <w:rPr>
+          <w:rFonts w:ascii="Century" w:hAnsi="Century" w:eastAsia="Century" w:cs="Century"/>
+          <w:sz w:val="21"/>
+          <w:szCs w:val="21"/>
+        </w:rPr>
       </w:pPr>
       <w:r>
         <w:rPr>
-          <w:rFonts w:ascii="Arial" w:hAnsi="Arial"/>
+          <w:rFonts w:ascii="Century" w:hAnsi="Century" w:eastAsia="Century" w:cs="Century"/>
           <w:b/>
           <w:sz w:val="21"/>
+          <w:szCs w:val="21"/>
         </w:rPr>
         <w:t>Figure 3-2 Findings by Category</w:t>
       </w:r>
@@ -4116,15 +4949,19 @@
         <w:pStyle w:val="SourceCode"/>
         <w:jc w:val="center"/>
         <w:rPr>
-          <w:rFonts w:eastAsia="DengXian"/>
+          <w:rFonts w:eastAsia="Century" w:ascii="Century" w:hAnsi="Century" w:cs="Century"/>
           <w:lang w:eastAsia="zh-CN"/>
+          <w:sz w:val="21"/>
+          <w:szCs w:val="21"/>
         </w:rPr>
       </w:pPr>
       <w:r>
         <w:rPr>
-          <w:rFonts w:eastAsia="DengXian" w:hint="eastAsia"/>
+          <w:rFonts w:eastAsia="Century" w:hint="eastAsia" w:ascii="Century" w:hAnsi="Century" w:cs="Century"/>
           <w:noProof/>
           <w:lang w:eastAsia="zh-CN"/>
+          <w:sz w:val="21"/>
+          <w:szCs w:val="21"/>
         </w:rPr>
         <w:lastRenderedPageBreak/>
         <w:drawing>
@@ -4146,13 +4983,19 @@
       <w:pPr>
         <w:pStyle w:val="1"/>
         <w:spacing w:before="160" w:after="100" w:line="252" w:lineRule="auto"/>
+        <w:rPr>
+          <w:rFonts w:ascii="Century" w:hAnsi="Century" w:eastAsia="Century" w:cs="Century"/>
+          <w:sz w:val="36"/>
+          <w:szCs w:val="36"/>
+        </w:rPr>
       </w:pPr>
       <w:r>
         <w:rPr>
-          <w:rFonts w:ascii="Arial" w:hAnsi="Arial" w:eastAsia="PingFang SC"/>
+          <w:rFonts w:ascii="Century" w:hAnsi="Century" w:eastAsia="Century" w:cs="Century"/>
           <w:b/>
           <w:color w:val="0F4C5C"/>
-          <w:sz w:val="40"/>
+          <w:sz w:val="36"/>
+          <w:szCs w:val="36"/>
         </w:rPr>
         <w:t>4. Remediation Priorities</w:t>
       </w:r>
@@ -4161,13 +5004,19 @@
       <w:pPr>
         <w:pStyle w:val="2"/>
         <w:spacing w:before="160" w:after="100" w:line="252" w:lineRule="auto"/>
+        <w:rPr>
+          <w:rFonts w:ascii="Century" w:hAnsi="Century" w:eastAsia="Century" w:cs="Century"/>
+          <w:sz w:val="28"/>
+          <w:szCs w:val="28"/>
+        </w:rPr>
       </w:pPr>
       <w:r>
         <w:rPr>
-          <w:rFonts w:ascii="Arial" w:hAnsi="Arial" w:eastAsia="PingFang SC"/>
+          <w:rFonts w:ascii="Century" w:hAnsi="Century" w:eastAsia="Century" w:cs="Century"/>
           <w:b/>
           <w:color w:val="0F4C5C"/>
-          <w:sz w:val="30"/>
+          <w:sz w:val="28"/>
+          <w:szCs w:val="28"/>
         </w:rPr>
         <w:t>4.1 Priority 1 (Immediate Action Required)</w:t>
       </w:r>
@@ -4178,12 +5027,18 @@
         <w:spacing w:before="120" w:after="120"/>
         <w:ind w:left="0" w:firstLine="0"/>
         <w:jc w:val="center"/>
+        <w:rPr>
+          <w:rFonts w:ascii="Century" w:hAnsi="Century" w:eastAsia="Century" w:cs="Century"/>
+          <w:sz w:val="21"/>
+          <w:szCs w:val="21"/>
+        </w:rPr>
       </w:pPr>
       <w:r>
         <w:rPr>
-          <w:rFonts w:ascii="Arial" w:hAnsi="Arial"/>
+          <w:rFonts w:ascii="Century" w:hAnsi="Century" w:eastAsia="Century" w:cs="Century"/>
           <w:b/>
           <w:sz w:val="21"/>
+          <w:szCs w:val="21"/>
         </w:rPr>
         <w:t>Table 4-1 Priority 1 Findings</w:t>
       </w:r>
@@ -4234,13 +5089,19 @@
             <w:pPr>
               <w:pStyle w:val="Compact"/>
               <w:spacing w:before="0" w:after="0" w:line="252" w:lineRule="auto"/>
+              <w:rPr>
+                <w:rFonts w:ascii="Century" w:hAnsi="Century" w:eastAsia="Century" w:cs="Century"/>
+                <w:sz w:val="21"/>
+                <w:szCs w:val="21"/>
+              </w:rPr>
             </w:pPr>
             <w:r>
               <w:rPr>
-                <w:rFonts w:ascii="Arial" w:hAnsi="Arial"/>
+                <w:rFonts w:ascii="Century" w:hAnsi="Century" w:eastAsia="Century" w:cs="Century"/>
                 <w:b/>
                 <w:color w:val="FFFFFF"/>
-                <w:sz w:val="18"/>
+                <w:sz w:val="21"/>
+                <w:szCs w:val="21"/>
               </w:rPr>
               <w:t>Finding</w:t>
             </w:r>
@@ -4265,13 +5126,19 @@
             <w:pPr>
               <w:pStyle w:val="Compact"/>
               <w:spacing w:before="0" w:after="0" w:line="252" w:lineRule="auto"/>
+              <w:rPr>
+                <w:rFonts w:ascii="Century" w:hAnsi="Century" w:eastAsia="Century" w:cs="Century"/>
+                <w:sz w:val="21"/>
+                <w:szCs w:val="21"/>
+              </w:rPr>
             </w:pPr>
             <w:r>
               <w:rPr>
-                <w:rFonts w:ascii="Arial" w:hAnsi="Arial"/>
+                <w:rFonts w:ascii="Century" w:hAnsi="Century" w:eastAsia="Century" w:cs="Century"/>
                 <w:b/>
                 <w:color w:val="FFFFFF"/>
-                <w:sz w:val="18"/>
+                <w:sz w:val="21"/>
+                <w:szCs w:val="21"/>
               </w:rPr>
               <w:t>Severity</w:t>
             </w:r>
@@ -4296,13 +5163,19 @@
             <w:pPr>
               <w:pStyle w:val="Compact"/>
               <w:spacing w:before="0" w:after="0" w:line="252" w:lineRule="auto"/>
+              <w:rPr>
+                <w:rFonts w:ascii="Century" w:hAnsi="Century" w:eastAsia="Century" w:cs="Century"/>
+                <w:sz w:val="21"/>
+                <w:szCs w:val="21"/>
+              </w:rPr>
             </w:pPr>
             <w:r>
               <w:rPr>
-                <w:rFonts w:ascii="Arial" w:hAnsi="Arial"/>
+                <w:rFonts w:ascii="Century" w:hAnsi="Century" w:eastAsia="Century" w:cs="Century"/>
                 <w:b/>
                 <w:color w:val="FFFFFF"/>
-                <w:sz w:val="18"/>
+                <w:sz w:val="21"/>
+                <w:szCs w:val="21"/>
               </w:rPr>
               <w:t>Assets</w:t>
             </w:r>
@@ -4329,14 +5202,17 @@
             <w:pPr>
               <w:spacing w:before="0" w:after="0" w:line="252" w:lineRule="auto"/>
               <w:rPr>
-                <w:rFonts w:eastAsia="DengXian"/>
+                <w:rFonts w:eastAsia="Century" w:ascii="Century" w:hAnsi="Century" w:cs="Century"/>
                 <w:lang w:eastAsia="zh-CN"/>
+                <w:sz w:val="21"/>
+                <w:szCs w:val="21"/>
               </w:rPr>
             </w:pPr>
             <w:r>
               <w:rPr>
-                <w:rFonts w:ascii="Arial" w:hAnsi="Arial"/>
-                <w:sz w:val="18"/>
+                <w:rFonts w:ascii="Century" w:hAnsi="Century" w:eastAsia="Century" w:cs="Century"/>
+                <w:sz w:val="21"/>
+                <w:szCs w:val="21"/>
               </w:rPr>
               <w:t>IAM User Console Access Without MFA</w:t>
             </w:r>
@@ -4358,15 +5234,18 @@
               <w:pStyle w:val="Compact"/>
               <w:spacing w:before="0" w:after="0" w:line="252" w:lineRule="auto"/>
               <w:rPr>
-                <w:rFonts w:eastAsia="DengXian"/>
+                <w:rFonts w:eastAsia="Century" w:ascii="Century" w:hAnsi="Century" w:cs="Century"/>
                 <w:lang w:eastAsia="zh-CN"/>
+                <w:sz w:val="21"/>
+                <w:szCs w:val="21"/>
               </w:rPr>
             </w:pPr>
             <w:r>
               <w:rPr>
-                <w:rFonts w:eastAsia="DengXian" w:hint="eastAsia" w:ascii="Arial" w:hAnsi="Arial"/>
-                <w:sz w:val="18"/>
+                <w:rFonts w:eastAsia="Century" w:hint="eastAsia" w:ascii="Century" w:hAnsi="Century" w:cs="Century"/>
+                <w:sz w:val="21"/>
                 <w:lang w:eastAsia="zh-CN"/>
+                <w:szCs w:val="21"/>
               </w:rPr>
               <w:t>High</w:t>
             </w:r>
@@ -4388,15 +5267,18 @@
               <w:pStyle w:val="Compact"/>
               <w:spacing w:before="0" w:after="0" w:line="252" w:lineRule="auto"/>
               <w:rPr>
-                <w:rFonts w:eastAsia="DengXian"/>
+                <w:rFonts w:eastAsia="Century" w:ascii="Century" w:hAnsi="Century" w:cs="Century"/>
                 <w:lang w:eastAsia="zh-CN"/>
+                <w:sz w:val="21"/>
+                <w:szCs w:val="21"/>
               </w:rPr>
             </w:pPr>
             <w:r>
               <w:rPr>
-                <w:rFonts w:eastAsia="DengXian" w:hint="eastAsia" w:ascii="Arial" w:hAnsi="Arial"/>
-                <w:sz w:val="18"/>
+                <w:rFonts w:eastAsia="Century" w:hint="eastAsia" w:ascii="Century" w:hAnsi="Century" w:cs="Century"/>
+                <w:sz w:val="21"/>
                 <w:lang w:eastAsia="zh-CN"/>
+                <w:szCs w:val="21"/>
               </w:rPr>
               <w:t>1</w:t>
             </w:r>
@@ -4422,11 +5304,17 @@
           <w:p>
             <w:pPr>
               <w:spacing w:before="0" w:after="0" w:line="252" w:lineRule="auto"/>
+              <w:rPr>
+                <w:rFonts w:ascii="Century" w:hAnsi="Century" w:eastAsia="Century" w:cs="Century"/>
+                <w:sz w:val="21"/>
+                <w:szCs w:val="21"/>
+              </w:rPr>
             </w:pPr>
             <w:r>
               <w:rPr>
-                <w:rFonts w:ascii="Arial" w:hAnsi="Arial"/>
-                <w:sz w:val="18"/>
+                <w:rFonts w:ascii="Century" w:hAnsi="Century" w:eastAsia="Century" w:cs="Century"/>
+                <w:sz w:val="21"/>
+                <w:szCs w:val="21"/>
               </w:rPr>
               <w:t>CloudTrail Multi-Region Logging Disabled</w:t>
             </w:r>
@@ -4448,15 +5336,18 @@
               <w:pStyle w:val="Compact"/>
               <w:spacing w:before="0" w:after="0" w:line="252" w:lineRule="auto"/>
               <w:rPr>
-                <w:rFonts w:eastAsia="DengXian"/>
+                <w:rFonts w:eastAsia="Century" w:ascii="Century" w:hAnsi="Century" w:cs="Century"/>
                 <w:lang w:eastAsia="zh-CN"/>
+                <w:sz w:val="21"/>
+                <w:szCs w:val="21"/>
               </w:rPr>
             </w:pPr>
             <w:r>
               <w:rPr>
-                <w:rFonts w:eastAsia="DengXian" w:hint="eastAsia" w:ascii="Arial" w:hAnsi="Arial"/>
-                <w:sz w:val="18"/>
+                <w:rFonts w:eastAsia="Century" w:hint="eastAsia" w:ascii="Century" w:hAnsi="Century" w:cs="Century"/>
+                <w:sz w:val="21"/>
                 <w:lang w:eastAsia="zh-CN"/>
+                <w:szCs w:val="21"/>
               </w:rPr>
               <w:t>High</w:t>
             </w:r>
@@ -4478,15 +5369,18 @@
               <w:pStyle w:val="Compact"/>
               <w:spacing w:before="0" w:after="0" w:line="252" w:lineRule="auto"/>
               <w:rPr>
-                <w:rFonts w:eastAsia="DengXian"/>
+                <w:rFonts w:eastAsia="Century" w:ascii="Century" w:hAnsi="Century" w:cs="Century"/>
                 <w:lang w:eastAsia="zh-CN"/>
+                <w:sz w:val="21"/>
+                <w:szCs w:val="21"/>
               </w:rPr>
             </w:pPr>
             <w:r>
               <w:rPr>
-                <w:rFonts w:eastAsia="DengXian" w:hint="eastAsia" w:ascii="Arial" w:hAnsi="Arial"/>
-                <w:sz w:val="18"/>
+                <w:rFonts w:eastAsia="Century" w:hint="eastAsia" w:ascii="Century" w:hAnsi="Century" w:cs="Century"/>
+                <w:sz w:val="21"/>
                 <w:lang w:eastAsia="zh-CN"/>
+                <w:szCs w:val="21"/>
               </w:rPr>
               <w:t>1</w:t>
             </w:r>
@@ -4498,13 +5392,19 @@
       <w:pPr>
         <w:pStyle w:val="2"/>
         <w:spacing w:before="160" w:after="100" w:line="252" w:lineRule="auto"/>
+        <w:rPr>
+          <w:rFonts w:ascii="Century" w:hAnsi="Century" w:eastAsia="Century" w:cs="Century"/>
+          <w:sz w:val="28"/>
+          <w:szCs w:val="28"/>
+        </w:rPr>
       </w:pPr>
       <w:r>
         <w:rPr>
-          <w:rFonts w:ascii="Arial" w:hAnsi="Arial" w:eastAsia="PingFang SC"/>
+          <w:rFonts w:ascii="Century" w:hAnsi="Century" w:eastAsia="Century" w:cs="Century"/>
           <w:b/>
           <w:color w:val="0F4C5C"/>
-          <w:sz w:val="30"/>
+          <w:sz w:val="28"/>
+          <w:szCs w:val="28"/>
         </w:rPr>
         <w:t>4.2 Priority 2 (Remediation Recommended)</w:t>
       </w:r>
@@ -4515,12 +5415,18 @@
         <w:spacing w:before="120" w:after="120"/>
         <w:ind w:left="0" w:firstLine="0"/>
         <w:jc w:val="center"/>
+        <w:rPr>
+          <w:rFonts w:ascii="Century" w:hAnsi="Century" w:eastAsia="Century" w:cs="Century"/>
+          <w:sz w:val="21"/>
+          <w:szCs w:val="21"/>
+        </w:rPr>
       </w:pPr>
       <w:r>
         <w:rPr>
-          <w:rFonts w:ascii="Arial" w:hAnsi="Arial"/>
+          <w:rFonts w:ascii="Century" w:hAnsi="Century" w:eastAsia="Century" w:cs="Century"/>
           <w:b/>
           <w:sz w:val="21"/>
+          <w:szCs w:val="21"/>
         </w:rPr>
         <w:t>Table 4-2 Priority 2 Findings</w:t>
       </w:r>
@@ -4571,13 +5477,19 @@
             <w:pPr>
               <w:pStyle w:val="Compact"/>
               <w:spacing w:before="0" w:after="0" w:line="252" w:lineRule="auto"/>
+              <w:rPr>
+                <w:rFonts w:ascii="Century" w:hAnsi="Century" w:eastAsia="Century" w:cs="Century"/>
+                <w:sz w:val="21"/>
+                <w:szCs w:val="21"/>
+              </w:rPr>
             </w:pPr>
             <w:r>
               <w:rPr>
-                <w:rFonts w:ascii="Arial" w:hAnsi="Arial"/>
+                <w:rFonts w:ascii="Century" w:hAnsi="Century" w:eastAsia="Century" w:cs="Century"/>
                 <w:b/>
                 <w:color w:val="FFFFFF"/>
-                <w:sz w:val="18"/>
+                <w:sz w:val="21"/>
+                <w:szCs w:val="21"/>
               </w:rPr>
               <w:t>Finding</w:t>
             </w:r>
@@ -4602,13 +5514,19 @@
             <w:pPr>
               <w:pStyle w:val="Compact"/>
               <w:spacing w:before="0" w:after="0" w:line="252" w:lineRule="auto"/>
+              <w:rPr>
+                <w:rFonts w:ascii="Century" w:hAnsi="Century" w:eastAsia="Century" w:cs="Century"/>
+                <w:sz w:val="21"/>
+                <w:szCs w:val="21"/>
+              </w:rPr>
             </w:pPr>
             <w:r>
               <w:rPr>
-                <w:rFonts w:ascii="Arial" w:hAnsi="Arial"/>
+                <w:rFonts w:ascii="Century" w:hAnsi="Century" w:eastAsia="Century" w:cs="Century"/>
                 <w:b/>
                 <w:color w:val="FFFFFF"/>
-                <w:sz w:val="18"/>
+                <w:sz w:val="21"/>
+                <w:szCs w:val="21"/>
               </w:rPr>
               <w:t>Severity</w:t>
             </w:r>
@@ -4633,13 +5551,19 @@
             <w:pPr>
               <w:pStyle w:val="Compact"/>
               <w:spacing w:before="0" w:after="0" w:line="252" w:lineRule="auto"/>
+              <w:rPr>
+                <w:rFonts w:ascii="Century" w:hAnsi="Century" w:eastAsia="Century" w:cs="Century"/>
+                <w:sz w:val="21"/>
+                <w:szCs w:val="21"/>
+              </w:rPr>
             </w:pPr>
             <w:r>
               <w:rPr>
-                <w:rFonts w:ascii="Arial" w:hAnsi="Arial"/>
+                <w:rFonts w:ascii="Century" w:hAnsi="Century" w:eastAsia="Century" w:cs="Century"/>
                 <w:b/>
                 <w:color w:val="FFFFFF"/>
-                <w:sz w:val="18"/>
+                <w:sz w:val="21"/>
+                <w:szCs w:val="21"/>
               </w:rPr>
               <w:t>Assets</w:t>
             </w:r>
@@ -4669,6 +5593,11 @@
             <w:pPr>
               <w:pStyle w:val="Compact"/>
               <w:spacing w:before="0" w:after="0" w:line="252" w:lineRule="auto"/>
+              <w:rPr>
+                <w:rFonts w:ascii="Century" w:hAnsi="Century" w:eastAsia="Century" w:cs="Century"/>
+                <w:sz w:val="21"/>
+                <w:szCs w:val="21"/>
+              </w:rPr>
             </w:pPr>
           </w:p>
         </w:tc>
@@ -4690,6 +5619,11 @@
             <w:pPr>
               <w:pStyle w:val="Compact"/>
               <w:spacing w:before="0" w:after="0" w:line="252" w:lineRule="auto"/>
+              <w:rPr>
+                <w:rFonts w:ascii="Century" w:hAnsi="Century" w:eastAsia="Century" w:cs="Century"/>
+                <w:sz w:val="21"/>
+                <w:szCs w:val="21"/>
+              </w:rPr>
             </w:pPr>
           </w:p>
         </w:tc>
@@ -4711,23 +5645,42 @@
             <w:pPr>
               <w:pStyle w:val="Compact"/>
               <w:spacing w:before="0" w:after="0" w:line="252" w:lineRule="auto"/>
+              <w:rPr>
+                <w:rFonts w:ascii="Century" w:hAnsi="Century" w:eastAsia="Century" w:cs="Century"/>
+                <w:sz w:val="21"/>
+                <w:szCs w:val="21"/>
+              </w:rPr>
             </w:pPr>
           </w:p>
         </w:tc>
       </w:tr>
     </w:tbl>
-    <w:p/>
+    <w:p>
+      <w:pPr>
+        <w:rPr>
+          <w:rFonts w:ascii="Century" w:hAnsi="Century" w:eastAsia="Century" w:cs="Century"/>
+          <w:sz w:val="21"/>
+          <w:szCs w:val="21"/>
+        </w:rPr>
+      </w:pPr>
+    </w:p>
     <w:p>
       <w:pPr>
         <w:pStyle w:val="2"/>
         <w:spacing w:before="160" w:after="100" w:line="252" w:lineRule="auto"/>
+        <w:rPr>
+          <w:rFonts w:ascii="Century" w:hAnsi="Century" w:eastAsia="Century" w:cs="Century"/>
+          <w:sz w:val="28"/>
+          <w:szCs w:val="28"/>
+        </w:rPr>
       </w:pPr>
       <w:r>
         <w:rPr>
-          <w:rFonts w:ascii="Arial" w:hAnsi="Arial" w:eastAsia="PingFang SC"/>
+          <w:rFonts w:ascii="Century" w:hAnsi="Century" w:eastAsia="Century" w:cs="Century"/>
           <w:b/>
           <w:color w:val="0F4C5C"/>
-          <w:sz w:val="30"/>
+          <w:sz w:val="28"/>
+          <w:szCs w:val="28"/>
         </w:rPr>
         <w:t>4.3 Priority 3 (Continuous Improvement)</w:t>
       </w:r>
@@ -4738,12 +5691,18 @@
         <w:spacing w:before="120" w:after="120"/>
         <w:ind w:left="0" w:firstLine="0"/>
         <w:jc w:val="center"/>
+        <w:rPr>
+          <w:rFonts w:ascii="Century" w:hAnsi="Century" w:eastAsia="Century" w:cs="Century"/>
+          <w:sz w:val="21"/>
+          <w:szCs w:val="21"/>
+        </w:rPr>
       </w:pPr>
       <w:r>
         <w:rPr>
-          <w:rFonts w:ascii="Arial" w:hAnsi="Arial"/>
+          <w:rFonts w:ascii="Century" w:hAnsi="Century" w:eastAsia="Century" w:cs="Century"/>
           <w:b/>
           <w:sz w:val="21"/>
+          <w:szCs w:val="21"/>
         </w:rPr>
         <w:t>Table 4-3 Priority 3 Findings</w:t>
       </w:r>
@@ -4794,13 +5753,19 @@
             <w:pPr>
               <w:pStyle w:val="Compact"/>
               <w:spacing w:before="0" w:after="0" w:line="252" w:lineRule="auto"/>
+              <w:rPr>
+                <w:rFonts w:ascii="Century" w:hAnsi="Century" w:eastAsia="Century" w:cs="Century"/>
+                <w:sz w:val="21"/>
+                <w:szCs w:val="21"/>
+              </w:rPr>
             </w:pPr>
             <w:r>
               <w:rPr>
-                <w:rFonts w:ascii="Arial" w:hAnsi="Arial"/>
+                <w:rFonts w:ascii="Century" w:hAnsi="Century" w:eastAsia="Century" w:cs="Century"/>
                 <w:b/>
                 <w:color w:val="FFFFFF"/>
-                <w:sz w:val="18"/>
+                <w:sz w:val="21"/>
+                <w:szCs w:val="21"/>
               </w:rPr>
               <w:t>Finding</w:t>
             </w:r>
@@ -4825,13 +5790,19 @@
             <w:pPr>
               <w:pStyle w:val="Compact"/>
               <w:spacing w:before="0" w:after="0" w:line="252" w:lineRule="auto"/>
+              <w:rPr>
+                <w:rFonts w:ascii="Century" w:hAnsi="Century" w:eastAsia="Century" w:cs="Century"/>
+                <w:sz w:val="21"/>
+                <w:szCs w:val="21"/>
+              </w:rPr>
             </w:pPr>
             <w:r>
               <w:rPr>
-                <w:rFonts w:ascii="Arial" w:hAnsi="Arial"/>
+                <w:rFonts w:ascii="Century" w:hAnsi="Century" w:eastAsia="Century" w:cs="Century"/>
                 <w:b/>
                 <w:color w:val="FFFFFF"/>
-                <w:sz w:val="18"/>
+                <w:sz w:val="21"/>
+                <w:szCs w:val="21"/>
               </w:rPr>
               <w:t>Severity</w:t>
             </w:r>
@@ -4856,13 +5827,19 @@
             <w:pPr>
               <w:pStyle w:val="Compact"/>
               <w:spacing w:before="0" w:after="0" w:line="252" w:lineRule="auto"/>
+              <w:rPr>
+                <w:rFonts w:ascii="Century" w:hAnsi="Century" w:eastAsia="Century" w:cs="Century"/>
+                <w:sz w:val="21"/>
+                <w:szCs w:val="21"/>
+              </w:rPr>
             </w:pPr>
             <w:r>
               <w:rPr>
-                <w:rFonts w:ascii="Arial" w:hAnsi="Arial"/>
+                <w:rFonts w:ascii="Century" w:hAnsi="Century" w:eastAsia="Century" w:cs="Century"/>
                 <w:b/>
                 <w:color w:val="FFFFFF"/>
-                <w:sz w:val="18"/>
+                <w:sz w:val="21"/>
+                <w:szCs w:val="21"/>
               </w:rPr>
               <w:t>Assets</w:t>
             </w:r>
@@ -4892,6 +5869,11 @@
             <w:pPr>
               <w:pStyle w:val="Compact"/>
               <w:spacing w:before="0" w:after="0" w:line="252" w:lineRule="auto"/>
+              <w:rPr>
+                <w:rFonts w:ascii="Century" w:hAnsi="Century" w:eastAsia="Century" w:cs="Century"/>
+                <w:sz w:val="21"/>
+                <w:szCs w:val="21"/>
+              </w:rPr>
             </w:pPr>
           </w:p>
         </w:tc>
@@ -4913,6 +5895,11 @@
             <w:pPr>
               <w:pStyle w:val="Compact"/>
               <w:spacing w:before="0" w:after="0" w:line="252" w:lineRule="auto"/>
+              <w:rPr>
+                <w:rFonts w:ascii="Century" w:hAnsi="Century" w:eastAsia="Century" w:cs="Century"/>
+                <w:sz w:val="21"/>
+                <w:szCs w:val="21"/>
+              </w:rPr>
             </w:pPr>
           </w:p>
         </w:tc>
@@ -4934,23 +5921,42 @@
             <w:pPr>
               <w:pStyle w:val="Compact"/>
               <w:spacing w:before="0" w:after="0" w:line="252" w:lineRule="auto"/>
+              <w:rPr>
+                <w:rFonts w:ascii="Century" w:hAnsi="Century" w:eastAsia="Century" w:cs="Century"/>
+                <w:sz w:val="21"/>
+                <w:szCs w:val="21"/>
+              </w:rPr>
             </w:pPr>
           </w:p>
         </w:tc>
       </w:tr>
     </w:tbl>
-    <w:p/>
+    <w:p>
+      <w:pPr>
+        <w:rPr>
+          <w:rFonts w:ascii="Century" w:hAnsi="Century" w:eastAsia="Century" w:cs="Century"/>
+          <w:sz w:val="21"/>
+          <w:szCs w:val="21"/>
+        </w:rPr>
+      </w:pPr>
+    </w:p>
     <w:p>
       <w:pPr>
         <w:pStyle w:val="1"/>
         <w:spacing w:before="160" w:after="100" w:line="252" w:lineRule="auto"/>
+        <w:rPr>
+          <w:rFonts w:ascii="Century" w:hAnsi="Century" w:eastAsia="Century" w:cs="Century"/>
+          <w:sz w:val="36"/>
+          <w:szCs w:val="36"/>
+        </w:rPr>
       </w:pPr>
       <w:r>
         <w:rPr>
-          <w:rFonts w:ascii="Arial" w:hAnsi="Arial" w:eastAsia="PingFang SC"/>
+          <w:rFonts w:ascii="Century" w:hAnsi="Century" w:eastAsia="Century" w:cs="Century"/>
           <w:b/>
           <w:color w:val="0F4C5C"/>
-          <w:sz w:val="40"/>
+          <w:sz w:val="36"/>
+          <w:szCs w:val="36"/>
         </w:rPr>
         <w:t>5. Recommendations</w:t>
       </w:r>
@@ -4960,16 +5966,19 @@
         <w:pStyle w:val="2"/>
         <w:spacing w:before="160" w:after="100" w:line="252" w:lineRule="auto"/>
         <w:rPr>
-          <w:rFonts w:eastAsia="DengXian"/>
+          <w:rFonts w:eastAsia="Century" w:ascii="Century" w:hAnsi="Century" w:cs="Century"/>
           <w:lang w:eastAsia="zh-CN"/>
+          <w:sz w:val="28"/>
+          <w:szCs w:val="28"/>
         </w:rPr>
       </w:pPr>
       <w:r>
         <w:rPr>
-          <w:rFonts w:ascii="Arial" w:hAnsi="Arial" w:eastAsia="PingFang SC"/>
+          <w:rFonts w:ascii="Century" w:hAnsi="Century" w:eastAsia="Century" w:cs="Century"/>
           <w:b/>
           <w:color w:val="0F4C5C"/>
-          <w:sz w:val="30"/>
+          <w:sz w:val="28"/>
+          <w:szCs w:val="28"/>
         </w:rPr>
         <w:t>5.1 Immediate Actions</w:t>
       </w:r>
@@ -4982,14 +5991,18 @@
           <w:numId w:val="8"/>
         </w:numPr>
         <w:rPr>
-          <w:rFonts w:eastAsia="DengXian"/>
+          <w:rFonts w:eastAsia="Century" w:ascii="Century" w:hAnsi="Century" w:cs="Century"/>
           <w:lang w:eastAsia="zh-CN"/>
+          <w:sz w:val="21"/>
+          <w:szCs w:val="21"/>
         </w:rPr>
       </w:pPr>
       <w:r>
         <w:rPr>
-          <w:rFonts w:eastAsia="DengXian"/>
+          <w:rFonts w:eastAsia="Century" w:ascii="Century" w:hAnsi="Century" w:cs="Century"/>
           <w:lang w:eastAsia="zh-CN"/>
+          <w:sz w:val="21"/>
+          <w:szCs w:val="21"/>
         </w:rPr>
         <w:t>Enable MFA for all IAM users with console access.</w:t>
       </w:r>
@@ -5002,14 +6015,18 @@
           <w:numId w:val="8"/>
         </w:numPr>
         <w:rPr>
-          <w:rFonts w:eastAsia="DengXian"/>
+          <w:rFonts w:eastAsia="Century" w:ascii="Century" w:hAnsi="Century" w:cs="Century"/>
           <w:lang w:eastAsia="zh-CN"/>
+          <w:sz w:val="21"/>
+          <w:szCs w:val="21"/>
         </w:rPr>
       </w:pPr>
       <w:r>
         <w:rPr>
-          <w:rFonts w:eastAsia="DengXian"/>
+          <w:rFonts w:eastAsia="Century" w:ascii="Century" w:hAnsi="Century" w:cs="Century"/>
           <w:lang w:eastAsia="zh-CN"/>
+          <w:sz w:val="21"/>
+          <w:szCs w:val="21"/>
         </w:rPr>
         <w:t>Enable CloudTrail logging across all AWS regions.</w:t>
       </w:r>
@@ -5022,14 +6039,18 @@
           <w:numId w:val="8"/>
         </w:numPr>
         <w:rPr>
-          <w:rFonts w:eastAsia="DengXian"/>
+          <w:rFonts w:eastAsia="Century" w:ascii="Century" w:hAnsi="Century" w:cs="Century"/>
           <w:lang w:eastAsia="zh-CN"/>
+          <w:sz w:val="21"/>
+          <w:szCs w:val="21"/>
         </w:rPr>
       </w:pPr>
       <w:r>
         <w:rPr>
-          <w:rFonts w:eastAsia="DengXian"/>
+          <w:rFonts w:eastAsia="Century" w:ascii="Century" w:hAnsi="Century" w:cs="Century"/>
           <w:lang w:eastAsia="zh-CN"/>
+          <w:sz w:val="21"/>
+          <w:szCs w:val="21"/>
         </w:rPr>
         <w:t>Review privileged IAM permissions.</w:t>
       </w:r>
@@ -5039,16 +6060,19 @@
         <w:pStyle w:val="2"/>
         <w:spacing w:before="160" w:after="100" w:line="252" w:lineRule="auto"/>
         <w:rPr>
-          <w:rFonts w:eastAsia="DengXian"/>
+          <w:rFonts w:eastAsia="Century" w:ascii="Century" w:hAnsi="Century" w:cs="Century"/>
           <w:lang w:eastAsia="zh-CN"/>
+          <w:sz w:val="28"/>
+          <w:szCs w:val="28"/>
         </w:rPr>
       </w:pPr>
       <w:r>
         <w:rPr>
-          <w:rFonts w:ascii="Arial" w:hAnsi="Arial" w:eastAsia="PingFang SC"/>
+          <w:rFonts w:ascii="Century" w:hAnsi="Century" w:eastAsia="Century" w:cs="Century"/>
           <w:b/>
           <w:color w:val="0F4C5C"/>
-          <w:sz w:val="30"/>
+          <w:sz w:val="28"/>
+          <w:szCs w:val="28"/>
         </w:rPr>
         <w:t>5.2 Short-Term Improvements</w:t>
       </w:r>
@@ -5061,14 +6085,18 @@
           <w:numId w:val="9"/>
         </w:numPr>
         <w:rPr>
-          <w:rFonts w:eastAsia="DengXian"/>
+          <w:rFonts w:eastAsia="Century" w:ascii="Century" w:hAnsi="Century" w:cs="Century"/>
           <w:lang w:eastAsia="zh-CN"/>
+          <w:sz w:val="21"/>
+          <w:szCs w:val="21"/>
         </w:rPr>
       </w:pPr>
       <w:r>
         <w:rPr>
-          <w:rFonts w:eastAsia="DengXian"/>
+          <w:rFonts w:eastAsia="Century" w:ascii="Century" w:hAnsi="Century" w:cs="Century"/>
           <w:lang w:eastAsia="zh-CN"/>
+          <w:sz w:val="21"/>
+          <w:szCs w:val="21"/>
         </w:rPr>
         <w:t>Implement centralized log monitoring.</w:t>
       </w:r>
@@ -5081,14 +6109,18 @@
           <w:numId w:val="9"/>
         </w:numPr>
         <w:rPr>
-          <w:rFonts w:eastAsia="DengXian"/>
+          <w:rFonts w:eastAsia="Century" w:ascii="Century" w:hAnsi="Century" w:cs="Century"/>
           <w:lang w:eastAsia="zh-CN"/>
+          <w:sz w:val="21"/>
+          <w:szCs w:val="21"/>
         </w:rPr>
       </w:pPr>
       <w:r>
         <w:rPr>
-          <w:rFonts w:eastAsia="DengXian"/>
+          <w:rFonts w:eastAsia="Century" w:ascii="Century" w:hAnsi="Century" w:cs="Century"/>
           <w:lang w:eastAsia="zh-CN"/>
+          <w:sz w:val="21"/>
+          <w:szCs w:val="21"/>
         </w:rPr>
         <w:t>Perform periodic IAM access reviews.</w:t>
       </w:r>
@@ -5101,14 +6133,18 @@
           <w:numId w:val="9"/>
         </w:numPr>
         <w:rPr>
-          <w:rFonts w:eastAsia="DengXian"/>
+          <w:rFonts w:eastAsia="Century" w:ascii="Century" w:hAnsi="Century" w:cs="Century"/>
           <w:lang w:eastAsia="zh-CN"/>
+          <w:sz w:val="21"/>
+          <w:szCs w:val="21"/>
         </w:rPr>
       </w:pPr>
       <w:r>
         <w:rPr>
-          <w:rFonts w:eastAsia="DengXian"/>
+          <w:rFonts w:eastAsia="Century" w:ascii="Century" w:hAnsi="Century" w:cs="Century"/>
           <w:lang w:eastAsia="zh-CN"/>
+          <w:sz w:val="21"/>
+          <w:szCs w:val="21"/>
         </w:rPr>
         <w:t>Strengthen account activity alerting.</w:t>
       </w:r>
@@ -5118,16 +6154,19 @@
         <w:pStyle w:val="2"/>
         <w:spacing w:before="160" w:after="100" w:line="252" w:lineRule="auto"/>
         <w:rPr>
-          <w:rFonts w:eastAsia="DengXian"/>
+          <w:rFonts w:eastAsia="Century" w:ascii="Century" w:hAnsi="Century" w:cs="Century"/>
           <w:lang w:eastAsia="zh-CN"/>
+          <w:sz w:val="28"/>
+          <w:szCs w:val="28"/>
         </w:rPr>
       </w:pPr>
       <w:r>
         <w:rPr>
-          <w:rFonts w:ascii="Arial" w:hAnsi="Arial" w:eastAsia="PingFang SC"/>
+          <w:rFonts w:ascii="Century" w:hAnsi="Century" w:eastAsia="Century" w:cs="Century"/>
           <w:b/>
           <w:color w:val="0F4C5C"/>
-          <w:sz w:val="30"/>
+          <w:sz w:val="28"/>
+          <w:szCs w:val="28"/>
         </w:rPr>
         <w:t>5.3 Long-Term Security Strategy</w:t>
       </w:r>
@@ -5140,14 +6179,18 @@
           <w:numId w:val="10"/>
         </w:numPr>
         <w:rPr>
-          <w:rFonts w:eastAsia="DengXian"/>
+          <w:rFonts w:eastAsia="Century" w:ascii="Century" w:hAnsi="Century" w:cs="Century"/>
           <w:lang w:eastAsia="zh-CN"/>
+          <w:sz w:val="21"/>
+          <w:szCs w:val="21"/>
         </w:rPr>
       </w:pPr>
       <w:r>
         <w:rPr>
-          <w:rFonts w:eastAsia="DengXian"/>
+          <w:rFonts w:eastAsia="Century" w:ascii="Century" w:hAnsi="Century" w:cs="Century"/>
           <w:lang w:eastAsia="zh-CN"/>
+          <w:sz w:val="21"/>
+          <w:szCs w:val="21"/>
         </w:rPr>
         <w:t>Adopt Zero Trust access controls.</w:t>
       </w:r>
@@ -5160,14 +6203,18 @@
           <w:numId w:val="10"/>
         </w:numPr>
         <w:rPr>
-          <w:rFonts w:eastAsia="DengXian"/>
+          <w:rFonts w:eastAsia="Century" w:ascii="Century" w:hAnsi="Century" w:cs="Century"/>
           <w:lang w:eastAsia="zh-CN"/>
+          <w:sz w:val="21"/>
+          <w:szCs w:val="21"/>
         </w:rPr>
       </w:pPr>
       <w:r>
         <w:rPr>
-          <w:rFonts w:eastAsia="DengXian"/>
+          <w:rFonts w:eastAsia="Century" w:ascii="Century" w:hAnsi="Century" w:cs="Century"/>
           <w:lang w:eastAsia="zh-CN"/>
+          <w:sz w:val="21"/>
+          <w:szCs w:val="21"/>
         </w:rPr>
         <w:t>Implement continuous CSPM monitoring.</w:t>
       </w:r>
@@ -5180,14 +6227,18 @@
           <w:numId w:val="10"/>
         </w:numPr>
         <w:rPr>
-          <w:rFonts w:eastAsia="DengXian"/>
+          <w:rFonts w:eastAsia="Century" w:ascii="Century" w:hAnsi="Century" w:cs="Century"/>
           <w:lang w:eastAsia="zh-CN"/>
+          <w:sz w:val="21"/>
+          <w:szCs w:val="21"/>
         </w:rPr>
       </w:pPr>
       <w:r>
         <w:rPr>
-          <w:rFonts w:eastAsia="DengXian"/>
+          <w:rFonts w:eastAsia="Century" w:ascii="Century" w:hAnsi="Century" w:cs="Century"/>
           <w:lang w:eastAsia="zh-CN"/>
+          <w:sz w:val="21"/>
+          <w:szCs w:val="21"/>
         </w:rPr>
         <w:t>Integrate cloud security findings into the incident response process.</w:t>
       </w:r>
@@ -5200,14 +6251,18 @@
           <w:numId w:val="10"/>
         </w:numPr>
         <w:rPr>
-          <w:rFonts w:eastAsia="DengXian"/>
+          <w:rFonts w:eastAsia="Century" w:ascii="Century" w:hAnsi="Century" w:cs="Century"/>
           <w:lang w:eastAsia="zh-CN"/>
+          <w:sz w:val="21"/>
+          <w:szCs w:val="21"/>
         </w:rPr>
       </w:pPr>
       <w:r>
         <w:rPr>
-          <w:rFonts w:eastAsia="DengXian"/>
+          <w:rFonts w:eastAsia="Century" w:ascii="Century" w:hAnsi="Century" w:cs="Century"/>
           <w:lang w:eastAsia="zh-CN"/>
+          <w:sz w:val="21"/>
+          <w:szCs w:val="21"/>
         </w:rPr>
         <w:t>Establish compliance-driven cloud governance.</w:t>
       </w:r>
@@ -5216,6 +6271,11 @@
       <w:pPr>
         <w:pStyle w:val="1"/>
         <w:spacing w:before="160" w:after="100" w:line="252" w:lineRule="auto"/>
+        <w:rPr>
+          <w:rFonts w:ascii="Century" w:hAnsi="Century" w:eastAsia="Century" w:cs="Century"/>
+          <w:sz w:val="36"/>
+          <w:szCs w:val="36"/>
+        </w:rPr>
       </w:pPr>
       <w:bookmarkStart w:id="70" w:name="appendix-a.-assessment-methodology"/>
       <w:bookmarkStart w:id="71" w:name="_Toc232007669"/>
@@ -5223,10 +6283,11 @@
       <w:bookmarkEnd w:id="68"/>
       <w:r>
         <w:rPr>
-          <w:rFonts w:ascii="Arial" w:hAnsi="Arial" w:eastAsia="PingFang SC"/>
+          <w:rFonts w:ascii="Century" w:hAnsi="Century" w:eastAsia="Century" w:cs="Century"/>
           <w:b/>
           <w:color w:val="0F4C5C"/>
-          <w:sz w:val="40"/>
+          <w:sz w:val="36"/>
+          <w:szCs w:val="36"/>
         </w:rPr>
         <w:lastRenderedPageBreak/>
         <w:t>Appendix A. Assessment Methodology</w:t>
@@ -5236,22 +6297,52 @@
     <w:p>
       <w:pPr>
         <w:pStyle w:val="FirstParagraph"/>
+        <w:rPr>
+          <w:rFonts w:ascii="Century" w:hAnsi="Century" w:eastAsia="Century" w:cs="Century"/>
+          <w:sz w:val="21"/>
+          <w:szCs w:val="21"/>
+        </w:rPr>
       </w:pPr>
       <w:r>
+        <w:rPr>
+          <w:rFonts w:ascii="Century" w:hAnsi="Century" w:eastAsia="Century" w:cs="Century"/>
+          <w:sz w:val="21"/>
+          <w:szCs w:val="21"/>
+        </w:rPr>
         <w:t>Assessment Type:</w:t>
       </w:r>
       <w:r>
+        <w:rPr>
+          <w:rFonts w:ascii="Century" w:hAnsi="Century" w:eastAsia="Century" w:cs="Century"/>
+          <w:sz w:val="21"/>
+          <w:szCs w:val="21"/>
+        </w:rPr>
         <w:t xml:space="preserve"> CSPM Configuration Assessment</w:t>
       </w:r>
     </w:p>
     <w:p>
       <w:pPr>
         <w:pStyle w:val="a0"/>
+        <w:rPr>
+          <w:rFonts w:ascii="Century" w:hAnsi="Century" w:eastAsia="Century" w:cs="Century"/>
+          <w:sz w:val="21"/>
+          <w:szCs w:val="21"/>
+        </w:rPr>
       </w:pPr>
       <w:r>
+        <w:rPr>
+          <w:rFonts w:ascii="Century" w:hAnsi="Century" w:eastAsia="Century" w:cs="Century"/>
+          <w:sz w:val="21"/>
+          <w:szCs w:val="21"/>
+        </w:rPr>
         <w:t>Assessment Scope:</w:t>
       </w:r>
       <w:r>
+        <w:rPr>
+          <w:rFonts w:ascii="Century" w:hAnsi="Century" w:eastAsia="Century" w:cs="Century"/>
+          <w:sz w:val="21"/>
+          <w:szCs w:val="21"/>
+        </w:rPr>
         <w:t xml:space="preserve"> AWS Production Environment</w:t>
       </w:r>
     </w:p>
@@ -5259,11 +6350,18 @@
       <w:pPr>
         <w:pStyle w:val="a0"/>
         <w:rPr>
-          <w:rFonts w:eastAsia="DengXian"/>
+          <w:rFonts w:eastAsia="Century" w:ascii="Century" w:hAnsi="Century" w:cs="Century"/>
           <w:lang w:eastAsia="zh-CN"/>
+          <w:sz w:val="21"/>
+          <w:szCs w:val="21"/>
         </w:rPr>
       </w:pPr>
       <w:r>
+        <w:rPr>
+          <w:rFonts w:ascii="Century" w:hAnsi="Century" w:eastAsia="Century" w:cs="Century"/>
+          <w:sz w:val="21"/>
+          <w:szCs w:val="21"/>
+        </w:rPr>
         <w:t>Evaluation Criteria:</w:t>
       </w:r>
     </w:p>
@@ -5275,14 +6373,18 @@
           <w:numId w:val="11"/>
         </w:numPr>
         <w:rPr>
-          <w:rFonts w:eastAsia="DengXian"/>
+          <w:rFonts w:eastAsia="Century" w:ascii="Century" w:hAnsi="Century" w:cs="Century"/>
           <w:lang w:eastAsia="zh-CN"/>
+          <w:sz w:val="21"/>
+          <w:szCs w:val="21"/>
         </w:rPr>
       </w:pPr>
       <w:r>
         <w:rPr>
-          <w:rFonts w:eastAsia="DengXian"/>
+          <w:rFonts w:eastAsia="Century" w:ascii="Century" w:hAnsi="Century" w:cs="Century"/>
           <w:lang w:eastAsia="zh-CN"/>
+          <w:sz w:val="21"/>
+          <w:szCs w:val="21"/>
         </w:rPr>
         <w:t>AWS Security Best Practices</w:t>
       </w:r>
@@ -5291,16 +6393,22 @@
       <w:pPr>
         <w:pStyle w:val="1"/>
         <w:spacing w:before="160" w:after="100" w:line="252" w:lineRule="auto"/>
+        <w:rPr>
+          <w:rFonts w:ascii="Century" w:hAnsi="Century" w:eastAsia="Century" w:cs="Century"/>
+          <w:sz w:val="36"/>
+          <w:szCs w:val="36"/>
+        </w:rPr>
       </w:pPr>
       <w:bookmarkStart w:id="72" w:name="appendix-b.-severity-definitions"/>
       <w:bookmarkStart w:id="73" w:name="_Toc232007670"/>
       <w:bookmarkEnd w:id="70"/>
       <w:r>
         <w:rPr>
-          <w:rFonts w:ascii="Arial" w:hAnsi="Arial" w:eastAsia="PingFang SC"/>
+          <w:rFonts w:ascii="Century" w:hAnsi="Century" w:eastAsia="Century" w:cs="Century"/>
           <w:b/>
           <w:color w:val="0F4C5C"/>
-          <w:sz w:val="40"/>
+          <w:sz w:val="36"/>
+          <w:szCs w:val="36"/>
         </w:rPr>
         <w:lastRenderedPageBreak/>
         <w:t>Appendix B. Severity Definitions</w:t>
@@ -5313,13 +6421,19 @@
         <w:spacing w:before="120" w:after="120"/>
         <w:ind w:left="0" w:firstLine="0"/>
         <w:jc w:val="center"/>
+        <w:rPr>
+          <w:rFonts w:ascii="Century" w:hAnsi="Century" w:eastAsia="Century" w:cs="Century"/>
+          <w:sz w:val="21"/>
+          <w:szCs w:val="21"/>
+        </w:rPr>
       </w:pPr>
       <w:r>
         <w:rPr>
-          <w:rFonts w:ascii="Arial" w:hAnsi="Arial"/>
+          <w:rFonts w:ascii="Century" w:hAnsi="Century" w:eastAsia="Century" w:cs="Century"/>
           <w:b/>
           <w:bCs/>
           <w:sz w:val="21"/>
+          <w:szCs w:val="21"/>
         </w:rPr>
         <w:t>Table B-1 Severity Definitions</w:t>
       </w:r>
@@ -5369,13 +6483,19 @@
             <w:pPr>
               <w:pStyle w:val="Compact"/>
               <w:spacing w:before="0" w:after="0" w:line="252" w:lineRule="auto"/>
+              <w:rPr>
+                <w:rFonts w:ascii="Century" w:hAnsi="Century" w:eastAsia="Century" w:cs="Century"/>
+                <w:sz w:val="21"/>
+                <w:szCs w:val="21"/>
+              </w:rPr>
             </w:pPr>
             <w:r>
               <w:rPr>
-                <w:rFonts w:ascii="Arial" w:hAnsi="Arial"/>
+                <w:rFonts w:ascii="Century" w:hAnsi="Century" w:eastAsia="Century" w:cs="Century"/>
                 <w:b/>
                 <w:color w:val="FFFFFF"/>
-                <w:sz w:val="18"/>
+                <w:sz w:val="21"/>
+                <w:szCs w:val="21"/>
               </w:rPr>
               <w:t>Severity</w:t>
             </w:r>
@@ -5400,13 +6520,19 @@
             <w:pPr>
               <w:pStyle w:val="Compact"/>
               <w:spacing w:before="0" w:after="0" w:line="252" w:lineRule="auto"/>
+              <w:rPr>
+                <w:rFonts w:ascii="Century" w:hAnsi="Century" w:eastAsia="Century" w:cs="Century"/>
+                <w:sz w:val="21"/>
+                <w:szCs w:val="21"/>
+              </w:rPr>
             </w:pPr>
             <w:r>
               <w:rPr>
-                <w:rFonts w:ascii="Arial" w:hAnsi="Arial"/>
+                <w:rFonts w:ascii="Century" w:hAnsi="Century" w:eastAsia="Century" w:cs="Century"/>
                 <w:b/>
                 <w:color w:val="FFFFFF"/>
-                <w:sz w:val="18"/>
+                <w:sz w:val="21"/>
+                <w:szCs w:val="21"/>
               </w:rPr>
               <w:t>Description</w:t>
             </w:r>
@@ -5429,13 +6555,19 @@
             <w:pPr>
               <w:pStyle w:val="Compact"/>
               <w:spacing w:before="0" w:after="0" w:line="252" w:lineRule="auto"/>
+              <w:rPr>
+                <w:rFonts w:ascii="Century" w:hAnsi="Century" w:eastAsia="Century" w:cs="Century"/>
+                <w:sz w:val="21"/>
+                <w:szCs w:val="21"/>
+              </w:rPr>
             </w:pPr>
             <w:r>
               <w:rPr>
-                <w:rFonts w:ascii="Arial" w:hAnsi="Arial"/>
+                <w:rFonts w:ascii="Century" w:hAnsi="Century" w:eastAsia="Century" w:cs="Century"/>
                 <w:b/>
                 <w:color w:val="990000"/>
-                <w:sz w:val="18"/>
+                <w:sz w:val="21"/>
+                <w:szCs w:val="21"/>
               </w:rPr>
               <w:t>Critical</w:t>
             </w:r>
@@ -5457,15 +6589,18 @@
               <w:pStyle w:val="Compact"/>
               <w:spacing w:before="0" w:after="0" w:line="252" w:lineRule="auto"/>
               <w:rPr>
-                <w:rFonts w:eastAsia="DengXian"/>
+                <w:rFonts w:eastAsia="Century" w:ascii="Century" w:hAnsi="Century" w:cs="Century"/>
                 <w:lang w:eastAsia="zh-CN"/>
+                <w:sz w:val="21"/>
+                <w:szCs w:val="21"/>
               </w:rPr>
             </w:pPr>
             <w:r>
               <w:rPr>
-                <w:rFonts w:eastAsia="DengXian" w:ascii="Arial" w:hAnsi="Arial"/>
-                <w:sz w:val="18"/>
+                <w:rFonts w:eastAsia="Century" w:ascii="Century" w:hAnsi="Century" w:cs="Century"/>
+                <w:sz w:val="21"/>
                 <w:lang w:eastAsia="zh-CN"/>
+                <w:szCs w:val="21"/>
               </w:rPr>
               <w:t>Represents a direct and immediate risk to business-critical assets, sensitive data, or cloud accounts. Exploitation may result in complete compromise, significant data loss, or service disruption.</w:t>
             </w:r>
@@ -5488,13 +6623,19 @@
             <w:pPr>
               <w:pStyle w:val="Compact"/>
               <w:spacing w:before="0" w:after="0" w:line="252" w:lineRule="auto"/>
+              <w:rPr>
+                <w:rFonts w:ascii="Century" w:hAnsi="Century" w:eastAsia="Century" w:cs="Century"/>
+                <w:sz w:val="21"/>
+                <w:szCs w:val="21"/>
+              </w:rPr>
             </w:pPr>
             <w:r>
               <w:rPr>
-                <w:rFonts w:ascii="Arial" w:hAnsi="Arial"/>
+                <w:rFonts w:ascii="Century" w:hAnsi="Century" w:eastAsia="Century" w:cs="Century"/>
                 <w:b/>
                 <w:color w:val="C65911"/>
-                <w:sz w:val="18"/>
+                <w:sz w:val="21"/>
+                <w:szCs w:val="21"/>
               </w:rPr>
               <w:t>High</w:t>
             </w:r>
@@ -5516,15 +6657,18 @@
               <w:pStyle w:val="Compact"/>
               <w:spacing w:before="0" w:after="0" w:line="252" w:lineRule="auto"/>
               <w:rPr>
-                <w:rFonts w:eastAsia="DengXian"/>
+                <w:rFonts w:eastAsia="Century" w:ascii="Century" w:hAnsi="Century" w:cs="Century"/>
                 <w:lang w:eastAsia="zh-CN"/>
+                <w:sz w:val="21"/>
+                <w:szCs w:val="21"/>
               </w:rPr>
             </w:pPr>
             <w:r>
               <w:rPr>
-                <w:rFonts w:eastAsia="DengXian" w:ascii="Arial" w:hAnsi="Arial"/>
-                <w:sz w:val="18"/>
+                <w:rFonts w:eastAsia="Century" w:ascii="Century" w:hAnsi="Century" w:cs="Century"/>
+                <w:sz w:val="21"/>
                 <w:lang w:eastAsia="zh-CN"/>
+                <w:szCs w:val="21"/>
               </w:rPr>
               <w:t>Represents a significant security risk that may allow unauthorized access, privilege escalation, or exposure of sensitive resources.</w:t>
             </w:r>
@@ -5547,13 +6691,19 @@
             <w:pPr>
               <w:pStyle w:val="Compact"/>
               <w:spacing w:before="0" w:after="0" w:line="252" w:lineRule="auto"/>
+              <w:rPr>
+                <w:rFonts w:ascii="Century" w:hAnsi="Century" w:eastAsia="Century" w:cs="Century"/>
+                <w:sz w:val="21"/>
+                <w:szCs w:val="21"/>
+              </w:rPr>
             </w:pPr>
             <w:r>
               <w:rPr>
-                <w:rFonts w:ascii="Arial" w:hAnsi="Arial"/>
+                <w:rFonts w:ascii="Century" w:hAnsi="Century" w:eastAsia="Century" w:cs="Century"/>
                 <w:b/>
                 <w:color w:val="9C6500"/>
-                <w:sz w:val="18"/>
+                <w:sz w:val="21"/>
+                <w:szCs w:val="21"/>
               </w:rPr>
               <w:t>Medium</w:t>
             </w:r>
@@ -5575,15 +6725,18 @@
               <w:pStyle w:val="Compact"/>
               <w:spacing w:before="0" w:after="0" w:line="252" w:lineRule="auto"/>
               <w:rPr>
-                <w:rFonts w:eastAsia="DengXian"/>
+                <w:rFonts w:eastAsia="Century" w:ascii="Century" w:hAnsi="Century" w:cs="Century"/>
                 <w:lang w:eastAsia="zh-CN"/>
+                <w:sz w:val="21"/>
+                <w:szCs w:val="21"/>
               </w:rPr>
             </w:pPr>
             <w:r>
               <w:rPr>
-                <w:rFonts w:eastAsia="DengXian" w:ascii="Arial" w:hAnsi="Arial"/>
-                <w:sz w:val="18"/>
+                <w:rFonts w:eastAsia="Century" w:ascii="Century" w:hAnsi="Century" w:cs="Century"/>
+                <w:sz w:val="21"/>
                 <w:lang w:eastAsia="zh-CN"/>
+                <w:szCs w:val="21"/>
               </w:rPr>
               <w:t>Represents a moderate security risk that may weaken security controls or increase attack surface.</w:t>
             </w:r>
@@ -5606,13 +6759,19 @@
             <w:pPr>
               <w:pStyle w:val="Compact"/>
               <w:spacing w:before="0" w:after="0" w:line="252" w:lineRule="auto"/>
+              <w:rPr>
+                <w:rFonts w:ascii="Century" w:hAnsi="Century" w:eastAsia="Century" w:cs="Century"/>
+                <w:sz w:val="21"/>
+                <w:szCs w:val="21"/>
+              </w:rPr>
             </w:pPr>
             <w:r>
               <w:rPr>
-                <w:rFonts w:ascii="Arial" w:hAnsi="Arial"/>
+                <w:rFonts w:ascii="Century" w:hAnsi="Century" w:eastAsia="Century" w:cs="Century"/>
                 <w:b/>
                 <w:color w:val="375E1D"/>
-                <w:sz w:val="18"/>
+                <w:sz w:val="21"/>
+                <w:szCs w:val="21"/>
               </w:rPr>
               <w:t>Low</w:t>
             </w:r>
@@ -5634,15 +6793,18 @@
               <w:pStyle w:val="Compact"/>
               <w:spacing w:before="0" w:after="0" w:line="252" w:lineRule="auto"/>
               <w:rPr>
-                <w:rFonts w:eastAsia="DengXian"/>
+                <w:rFonts w:eastAsia="Century" w:ascii="Century" w:hAnsi="Century" w:cs="Century"/>
                 <w:lang w:eastAsia="zh-CN"/>
+                <w:sz w:val="21"/>
+                <w:szCs w:val="21"/>
               </w:rPr>
             </w:pPr>
             <w:r>
               <w:rPr>
-                <w:rFonts w:eastAsia="DengXian" w:ascii="Arial" w:hAnsi="Arial"/>
-                <w:sz w:val="18"/>
+                <w:rFonts w:eastAsia="Century" w:ascii="Century" w:hAnsi="Century" w:cs="Century"/>
+                <w:sz w:val="21"/>
                 <w:lang w:eastAsia="zh-CN"/>
+                <w:szCs w:val="21"/>
               </w:rPr>
               <w:t>Represents a low security risk or deviation from security best practices with limited business impact.</w:t>
             </w:r>
@@ -5665,13 +6827,19 @@
             <w:pPr>
               <w:pStyle w:val="Compact"/>
               <w:spacing w:before="0" w:after="0" w:line="252" w:lineRule="auto"/>
+              <w:rPr>
+                <w:rFonts w:ascii="Century" w:hAnsi="Century" w:eastAsia="Century" w:cs="Century"/>
+                <w:sz w:val="21"/>
+                <w:szCs w:val="21"/>
+              </w:rPr>
             </w:pPr>
             <w:r>
               <w:rPr>
-                <w:rFonts w:ascii="Arial" w:hAnsi="Arial"/>
+                <w:rFonts w:ascii="Century" w:hAnsi="Century" w:eastAsia="Century" w:cs="Century"/>
                 <w:b/>
                 <w:color w:val="1F4E79"/>
-                <w:sz w:val="18"/>
+                <w:sz w:val="21"/>
+                <w:szCs w:val="21"/>
               </w:rPr>
               <w:t>Informational</w:t>
             </w:r>
@@ -5693,15 +6861,18 @@
               <w:pStyle w:val="Compact"/>
               <w:spacing w:before="0" w:after="0" w:line="252" w:lineRule="auto"/>
               <w:rPr>
-                <w:rFonts w:eastAsia="DengXian"/>
+                <w:rFonts w:eastAsia="Century" w:ascii="Century" w:hAnsi="Century" w:cs="Century"/>
                 <w:lang w:eastAsia="zh-CN"/>
+                <w:sz w:val="21"/>
+                <w:szCs w:val="21"/>
               </w:rPr>
             </w:pPr>
             <w:r>
               <w:rPr>
-                <w:rFonts w:eastAsia="DengXian" w:ascii="Arial" w:hAnsi="Arial"/>
-                <w:sz w:val="18"/>
+                <w:rFonts w:eastAsia="Century" w:ascii="Century" w:hAnsi="Century" w:cs="Century"/>
+                <w:sz w:val="21"/>
                 <w:lang w:eastAsia="zh-CN"/>
+                <w:szCs w:val="21"/>
               </w:rPr>
               <w:t>Represents informational observations intended to improve cloud security posture and operational visibility.</w:t>
             </w:r>
@@ -5709,21 +6880,35 @@
         </w:tc>
       </w:tr>
     </w:tbl>
-    <w:p/>
+    <w:p>
+      <w:pPr>
+        <w:rPr>
+          <w:rFonts w:ascii="Century" w:hAnsi="Century" w:eastAsia="Century" w:cs="Century"/>
+          <w:sz w:val="21"/>
+          <w:szCs w:val="21"/>
+        </w:rPr>
+      </w:pPr>
+    </w:p>
     <w:p>
       <w:pPr>
         <w:pStyle w:val="1"/>
         <w:spacing w:before="160" w:after="100" w:line="252" w:lineRule="auto"/>
+        <w:rPr>
+          <w:rFonts w:ascii="Century" w:hAnsi="Century" w:eastAsia="Century" w:cs="Century"/>
+          <w:sz w:val="36"/>
+          <w:szCs w:val="36"/>
+        </w:rPr>
       </w:pPr>
       <w:bookmarkStart w:id="74" w:name="appendix-c.-disclaimer"/>
       <w:bookmarkStart w:id="75" w:name="_Toc232007671"/>
       <w:bookmarkEnd w:id="72"/>
       <w:r>
         <w:rPr>
-          <w:rFonts w:ascii="Arial" w:hAnsi="Arial" w:eastAsia="PingFang SC"/>
+          <w:rFonts w:ascii="Century" w:hAnsi="Century" w:eastAsia="Century" w:cs="Century"/>
           <w:b/>
           <w:color w:val="0F4C5C"/>
-          <w:sz w:val="40"/>
+          <w:sz w:val="36"/>
+          <w:szCs w:val="36"/>
         </w:rPr>
         <w:t>Appendix C. Disclaimer</w:t>
       </w:r>
@@ -5732,8 +6917,18 @@
     <w:p>
       <w:pPr>
         <w:pStyle w:val="FirstParagraph"/>
+        <w:rPr>
+          <w:rFonts w:ascii="Century" w:hAnsi="Century" w:eastAsia="Century" w:cs="Century"/>
+          <w:sz w:val="21"/>
+          <w:szCs w:val="21"/>
+        </w:rPr>
       </w:pPr>
       <w:r>
+        <w:rPr>
+          <w:rFonts w:ascii="Century" w:hAnsi="Century" w:eastAsia="Century" w:cs="Century"/>
+          <w:sz w:val="21"/>
+          <w:szCs w:val="21"/>
+        </w:rPr>
         <w:t>This report represents the cloud security posture at the time of assessment.</w:t>
       </w:r>
       <w:bookmarkEnd w:id="74"/>
@@ -6848,9 +8043,9 @@
   <w:docDefaults>
     <w:rPrDefault>
       <w:rPr>
-        <w:rFonts w:asciiTheme="minorHAnsi" w:eastAsiaTheme="minorEastAsia" w:hAnsiTheme="minorHAnsi" w:cstheme="minorBidi"/>
-        <w:sz w:val="24"/>
-        <w:szCs w:val="24"/>
+        <w:rFonts w:ascii="Century" w:hAnsi="Century" w:eastAsia="Century" w:cs="Century"/>
+        <w:sz w:val="21"/>
+        <w:szCs w:val="21"/>
         <w:lang w:val="en-US" w:eastAsia="en-US" w:bidi="ar-SA"/>
       </w:rPr>
     </w:rPrDefault>
@@ -7116,8 +8311,9 @@
       <w:spacing w:after="80"/>
     </w:pPr>
     <w:rPr>
-      <w:rFonts w:ascii="Arial" w:hAnsi="Arial" w:eastAsia="PingFang SC"/>
+      <w:rFonts w:ascii="Century" w:hAnsi="Century" w:eastAsia="Century" w:cs="Century"/>
       <w:sz w:val="21"/>
+      <w:szCs w:val="21"/>
     </w:rPr>
   </w:style>
   <w:style w:type="paragraph" w:styleId="1">
@@ -7135,11 +8331,11 @@
       <w:outlineLvl w:val="0"/>
     </w:pPr>
     <w:rPr>
-      <w:rFonts w:asciiTheme="majorHAnsi" w:eastAsiaTheme="majorEastAsia" w:hAnsiTheme="majorHAnsi" w:cstheme="majorBidi" w:ascii="Arial" w:hAnsi="Arial" w:eastAsia="PingFang SC"/>
+      <w:rFonts w:ascii="Century" w:hAnsi="Century" w:eastAsia="Century" w:cs="Century"/>
       <w:b/>
       <w:color w:val="0F4C5C"/>
-      <w:sz w:val="40"/>
-      <w:szCs w:val="40"/>
+      <w:sz w:val="21"/>
+      <w:szCs w:val="21"/>
     </w:rPr>
   </w:style>
   <w:style w:type="paragraph" w:styleId="2">
@@ -7159,11 +8355,11 @@
       <w:outlineLvl w:val="1"/>
     </w:pPr>
     <w:rPr>
-      <w:rFonts w:asciiTheme="majorHAnsi" w:eastAsiaTheme="majorEastAsia" w:hAnsiTheme="majorHAnsi" w:cstheme="majorBidi" w:ascii="Arial" w:hAnsi="Arial" w:eastAsia="PingFang SC"/>
+      <w:rFonts w:ascii="Century" w:hAnsi="Century" w:eastAsia="Century" w:cs="Century"/>
       <w:b/>
       <w:color w:val="0F4C5C"/>
-      <w:sz w:val="30"/>
-      <w:szCs w:val="32"/>
+      <w:sz w:val="21"/>
+      <w:szCs w:val="21"/>
     </w:rPr>
   </w:style>
   <w:style w:type="paragraph" w:styleId="3">
@@ -7183,11 +8379,11 @@
       <w:outlineLvl w:val="2"/>
     </w:pPr>
     <w:rPr>
-      <w:rFonts w:eastAsiaTheme="majorEastAsia" w:cstheme="majorBidi" w:ascii="Arial" w:hAnsi="Arial" w:eastAsia="PingFang SC"/>
+      <w:rFonts w:ascii="Century" w:hAnsi="Century" w:eastAsia="Century" w:cs="Century"/>
       <w:b/>
       <w:color w:val="0F4C5C"/>
-      <w:sz w:val="24"/>
-      <w:szCs w:val="28"/>
+      <w:sz w:val="21"/>
+      <w:szCs w:val="21"/>
     </w:rPr>
   </w:style>
   <w:style w:type="paragraph" w:styleId="4">
@@ -7207,10 +8403,12 @@
       <w:outlineLvl w:val="3"/>
     </w:pPr>
     <w:rPr>
-      <w:rFonts w:eastAsiaTheme="majorEastAsia" w:cstheme="majorBidi"/>
+      <w:rFonts w:ascii="Century" w:hAnsi="Century" w:eastAsia="Century" w:cs="Century"/>
       <w:i/>
       <w:iCs/>
       <w:color w:val="0F4761" w:themeColor="accent1" w:themeShade="BF"/>
+      <w:sz w:val="21"/>
+      <w:szCs w:val="21"/>
     </w:rPr>
   </w:style>
   <w:style w:type="paragraph" w:styleId="5">
@@ -7230,8 +8428,10 @@
       <w:outlineLvl w:val="4"/>
     </w:pPr>
     <w:rPr>
-      <w:rFonts w:eastAsiaTheme="majorEastAsia" w:cstheme="majorBidi"/>
+      <w:rFonts w:ascii="Century" w:hAnsi="Century" w:eastAsia="Century" w:cs="Century"/>
       <w:color w:val="0F4761" w:themeColor="accent1" w:themeShade="BF"/>
+      <w:sz w:val="21"/>
+      <w:szCs w:val="21"/>
     </w:rPr>
   </w:style>
   <w:style w:type="paragraph" w:styleId="6">
@@ -7251,10 +8451,12 @@
       <w:outlineLvl w:val="5"/>
     </w:pPr>
     <w:rPr>
-      <w:rFonts w:eastAsiaTheme="majorEastAsia" w:cstheme="majorBidi"/>
+      <w:rFonts w:ascii="Century" w:hAnsi="Century" w:eastAsia="Century" w:cs="Century"/>
       <w:i/>
       <w:iCs/>
       <w:color w:val="595959" w:themeColor="text1" w:themeTint="A6"/>
+      <w:sz w:val="21"/>
+      <w:szCs w:val="21"/>
     </w:rPr>
   </w:style>
   <w:style w:type="paragraph" w:styleId="7">
@@ -7274,8 +8476,10 @@
       <w:outlineLvl w:val="6"/>
     </w:pPr>
     <w:rPr>
-      <w:rFonts w:eastAsiaTheme="majorEastAsia" w:cstheme="majorBidi"/>
+      <w:rFonts w:ascii="Century" w:hAnsi="Century" w:eastAsia="Century" w:cs="Century"/>
       <w:color w:val="595959" w:themeColor="text1" w:themeTint="A6"/>
+      <w:sz w:val="21"/>
+      <w:szCs w:val="21"/>
     </w:rPr>
   </w:style>
   <w:style w:type="paragraph" w:styleId="8">
@@ -7295,10 +8499,12 @@
       <w:outlineLvl w:val="7"/>
     </w:pPr>
     <w:rPr>
-      <w:rFonts w:eastAsiaTheme="majorEastAsia" w:cstheme="majorBidi"/>
+      <w:rFonts w:ascii="Century" w:hAnsi="Century" w:eastAsia="Century" w:cs="Century"/>
       <w:i/>
       <w:iCs/>
       <w:color w:val="272727" w:themeColor="text1" w:themeTint="D8"/>
+      <w:sz w:val="21"/>
+      <w:szCs w:val="21"/>
     </w:rPr>
   </w:style>
   <w:style w:type="paragraph" w:styleId="9">
@@ -7318,8 +8524,10 @@
       <w:outlineLvl w:val="8"/>
     </w:pPr>
     <w:rPr>
-      <w:rFonts w:eastAsiaTheme="majorEastAsia" w:cstheme="majorBidi"/>
+      <w:rFonts w:ascii="Century" w:hAnsi="Century" w:eastAsia="Century" w:cs="Century"/>
       <w:color w:val="272727" w:themeColor="text1" w:themeTint="D8"/>
+      <w:sz w:val="21"/>
+      <w:szCs w:val="21"/>
     </w:rPr>
   </w:style>
   <w:style w:type="character" w:default="1" w:styleId="a1">
@@ -7385,11 +8593,11 @@
       <w:jc w:val="center"/>
     </w:pPr>
     <w:rPr>
-      <w:rFonts w:asciiTheme="majorHAnsi" w:eastAsiaTheme="majorEastAsia" w:hAnsiTheme="majorHAnsi" w:cstheme="majorBidi"/>
+      <w:rFonts w:ascii="Century" w:hAnsi="Century" w:eastAsia="Century" w:cs="Century"/>
       <w:spacing w:val="-10"/>
       <w:kern w:val="28"/>
-      <w:sz w:val="56"/>
-      <w:szCs w:val="56"/>
+      <w:sz w:val="21"/>
+      <w:szCs w:val="21"/>
     </w:rPr>
   </w:style>
   <w:style w:type="character" w:customStyle="1" w:styleId="a5">
@@ -7399,11 +8607,11 @@
     <w:uiPriority w:val="10"/>
     <w:rsid w:val="00A10FD9"/>
     <w:rPr>
-      <w:rFonts w:asciiTheme="majorHAnsi" w:eastAsiaTheme="majorEastAsia" w:hAnsiTheme="majorHAnsi" w:cstheme="majorBidi"/>
+      <w:rFonts w:ascii="Century" w:hAnsi="Century" w:eastAsia="Century" w:cs="Century"/>
       <w:spacing w:val="-10"/>
       <w:kern w:val="28"/>
-      <w:sz w:val="56"/>
-      <w:szCs w:val="56"/>
+      <w:sz w:val="21"/>
+      <w:szCs w:val="21"/>
     </w:rPr>
   </w:style>
   <w:style w:type="paragraph" w:styleId="a6">
@@ -7420,9 +8628,10 @@
       </w:numPr>
     </w:pPr>
     <w:rPr>
+      <w:rFonts w:ascii="Century" w:hAnsi="Century" w:eastAsia="Century" w:cs="Century"/>
       <w:spacing w:val="15"/>
-      <w:sz w:val="28"/>
-      <w:szCs w:val="28"/>
+      <w:sz w:val="21"/>
+      <w:szCs w:val="21"/>
     </w:rPr>
   </w:style>
   <w:style w:type="character" w:customStyle="1" w:styleId="a7">
@@ -7432,11 +8641,11 @@
     <w:uiPriority w:val="11"/>
     <w:rsid w:val="00A10FD9"/>
     <w:rPr>
-      <w:rFonts w:eastAsiaTheme="majorEastAsia" w:cstheme="majorBidi"/>
+      <w:rFonts w:ascii="Century" w:hAnsi="Century" w:eastAsia="Century" w:cs="Century"/>
       <w:color w:val="595959" w:themeColor="text1" w:themeTint="A6"/>
       <w:spacing w:val="15"/>
-      <w:sz w:val="28"/>
-      <w:szCs w:val="28"/>
+      <w:sz w:val="21"/>
+      <w:szCs w:val="21"/>
     </w:rPr>
   </w:style>
   <w:style w:type="paragraph" w:customStyle="1" w:styleId="Author">
@@ -7471,9 +8680,10 @@
       <w:jc w:val="center"/>
     </w:pPr>
     <w:rPr>
+      <w:rFonts w:ascii="Century" w:hAnsi="Century" w:eastAsia="Century" w:cs="Century"/>
       <w:b/>
-      <w:sz w:val="20"/>
-      <w:szCs w:val="20"/>
+      <w:sz w:val="21"/>
+      <w:szCs w:val="21"/>
     </w:rPr>
   </w:style>
   <w:style w:type="paragraph" w:customStyle="1" w:styleId="Abstract">
@@ -7487,8 +8697,9 @@
       <w:spacing w:before="100" w:after="300"/>
     </w:pPr>
     <w:rPr>
-      <w:sz w:val="20"/>
-      <w:szCs w:val="20"/>
+      <w:rFonts w:ascii="Century" w:hAnsi="Century" w:eastAsia="Century" w:cs="Century"/>
+      <w:sz w:val="21"/>
+      <w:szCs w:val="21"/>
     </w:rPr>
   </w:style>
   <w:style w:type="paragraph" w:styleId="a9">
@@ -7503,10 +8714,10 @@
     <w:uiPriority w:val="9"/>
     <w:rsid w:val="00A10FD9"/>
     <w:rPr>
-      <w:rFonts w:asciiTheme="majorHAnsi" w:eastAsiaTheme="majorEastAsia" w:hAnsiTheme="majorHAnsi" w:cstheme="majorBidi"/>
+      <w:rFonts w:ascii="Century" w:hAnsi="Century" w:eastAsia="Century" w:cs="Century"/>
       <w:color w:val="0F4761" w:themeColor="accent1" w:themeShade="BF"/>
-      <w:sz w:val="40"/>
-      <w:szCs w:val="40"/>
+      <w:sz w:val="21"/>
+      <w:szCs w:val="21"/>
     </w:rPr>
   </w:style>
   <w:style w:type="character" w:customStyle="1" w:styleId="20">
@@ -7517,10 +8728,10 @@
     <w:semiHidden/>
     <w:rsid w:val="00A10FD9"/>
     <w:rPr>
-      <w:rFonts w:asciiTheme="majorHAnsi" w:eastAsiaTheme="majorEastAsia" w:hAnsiTheme="majorHAnsi" w:cstheme="majorBidi"/>
+      <w:rFonts w:ascii="Century" w:hAnsi="Century" w:eastAsia="Century" w:cs="Century"/>
       <w:color w:val="0F4761" w:themeColor="accent1" w:themeShade="BF"/>
-      <w:sz w:val="32"/>
-      <w:szCs w:val="32"/>
+      <w:sz w:val="21"/>
+      <w:szCs w:val="21"/>
     </w:rPr>
   </w:style>
   <w:style w:type="character" w:customStyle="1" w:styleId="30">
@@ -7531,10 +8742,10 @@
     <w:semiHidden/>
     <w:rsid w:val="00A10FD9"/>
     <w:rPr>
-      <w:rFonts w:eastAsiaTheme="majorEastAsia" w:cstheme="majorBidi"/>
+      <w:rFonts w:ascii="Century" w:hAnsi="Century" w:eastAsia="Century" w:cs="Century"/>
       <w:color w:val="0F4761" w:themeColor="accent1" w:themeShade="BF"/>
-      <w:sz w:val="28"/>
-      <w:szCs w:val="28"/>
+      <w:sz w:val="21"/>
+      <w:szCs w:val="21"/>
     </w:rPr>
   </w:style>
   <w:style w:type="character" w:customStyle="1" w:styleId="40">
@@ -7545,10 +8756,12 @@
     <w:semiHidden/>
     <w:rsid w:val="00A10FD9"/>
     <w:rPr>
-      <w:rFonts w:eastAsiaTheme="majorEastAsia" w:cstheme="majorBidi"/>
+      <w:rFonts w:ascii="Century" w:hAnsi="Century" w:eastAsia="Century" w:cs="Century"/>
       <w:i/>
       <w:iCs/>
       <w:color w:val="0F4761" w:themeColor="accent1" w:themeShade="BF"/>
+      <w:sz w:val="21"/>
+      <w:szCs w:val="21"/>
     </w:rPr>
   </w:style>
   <w:style w:type="character" w:customStyle="1" w:styleId="50">
@@ -7559,8 +8772,10 @@
     <w:semiHidden/>
     <w:rsid w:val="00A10FD9"/>
     <w:rPr>
-      <w:rFonts w:eastAsiaTheme="majorEastAsia" w:cstheme="majorBidi"/>
+      <w:rFonts w:ascii="Century" w:hAnsi="Century" w:eastAsia="Century" w:cs="Century"/>
       <w:color w:val="0F4761" w:themeColor="accent1" w:themeShade="BF"/>
+      <w:sz w:val="21"/>
+      <w:szCs w:val="21"/>
     </w:rPr>
   </w:style>
   <w:style w:type="character" w:customStyle="1" w:styleId="60">
@@ -7571,10 +8786,12 @@
     <w:semiHidden/>
     <w:rsid w:val="00A10FD9"/>
     <w:rPr>
-      <w:rFonts w:eastAsiaTheme="majorEastAsia" w:cstheme="majorBidi"/>
+      <w:rFonts w:ascii="Century" w:hAnsi="Century" w:eastAsia="Century" w:cs="Century"/>
       <w:i/>
       <w:iCs/>
       <w:color w:val="595959" w:themeColor="text1" w:themeTint="A6"/>
+      <w:sz w:val="21"/>
+      <w:szCs w:val="21"/>
     </w:rPr>
   </w:style>
   <w:style w:type="character" w:customStyle="1" w:styleId="70">
@@ -7585,8 +8802,10 @@
     <w:semiHidden/>
     <w:rsid w:val="00A10FD9"/>
     <w:rPr>
-      <w:rFonts w:eastAsiaTheme="majorEastAsia" w:cstheme="majorBidi"/>
+      <w:rFonts w:ascii="Century" w:hAnsi="Century" w:eastAsia="Century" w:cs="Century"/>
       <w:color w:val="595959" w:themeColor="text1" w:themeTint="A6"/>
+      <w:sz w:val="21"/>
+      <w:szCs w:val="21"/>
     </w:rPr>
   </w:style>
   <w:style w:type="character" w:customStyle="1" w:styleId="80">
@@ -7597,10 +8816,12 @@
     <w:semiHidden/>
     <w:rsid w:val="00A10FD9"/>
     <w:rPr>
-      <w:rFonts w:eastAsiaTheme="majorEastAsia" w:cstheme="majorBidi"/>
+      <w:rFonts w:ascii="Century" w:hAnsi="Century" w:eastAsia="Century" w:cs="Century"/>
       <w:i/>
       <w:iCs/>
       <w:color w:val="272727" w:themeColor="text1" w:themeTint="D8"/>
+      <w:sz w:val="21"/>
+      <w:szCs w:val="21"/>
     </w:rPr>
   </w:style>
   <w:style w:type="character" w:customStyle="1" w:styleId="90">
@@ -7611,8 +8832,10 @@
     <w:semiHidden/>
     <w:rsid w:val="00A10FD9"/>
     <w:rPr>
-      <w:rFonts w:eastAsiaTheme="majorEastAsia" w:cstheme="majorBidi"/>
+      <w:rFonts w:ascii="Century" w:hAnsi="Century" w:eastAsia="Century" w:cs="Century"/>
       <w:color w:val="272727" w:themeColor="text1" w:themeTint="D8"/>
+      <w:sz w:val="21"/>
+      <w:szCs w:val="21"/>
     </w:rPr>
   </w:style>
   <w:style w:type="paragraph" w:styleId="aa">
@@ -7685,7 +8908,10 @@
       <w:spacing w:after="0"/>
     </w:pPr>
     <w:rPr>
+      <w:rFonts w:ascii="Century" w:hAnsi="Century" w:eastAsia="Century" w:cs="Century"/>
       <w:b/>
+      <w:sz w:val="21"/>
+      <w:szCs w:val="21"/>
     </w:rPr>
   </w:style>
   <w:style w:type="paragraph" w:customStyle="1" w:styleId="Definition">
@@ -7700,7 +8926,10 @@
       <w:spacing w:after="120"/>
     </w:pPr>
     <w:rPr>
+      <w:rFonts w:ascii="Century" w:hAnsi="Century" w:eastAsia="Century" w:cs="Century"/>
       <w:i/>
+      <w:sz w:val="21"/>
+      <w:szCs w:val="21"/>
     </w:rPr>
   </w:style>
   <w:style w:type="paragraph" w:customStyle="1" w:styleId="TableCaption">
@@ -7735,8 +8964,9 @@
     <w:basedOn w:val="ad"/>
     <w:link w:val="SourceCode"/>
     <w:rPr>
-      <w:rFonts w:ascii="Consolas" w:hAnsi="Consolas"/>
-      <w:sz w:val="22"/>
+      <w:rFonts w:ascii="Century" w:hAnsi="Century" w:eastAsia="Century" w:cs="Century"/>
+      <w:sz w:val="21"/>
+      <w:szCs w:val="21"/>
     </w:rPr>
   </w:style>
   <w:style w:type="character" w:customStyle="1" w:styleId="SectionNumber">
@@ -7747,7 +8977,10 @@
     <w:name w:val="footnote reference"/>
     <w:basedOn w:val="ad"/>
     <w:rPr>
+      <w:rFonts w:ascii="Century" w:hAnsi="Century" w:eastAsia="Century" w:cs="Century"/>
       <w:vertAlign w:val="superscript"/>
+      <w:sz w:val="21"/>
+      <w:szCs w:val="21"/>
     </w:rPr>
   </w:style>
   <w:style w:type="character" w:styleId="af">
@@ -7755,7 +8988,10 @@
     <w:basedOn w:val="ad"/>
     <w:uiPriority w:val="99"/>
     <w:rPr>
+      <w:rFonts w:ascii="Century" w:hAnsi="Century" w:eastAsia="Century" w:cs="Century"/>
       <w:color w:val="156082" w:themeColor="accent1"/>
+      <w:sz w:val="21"/>
+      <w:szCs w:val="21"/>
     </w:rPr>
   </w:style>
   <w:style w:type="paragraph" w:styleId="TOC">
@@ -7782,291 +9018,322 @@
     <w:name w:val="KeywordTok"/>
     <w:basedOn w:val="VerbatimChar"/>
     <w:rPr>
-      <w:rFonts w:ascii="Consolas" w:hAnsi="Consolas"/>
+      <w:rFonts w:ascii="Century" w:hAnsi="Century" w:eastAsia="Century" w:cs="Century"/>
       <w:b/>
       <w:color w:val="007020"/>
-      <w:sz w:val="22"/>
+      <w:sz w:val="21"/>
+      <w:szCs w:val="21"/>
     </w:rPr>
   </w:style>
   <w:style w:type="character" w:customStyle="1" w:styleId="DataTypeTok">
     <w:name w:val="DataTypeTok"/>
     <w:basedOn w:val="VerbatimChar"/>
     <w:rPr>
-      <w:rFonts w:ascii="Consolas" w:hAnsi="Consolas"/>
+      <w:rFonts w:ascii="Century" w:hAnsi="Century" w:eastAsia="Century" w:cs="Century"/>
       <w:color w:val="902000"/>
-      <w:sz w:val="22"/>
+      <w:sz w:val="21"/>
+      <w:szCs w:val="21"/>
     </w:rPr>
   </w:style>
   <w:style w:type="character" w:customStyle="1" w:styleId="DecValTok">
     <w:name w:val="DecValTok"/>
     <w:basedOn w:val="VerbatimChar"/>
     <w:rPr>
-      <w:rFonts w:ascii="Consolas" w:hAnsi="Consolas"/>
+      <w:rFonts w:ascii="Century" w:hAnsi="Century" w:eastAsia="Century" w:cs="Century"/>
       <w:color w:val="40A070"/>
-      <w:sz w:val="22"/>
+      <w:sz w:val="21"/>
+      <w:szCs w:val="21"/>
     </w:rPr>
   </w:style>
   <w:style w:type="character" w:customStyle="1" w:styleId="BaseNTok">
     <w:name w:val="BaseNTok"/>
     <w:basedOn w:val="VerbatimChar"/>
     <w:rPr>
-      <w:rFonts w:ascii="Consolas" w:hAnsi="Consolas"/>
+      <w:rFonts w:ascii="Century" w:hAnsi="Century" w:eastAsia="Century" w:cs="Century"/>
       <w:color w:val="40A070"/>
-      <w:sz w:val="22"/>
+      <w:sz w:val="21"/>
+      <w:szCs w:val="21"/>
     </w:rPr>
   </w:style>
   <w:style w:type="character" w:customStyle="1" w:styleId="FloatTok">
     <w:name w:val="FloatTok"/>
     <w:basedOn w:val="VerbatimChar"/>
     <w:rPr>
-      <w:rFonts w:ascii="Consolas" w:hAnsi="Consolas"/>
+      <w:rFonts w:ascii="Century" w:hAnsi="Century" w:eastAsia="Century" w:cs="Century"/>
       <w:color w:val="40A070"/>
-      <w:sz w:val="22"/>
+      <w:sz w:val="21"/>
+      <w:szCs w:val="21"/>
     </w:rPr>
   </w:style>
   <w:style w:type="character" w:customStyle="1" w:styleId="ConstantTok">
     <w:name w:val="ConstantTok"/>
     <w:basedOn w:val="VerbatimChar"/>
     <w:rPr>
-      <w:rFonts w:ascii="Consolas" w:hAnsi="Consolas"/>
+      <w:rFonts w:ascii="Century" w:hAnsi="Century" w:eastAsia="Century" w:cs="Century"/>
       <w:color w:val="880000"/>
-      <w:sz w:val="22"/>
+      <w:sz w:val="21"/>
+      <w:szCs w:val="21"/>
     </w:rPr>
   </w:style>
   <w:style w:type="character" w:customStyle="1" w:styleId="CharTok">
     <w:name w:val="CharTok"/>
     <w:basedOn w:val="VerbatimChar"/>
     <w:rPr>
-      <w:rFonts w:ascii="Consolas" w:hAnsi="Consolas"/>
+      <w:rFonts w:ascii="Century" w:hAnsi="Century" w:eastAsia="Century" w:cs="Century"/>
       <w:color w:val="4070A0"/>
-      <w:sz w:val="22"/>
+      <w:sz w:val="21"/>
+      <w:szCs w:val="21"/>
     </w:rPr>
   </w:style>
   <w:style w:type="character" w:customStyle="1" w:styleId="SpecialCharTok">
     <w:name w:val="SpecialCharTok"/>
     <w:basedOn w:val="VerbatimChar"/>
     <w:rPr>
-      <w:rFonts w:ascii="Consolas" w:hAnsi="Consolas"/>
+      <w:rFonts w:ascii="Century" w:hAnsi="Century" w:eastAsia="Century" w:cs="Century"/>
       <w:color w:val="4070A0"/>
-      <w:sz w:val="22"/>
+      <w:sz w:val="21"/>
+      <w:szCs w:val="21"/>
     </w:rPr>
   </w:style>
   <w:style w:type="character" w:customStyle="1" w:styleId="StringTok">
     <w:name w:val="StringTok"/>
     <w:basedOn w:val="VerbatimChar"/>
     <w:rPr>
-      <w:rFonts w:ascii="Consolas" w:hAnsi="Consolas"/>
+      <w:rFonts w:ascii="Century" w:hAnsi="Century" w:eastAsia="Century" w:cs="Century"/>
       <w:color w:val="4070A0"/>
-      <w:sz w:val="22"/>
+      <w:sz w:val="21"/>
+      <w:szCs w:val="21"/>
     </w:rPr>
   </w:style>
   <w:style w:type="character" w:customStyle="1" w:styleId="VerbatimStringTok">
     <w:name w:val="VerbatimStringTok"/>
     <w:basedOn w:val="VerbatimChar"/>
     <w:rPr>
-      <w:rFonts w:ascii="Consolas" w:hAnsi="Consolas"/>
+      <w:rFonts w:ascii="Century" w:hAnsi="Century" w:eastAsia="Century" w:cs="Century"/>
       <w:color w:val="4070A0"/>
-      <w:sz w:val="22"/>
+      <w:sz w:val="21"/>
+      <w:szCs w:val="21"/>
     </w:rPr>
   </w:style>
   <w:style w:type="character" w:customStyle="1" w:styleId="SpecialStringTok">
     <w:name w:val="SpecialStringTok"/>
     <w:basedOn w:val="VerbatimChar"/>
     <w:rPr>
-      <w:rFonts w:ascii="Consolas" w:hAnsi="Consolas"/>
+      <w:rFonts w:ascii="Century" w:hAnsi="Century" w:eastAsia="Century" w:cs="Century"/>
       <w:color w:val="BB6688"/>
-      <w:sz w:val="22"/>
+      <w:sz w:val="21"/>
+      <w:szCs w:val="21"/>
     </w:rPr>
   </w:style>
   <w:style w:type="character" w:customStyle="1" w:styleId="ImportTok">
     <w:name w:val="ImportTok"/>
     <w:basedOn w:val="VerbatimChar"/>
     <w:rPr>
-      <w:rFonts w:ascii="Consolas" w:hAnsi="Consolas"/>
+      <w:rFonts w:ascii="Century" w:hAnsi="Century" w:eastAsia="Century" w:cs="Century"/>
       <w:b/>
       <w:color w:val="008000"/>
-      <w:sz w:val="22"/>
+      <w:sz w:val="21"/>
+      <w:szCs w:val="21"/>
     </w:rPr>
   </w:style>
   <w:style w:type="character" w:customStyle="1" w:styleId="CommentTok">
     <w:name w:val="CommentTok"/>
     <w:basedOn w:val="VerbatimChar"/>
     <w:rPr>
-      <w:rFonts w:ascii="Consolas" w:hAnsi="Consolas"/>
+      <w:rFonts w:ascii="Century" w:hAnsi="Century" w:eastAsia="Century" w:cs="Century"/>
       <w:i/>
       <w:color w:val="60A0B0"/>
-      <w:sz w:val="22"/>
+      <w:sz w:val="21"/>
+      <w:szCs w:val="21"/>
     </w:rPr>
   </w:style>
   <w:style w:type="character" w:customStyle="1" w:styleId="DocumentationTok">
     <w:name w:val="DocumentationTok"/>
     <w:basedOn w:val="VerbatimChar"/>
     <w:rPr>
-      <w:rFonts w:ascii="Consolas" w:hAnsi="Consolas"/>
+      <w:rFonts w:ascii="Century" w:hAnsi="Century" w:eastAsia="Century" w:cs="Century"/>
       <w:i/>
       <w:color w:val="BA2121"/>
-      <w:sz w:val="22"/>
+      <w:sz w:val="21"/>
+      <w:szCs w:val="21"/>
     </w:rPr>
   </w:style>
   <w:style w:type="character" w:customStyle="1" w:styleId="AnnotationTok">
     <w:name w:val="AnnotationTok"/>
     <w:basedOn w:val="VerbatimChar"/>
     <w:rPr>
-      <w:rFonts w:ascii="Consolas" w:hAnsi="Consolas"/>
+      <w:rFonts w:ascii="Century" w:hAnsi="Century" w:eastAsia="Century" w:cs="Century"/>
       <w:b/>
       <w:i/>
       <w:color w:val="60A0B0"/>
-      <w:sz w:val="22"/>
+      <w:sz w:val="21"/>
+      <w:szCs w:val="21"/>
     </w:rPr>
   </w:style>
   <w:style w:type="character" w:customStyle="1" w:styleId="CommentVarTok">
     <w:name w:val="CommentVarTok"/>
     <w:basedOn w:val="VerbatimChar"/>
     <w:rPr>
-      <w:rFonts w:ascii="Consolas" w:hAnsi="Consolas"/>
+      <w:rFonts w:ascii="Century" w:hAnsi="Century" w:eastAsia="Century" w:cs="Century"/>
       <w:b/>
       <w:i/>
       <w:color w:val="60A0B0"/>
-      <w:sz w:val="22"/>
+      <w:sz w:val="21"/>
+      <w:szCs w:val="21"/>
     </w:rPr>
   </w:style>
   <w:style w:type="character" w:customStyle="1" w:styleId="OtherTok">
     <w:name w:val="OtherTok"/>
     <w:basedOn w:val="VerbatimChar"/>
     <w:rPr>
-      <w:rFonts w:ascii="Consolas" w:hAnsi="Consolas"/>
+      <w:rFonts w:ascii="Century" w:hAnsi="Century" w:eastAsia="Century" w:cs="Century"/>
       <w:color w:val="007020"/>
-      <w:sz w:val="22"/>
+      <w:sz w:val="21"/>
+      <w:szCs w:val="21"/>
     </w:rPr>
   </w:style>
   <w:style w:type="character" w:customStyle="1" w:styleId="FunctionTok">
     <w:name w:val="FunctionTok"/>
     <w:basedOn w:val="VerbatimChar"/>
     <w:rPr>
-      <w:rFonts w:ascii="Consolas" w:hAnsi="Consolas"/>
+      <w:rFonts w:ascii="Century" w:hAnsi="Century" w:eastAsia="Century" w:cs="Century"/>
       <w:color w:val="06287E"/>
-      <w:sz w:val="22"/>
+      <w:sz w:val="21"/>
+      <w:szCs w:val="21"/>
     </w:rPr>
   </w:style>
   <w:style w:type="character" w:customStyle="1" w:styleId="VariableTok">
     <w:name w:val="VariableTok"/>
     <w:basedOn w:val="VerbatimChar"/>
     <w:rPr>
-      <w:rFonts w:ascii="Consolas" w:hAnsi="Consolas"/>
+      <w:rFonts w:ascii="Century" w:hAnsi="Century" w:eastAsia="Century" w:cs="Century"/>
       <w:color w:val="19177C"/>
-      <w:sz w:val="22"/>
+      <w:sz w:val="21"/>
+      <w:szCs w:val="21"/>
     </w:rPr>
   </w:style>
   <w:style w:type="character" w:customStyle="1" w:styleId="ControlFlowTok">
     <w:name w:val="ControlFlowTok"/>
     <w:basedOn w:val="VerbatimChar"/>
     <w:rPr>
-      <w:rFonts w:ascii="Consolas" w:hAnsi="Consolas"/>
+      <w:rFonts w:ascii="Century" w:hAnsi="Century" w:eastAsia="Century" w:cs="Century"/>
       <w:b/>
       <w:color w:val="007020"/>
-      <w:sz w:val="22"/>
+      <w:sz w:val="21"/>
+      <w:szCs w:val="21"/>
     </w:rPr>
   </w:style>
   <w:style w:type="character" w:customStyle="1" w:styleId="OperatorTok">
     <w:name w:val="OperatorTok"/>
     <w:basedOn w:val="VerbatimChar"/>
     <w:rPr>
-      <w:rFonts w:ascii="Consolas" w:hAnsi="Consolas"/>
+      <w:rFonts w:ascii="Century" w:hAnsi="Century" w:eastAsia="Century" w:cs="Century"/>
       <w:color w:val="666666"/>
-      <w:sz w:val="22"/>
+      <w:sz w:val="21"/>
+      <w:szCs w:val="21"/>
     </w:rPr>
   </w:style>
   <w:style w:type="character" w:customStyle="1" w:styleId="BuiltInTok">
     <w:name w:val="BuiltInTok"/>
     <w:basedOn w:val="VerbatimChar"/>
     <w:rPr>
-      <w:rFonts w:ascii="Consolas" w:hAnsi="Consolas"/>
+      <w:rFonts w:ascii="Century" w:hAnsi="Century" w:eastAsia="Century" w:cs="Century"/>
       <w:color w:val="008000"/>
-      <w:sz w:val="22"/>
+      <w:sz w:val="21"/>
+      <w:szCs w:val="21"/>
     </w:rPr>
   </w:style>
   <w:style w:type="character" w:customStyle="1" w:styleId="ExtensionTok">
     <w:name w:val="ExtensionTok"/>
     <w:basedOn w:val="VerbatimChar"/>
     <w:rPr>
-      <w:rFonts w:ascii="Consolas" w:hAnsi="Consolas"/>
-      <w:sz w:val="22"/>
+      <w:rFonts w:ascii="Century" w:hAnsi="Century" w:eastAsia="Century" w:cs="Century"/>
+      <w:sz w:val="21"/>
+      <w:szCs w:val="21"/>
     </w:rPr>
   </w:style>
   <w:style w:type="character" w:customStyle="1" w:styleId="PreprocessorTok">
     <w:name w:val="PreprocessorTok"/>
     <w:basedOn w:val="VerbatimChar"/>
     <w:rPr>
-      <w:rFonts w:ascii="Consolas" w:hAnsi="Consolas"/>
+      <w:rFonts w:ascii="Century" w:hAnsi="Century" w:eastAsia="Century" w:cs="Century"/>
       <w:color w:val="BC7A00"/>
-      <w:sz w:val="22"/>
+      <w:sz w:val="21"/>
+      <w:szCs w:val="21"/>
     </w:rPr>
   </w:style>
   <w:style w:type="character" w:customStyle="1" w:styleId="AttributeTok">
     <w:name w:val="AttributeTok"/>
     <w:basedOn w:val="VerbatimChar"/>
     <w:rPr>
-      <w:rFonts w:ascii="Consolas" w:hAnsi="Consolas"/>
+      <w:rFonts w:ascii="Century" w:hAnsi="Century" w:eastAsia="Century" w:cs="Century"/>
       <w:color w:val="7D9029"/>
-      <w:sz w:val="22"/>
+      <w:sz w:val="21"/>
+      <w:szCs w:val="21"/>
     </w:rPr>
   </w:style>
   <w:style w:type="character" w:customStyle="1" w:styleId="RegionMarkerTok">
     <w:name w:val="RegionMarkerTok"/>
     <w:basedOn w:val="VerbatimChar"/>
     <w:rPr>
-      <w:rFonts w:ascii="Consolas" w:hAnsi="Consolas"/>
-      <w:sz w:val="22"/>
+      <w:rFonts w:ascii="Century" w:hAnsi="Century" w:eastAsia="Century" w:cs="Century"/>
+      <w:sz w:val="21"/>
+      <w:szCs w:val="21"/>
     </w:rPr>
   </w:style>
   <w:style w:type="character" w:customStyle="1" w:styleId="InformationTok">
     <w:name w:val="InformationTok"/>
     <w:basedOn w:val="VerbatimChar"/>
     <w:rPr>
-      <w:rFonts w:ascii="Consolas" w:hAnsi="Consolas"/>
+      <w:rFonts w:ascii="Century" w:hAnsi="Century" w:eastAsia="Century" w:cs="Century"/>
       <w:b/>
       <w:i/>
       <w:color w:val="60A0B0"/>
-      <w:sz w:val="22"/>
+      <w:sz w:val="21"/>
+      <w:szCs w:val="21"/>
     </w:rPr>
   </w:style>
   <w:style w:type="character" w:customStyle="1" w:styleId="WarningTok">
     <w:name w:val="WarningTok"/>
     <w:basedOn w:val="VerbatimChar"/>
     <w:rPr>
-      <w:rFonts w:ascii="Consolas" w:hAnsi="Consolas"/>
+      <w:rFonts w:ascii="Century" w:hAnsi="Century" w:eastAsia="Century" w:cs="Century"/>
       <w:b/>
       <w:i/>
       <w:color w:val="60A0B0"/>
-      <w:sz w:val="22"/>
+      <w:sz w:val="21"/>
+      <w:szCs w:val="21"/>
     </w:rPr>
   </w:style>
   <w:style w:type="character" w:customStyle="1" w:styleId="AlertTok">
     <w:name w:val="AlertTok"/>
     <w:basedOn w:val="VerbatimChar"/>
     <w:rPr>
-      <w:rFonts w:ascii="Consolas" w:hAnsi="Consolas"/>
+      <w:rFonts w:ascii="Century" w:hAnsi="Century" w:eastAsia="Century" w:cs="Century"/>
       <w:b/>
       <w:color w:val="FF0000"/>
-      <w:sz w:val="22"/>
+      <w:sz w:val="21"/>
+      <w:szCs w:val="21"/>
     </w:rPr>
   </w:style>
   <w:style w:type="character" w:customStyle="1" w:styleId="ErrorTok">
     <w:name w:val="ErrorTok"/>
     <w:basedOn w:val="VerbatimChar"/>
     <w:rPr>
-      <w:rFonts w:ascii="Consolas" w:hAnsi="Consolas"/>
+      <w:rFonts w:ascii="Century" w:hAnsi="Century" w:eastAsia="Century" w:cs="Century"/>
       <w:b/>
       <w:color w:val="FF0000"/>
-      <w:sz w:val="22"/>
+      <w:sz w:val="21"/>
+      <w:szCs w:val="21"/>
     </w:rPr>
   </w:style>
   <w:style w:type="character" w:customStyle="1" w:styleId="NormalTok">
     <w:name w:val="NormalTok"/>
     <w:basedOn w:val="VerbatimChar"/>
     <w:rPr>
-      <w:rFonts w:ascii="Consolas" w:hAnsi="Consolas"/>
-      <w:sz w:val="22"/>
+      <w:rFonts w:ascii="Century" w:hAnsi="Century" w:eastAsia="Century" w:cs="Century"/>
+      <w:sz w:val="21"/>
+      <w:szCs w:val="21"/>
     </w:rPr>
   </w:style>
   <w:style w:type="paragraph" w:styleId="af0">
